--- a/V1_Complete/report/BCSE497J_Project_I_Report_Final.docx
+++ b/V1_Complete/report/BCSE497J_Project_I_Report_Final.docx
@@ -1691,6 +1691,27 @@
           <w:sz w:val="24"/>
           <w:szCs w:val="24"/>
         </w:rPr>
+        <w:t>Sendhil Kumar K S</w:t>
+      </w:r>
+    </w:p>
+    <w:p>
+      <w:pPr>
+        <w:spacing w:line="360" w:lineRule="auto"/>
+        <w:ind w:left="2880" w:leftChars="0" w:firstLine="720" w:firstLineChars="0"/>
+        <w:jc w:val="both"/>
+        <w:rPr>
+          <w:b/>
+          <w:sz w:val="24"/>
+          <w:szCs w:val="24"/>
+          <w:highlight w:val="yellow"/>
+        </w:rPr>
+      </w:pPr>
+      <w:r>
+        <w:rPr>
+          <w:b/>
+          <w:sz w:val="24"/>
+          <w:szCs w:val="24"/>
+        </w:rPr>
         <w:t>Head of the Department</w:t>
       </w:r>
     </w:p>
@@ -2064,1878 +2085,5475 @@
         <w:t>CONTENTS</w:t>
       </w:r>
     </w:p>
-    <w:p>
-      <w:pPr>
-        <w:keepNext w:val="0"/>
-        <w:pageBreakBefore w:val="0"/>
-        <w:widowControl/>
-        <w:tabs>
-          <w:tab w:pos="8712" w:val="right" w:leader="dot"/>
-        </w:tabs>
-        <w:spacing w:after="40" w:before="100" w:line="264" w:lineRule="auto"/>
-        <w:ind w:right="0"/>
-        <w:jc w:val="left"/>
-      </w:pPr>
-      <w:r>
-        <w:rPr>
-          <w:rFonts w:ascii="Times New Roman" w:hAnsi="Times New Roman" w:eastAsia="Times New Roman"/>
-          <w:b/>
-          <w:i w:val="0"/>
-          <w:sz w:val="22"/>
-        </w:rPr>
-        <w:t>List of Figures</w:t>
-        <w:tab/>
-        <w:t>vi</w:t>
-      </w:r>
-    </w:p>
-    <w:p>
-      <w:pPr>
-        <w:keepNext w:val="0"/>
-        <w:pageBreakBefore w:val="0"/>
-        <w:widowControl/>
-        <w:tabs>
-          <w:tab w:pos="8712" w:val="right" w:leader="dot"/>
-        </w:tabs>
-        <w:spacing w:after="40" w:before="100" w:line="264" w:lineRule="auto"/>
-        <w:ind w:right="0"/>
-        <w:jc w:val="left"/>
-      </w:pPr>
-      <w:r>
-        <w:rPr>
-          <w:rFonts w:ascii="Times New Roman" w:hAnsi="Times New Roman" w:eastAsia="Times New Roman"/>
-          <w:b/>
-          <w:i w:val="0"/>
-          <w:sz w:val="22"/>
-        </w:rPr>
-        <w:t>List of Tables</w:t>
-        <w:tab/>
-        <w:t>vii</w:t>
-      </w:r>
-    </w:p>
-    <w:p>
-      <w:pPr>
-        <w:keepNext w:val="0"/>
-        <w:pageBreakBefore w:val="0"/>
-        <w:widowControl/>
-        <w:tabs>
-          <w:tab w:pos="8712" w:val="right" w:leader="dot"/>
-        </w:tabs>
-        <w:spacing w:after="40" w:before="100" w:line="264" w:lineRule="auto"/>
-        <w:ind w:right="0"/>
-        <w:jc w:val="left"/>
-      </w:pPr>
-      <w:r>
-        <w:rPr>
-          <w:rFonts w:ascii="Times New Roman" w:hAnsi="Times New Roman" w:eastAsia="Times New Roman"/>
-          <w:b/>
-          <w:i w:val="0"/>
-          <w:sz w:val="22"/>
-        </w:rPr>
-        <w:t>List of Abbreviations</w:t>
-        <w:tab/>
-        <w:t>viii</w:t>
-      </w:r>
-    </w:p>
-    <w:p>
-      <w:pPr>
-        <w:keepNext w:val="0"/>
-        <w:pageBreakBefore w:val="0"/>
-        <w:widowControl/>
-        <w:tabs>
-          <w:tab w:pos="8712" w:val="right" w:leader="dot"/>
-        </w:tabs>
-        <w:spacing w:after="40" w:before="100" w:line="264" w:lineRule="auto"/>
-        <w:ind w:right="0"/>
-        <w:jc w:val="left"/>
-      </w:pPr>
-      <w:r>
-        <w:rPr>
-          <w:rFonts w:ascii="Times New Roman" w:hAnsi="Times New Roman" w:eastAsia="Times New Roman"/>
-          <w:b/>
-          <w:i w:val="0"/>
-          <w:sz w:val="22"/>
-        </w:rPr>
-        <w:t>Symbols and Notations</w:t>
-        <w:tab/>
-        <w:t>viii</w:t>
-      </w:r>
-    </w:p>
-    <w:p>
-      <w:pPr>
-        <w:keepNext w:val="0"/>
-        <w:pageBreakBefore w:val="0"/>
-        <w:widowControl/>
-        <w:tabs>
-          <w:tab w:pos="8712" w:val="right" w:leader="dot"/>
-        </w:tabs>
-        <w:spacing w:after="40" w:before="100" w:line="264" w:lineRule="auto"/>
-        <w:ind w:right="0"/>
-        <w:jc w:val="left"/>
-      </w:pPr>
-      <w:r>
-        <w:rPr>
-          <w:rFonts w:ascii="Times New Roman" w:hAnsi="Times New Roman" w:eastAsia="Times New Roman"/>
-          <w:b/>
-          <w:i w:val="0"/>
-          <w:sz w:val="22"/>
-        </w:rPr>
-        <w:t>ABSTRACT</w:t>
-        <w:tab/>
-        <w:t>ix</w:t>
-      </w:r>
-    </w:p>
-    <w:p>
-      <w:pPr>
-        <w:keepNext w:val="0"/>
-        <w:pageBreakBefore w:val="0"/>
-        <w:widowControl/>
-        <w:tabs>
-          <w:tab w:pos="8712" w:val="right" w:leader="dot"/>
-        </w:tabs>
-        <w:spacing w:after="40" w:before="100" w:line="264" w:lineRule="auto"/>
-        <w:ind w:right="0"/>
-        <w:jc w:val="left"/>
-      </w:pPr>
-      <w:r>
-        <w:rPr>
-          <w:rFonts w:ascii="Times New Roman" w:hAnsi="Times New Roman" w:eastAsia="Times New Roman"/>
-          <w:b/>
-          <w:i w:val="0"/>
-          <w:sz w:val="22"/>
-        </w:rPr>
-        <w:t>CHAPTER 1 INTRODUCTION</w:t>
-        <w:tab/>
-        <w:t>1</w:t>
-      </w:r>
-    </w:p>
-    <w:p>
-      <w:pPr>
-        <w:keepNext w:val="0"/>
-        <w:pageBreakBefore w:val="0"/>
-        <w:widowControl/>
-        <w:tabs>
-          <w:tab w:pos="8712" w:val="right" w:leader="dot"/>
-        </w:tabs>
-        <w:spacing w:after="40" w:before="0" w:line="264" w:lineRule="auto"/>
-        <w:ind w:left="461" w:right="0"/>
-        <w:jc w:val="left"/>
-      </w:pPr>
-      <w:r>
-        <w:rPr>
-          <w:rFonts w:ascii="Times New Roman" w:hAnsi="Times New Roman" w:eastAsia="Times New Roman"/>
-          <w:b w:val="0"/>
-          <w:i w:val="0"/>
-          <w:sz w:val="22"/>
-        </w:rPr>
-        <w:t>1.1 Background</w:t>
-        <w:tab/>
-        <w:t>1</w:t>
-      </w:r>
-    </w:p>
-    <w:p>
-      <w:pPr>
-        <w:keepNext w:val="0"/>
-        <w:pageBreakBefore w:val="0"/>
-        <w:widowControl/>
-        <w:tabs>
-          <w:tab w:pos="8712" w:val="right" w:leader="dot"/>
-        </w:tabs>
-        <w:spacing w:after="40" w:before="0" w:line="264" w:lineRule="auto"/>
-        <w:ind w:left="461" w:right="0"/>
-        <w:jc w:val="left"/>
-      </w:pPr>
-      <w:r>
-        <w:rPr>
-          <w:rFonts w:ascii="Times New Roman" w:hAnsi="Times New Roman" w:eastAsia="Times New Roman"/>
-          <w:b w:val="0"/>
-          <w:i w:val="0"/>
-          <w:sz w:val="22"/>
-        </w:rPr>
-        <w:t>1.2 Motivations</w:t>
-        <w:tab/>
-        <w:t>1</w:t>
-      </w:r>
-    </w:p>
-    <w:p>
-      <w:pPr>
-        <w:keepNext w:val="0"/>
-        <w:pageBreakBefore w:val="0"/>
-        <w:widowControl/>
-        <w:tabs>
-          <w:tab w:pos="8712" w:val="right" w:leader="dot"/>
-        </w:tabs>
-        <w:spacing w:after="40" w:before="0" w:line="264" w:lineRule="auto"/>
-        <w:ind w:left="461" w:right="0"/>
-        <w:jc w:val="left"/>
-      </w:pPr>
-      <w:r>
-        <w:rPr>
-          <w:rFonts w:ascii="Times New Roman" w:hAnsi="Times New Roman" w:eastAsia="Times New Roman"/>
-          <w:b w:val="0"/>
-          <w:i w:val="0"/>
-          <w:sz w:val="22"/>
-        </w:rPr>
-        <w:t>1.3 Scope of the Project</w:t>
-        <w:tab/>
-        <w:t>1</w:t>
-      </w:r>
-    </w:p>
-    <w:p>
-      <w:pPr>
-        <w:keepNext w:val="0"/>
-        <w:pageBreakBefore w:val="0"/>
-        <w:widowControl/>
-        <w:tabs>
-          <w:tab w:pos="8712" w:val="right" w:leader="dot"/>
-        </w:tabs>
-        <w:spacing w:after="40" w:before="0" w:line="264" w:lineRule="auto"/>
-        <w:ind w:left="461" w:right="0"/>
-        <w:jc w:val="left"/>
-      </w:pPr>
-      <w:r>
-        <w:rPr>
-          <w:rFonts w:ascii="Times New Roman" w:hAnsi="Times New Roman" w:eastAsia="Times New Roman"/>
-          <w:b w:val="0"/>
-          <w:i w:val="0"/>
-          <w:sz w:val="22"/>
-        </w:rPr>
-        <w:t>1.4 Organisation of the Report</w:t>
-        <w:tab/>
-        <w:t>2</w:t>
-      </w:r>
-    </w:p>
-    <w:p>
-      <w:pPr>
-        <w:keepNext w:val="0"/>
-        <w:pageBreakBefore w:val="0"/>
-        <w:widowControl/>
-        <w:tabs>
-          <w:tab w:pos="8712" w:val="right" w:leader="dot"/>
-        </w:tabs>
-        <w:spacing w:after="40" w:before="100" w:line="264" w:lineRule="auto"/>
-        <w:ind w:right="0"/>
-        <w:jc w:val="left"/>
-      </w:pPr>
-      <w:r>
-        <w:rPr>
-          <w:rFonts w:ascii="Times New Roman" w:hAnsi="Times New Roman" w:eastAsia="Times New Roman"/>
-          <w:b/>
-          <w:i w:val="0"/>
-          <w:sz w:val="22"/>
-        </w:rPr>
-        <w:t>CHAPTER 2 PROJECT DESCRIPTION AND GOALS</w:t>
-        <w:tab/>
-        <w:t>3</w:t>
-      </w:r>
-    </w:p>
-    <w:p>
-      <w:pPr>
-        <w:keepNext w:val="0"/>
-        <w:pageBreakBefore w:val="0"/>
-        <w:widowControl/>
-        <w:tabs>
-          <w:tab w:pos="8712" w:val="right" w:leader="dot"/>
-        </w:tabs>
-        <w:spacing w:after="40" w:before="0" w:line="264" w:lineRule="auto"/>
-        <w:ind w:left="461" w:right="0"/>
-        <w:jc w:val="left"/>
-      </w:pPr>
-      <w:r>
-        <w:rPr>
-          <w:rFonts w:ascii="Times New Roman" w:hAnsi="Times New Roman" w:eastAsia="Times New Roman"/>
-          <w:b w:val="0"/>
-          <w:i w:val="0"/>
-          <w:sz w:val="22"/>
-        </w:rPr>
-        <w:t>2.1 Literature Review</w:t>
-        <w:tab/>
-        <w:t>3</w:t>
-      </w:r>
-    </w:p>
-    <w:p>
-      <w:pPr>
-        <w:keepNext w:val="0"/>
-        <w:pageBreakBefore w:val="0"/>
-        <w:widowControl/>
-        <w:tabs>
-          <w:tab w:pos="8712" w:val="right" w:leader="dot"/>
-        </w:tabs>
-        <w:spacing w:after="40" w:before="0" w:line="264" w:lineRule="auto"/>
-        <w:ind w:left="922" w:right="0"/>
-        <w:jc w:val="left"/>
-      </w:pPr>
-      <w:r>
-        <w:rPr>
-          <w:rFonts w:ascii="Times New Roman" w:hAnsi="Times New Roman" w:eastAsia="Times New Roman"/>
-          <w:b w:val="0"/>
-          <w:i w:val="0"/>
-          <w:sz w:val="22"/>
-        </w:rPr>
-        <w:t>2.1.1 Hallucination in Language Models</w:t>
-        <w:tab/>
-        <w:t>3</w:t>
-      </w:r>
-    </w:p>
-    <w:p>
-      <w:pPr>
-        <w:keepNext w:val="0"/>
-        <w:pageBreakBefore w:val="0"/>
-        <w:widowControl/>
-        <w:tabs>
-          <w:tab w:pos="8712" w:val="right" w:leader="dot"/>
-        </w:tabs>
-        <w:spacing w:after="40" w:before="0" w:line="264" w:lineRule="auto"/>
-        <w:ind w:left="922" w:right="0"/>
-        <w:jc w:val="left"/>
-      </w:pPr>
-      <w:r>
-        <w:rPr>
-          <w:rFonts w:ascii="Times New Roman" w:hAnsi="Times New Roman" w:eastAsia="Times New Roman"/>
-          <w:b w:val="0"/>
-          <w:i w:val="0"/>
-          <w:sz w:val="22"/>
-        </w:rPr>
-        <w:t>2.1.2 Confidence Estimation and Calibration</w:t>
-        <w:tab/>
-        <w:t>3</w:t>
-      </w:r>
-    </w:p>
-    <w:p>
-      <w:pPr>
-        <w:keepNext w:val="0"/>
-        <w:pageBreakBefore w:val="0"/>
-        <w:widowControl/>
-        <w:tabs>
-          <w:tab w:pos="8712" w:val="right" w:leader="dot"/>
-        </w:tabs>
-        <w:spacing w:after="40" w:before="0" w:line="264" w:lineRule="auto"/>
-        <w:ind w:left="922" w:right="0"/>
-        <w:jc w:val="left"/>
-      </w:pPr>
-      <w:r>
-        <w:rPr>
-          <w:rFonts w:ascii="Times New Roman" w:hAnsi="Times New Roman" w:eastAsia="Times New Roman"/>
-          <w:b w:val="0"/>
-          <w:i w:val="0"/>
-          <w:sz w:val="22"/>
-        </w:rPr>
-        <w:t>2.1.3 Selective Prediction and Abstention</w:t>
-        <w:tab/>
-        <w:t>3</w:t>
-      </w:r>
-    </w:p>
-    <w:p>
-      <w:pPr>
-        <w:keepNext w:val="0"/>
-        <w:pageBreakBefore w:val="0"/>
-        <w:widowControl/>
-        <w:tabs>
-          <w:tab w:pos="8712" w:val="right" w:leader="dot"/>
-        </w:tabs>
-        <w:spacing w:after="40" w:before="0" w:line="264" w:lineRule="auto"/>
-        <w:ind w:left="922" w:right="0"/>
-        <w:jc w:val="left"/>
-      </w:pPr>
-      <w:r>
-        <w:rPr>
-          <w:rFonts w:ascii="Times New Roman" w:hAnsi="Times New Roman" w:eastAsia="Times New Roman"/>
-          <w:b w:val="0"/>
-          <w:i w:val="0"/>
-          <w:sz w:val="22"/>
-        </w:rPr>
-        <w:t>2.1.4 Parameter-Efficient Fine-Tuning of SLMs</w:t>
-        <w:tab/>
-        <w:t>4</w:t>
-      </w:r>
-    </w:p>
-    <w:p>
-      <w:pPr>
-        <w:keepNext w:val="0"/>
-        <w:pageBreakBefore w:val="0"/>
-        <w:widowControl/>
-        <w:tabs>
-          <w:tab w:pos="8712" w:val="right" w:leader="dot"/>
-        </w:tabs>
-        <w:spacing w:after="40" w:before="0" w:line="264" w:lineRule="auto"/>
-        <w:ind w:left="922" w:right="0"/>
-        <w:jc w:val="left"/>
-      </w:pPr>
-      <w:r>
-        <w:rPr>
-          <w:rFonts w:ascii="Times New Roman" w:hAnsi="Times New Roman" w:eastAsia="Times New Roman"/>
-          <w:b w:val="0"/>
-          <w:i w:val="0"/>
-          <w:sz w:val="22"/>
-        </w:rPr>
-        <w:t>2.1.5 Summary of Key Works</w:t>
-        <w:tab/>
-        <w:t>4</w:t>
-      </w:r>
-    </w:p>
-    <w:p>
-      <w:pPr>
-        <w:keepNext w:val="0"/>
-        <w:pageBreakBefore w:val="0"/>
-        <w:widowControl/>
-        <w:tabs>
-          <w:tab w:pos="8712" w:val="right" w:leader="dot"/>
-        </w:tabs>
-        <w:spacing w:after="40" w:before="0" w:line="264" w:lineRule="auto"/>
-        <w:ind w:left="461" w:right="0"/>
-        <w:jc w:val="left"/>
-      </w:pPr>
-      <w:r>
-        <w:rPr>
-          <w:rFonts w:ascii="Times New Roman" w:hAnsi="Times New Roman" w:eastAsia="Times New Roman"/>
-          <w:b w:val="0"/>
-          <w:i w:val="0"/>
-          <w:sz w:val="22"/>
-        </w:rPr>
-        <w:t>2.2 Research Gap</w:t>
-        <w:tab/>
-        <w:t>4</w:t>
-      </w:r>
-    </w:p>
-    <w:p>
-      <w:pPr>
-        <w:keepNext w:val="0"/>
-        <w:pageBreakBefore w:val="0"/>
-        <w:widowControl/>
-        <w:tabs>
-          <w:tab w:pos="8712" w:val="right" w:leader="dot"/>
-        </w:tabs>
-        <w:spacing w:after="40" w:before="0" w:line="264" w:lineRule="auto"/>
-        <w:ind w:left="461" w:right="0"/>
-        <w:jc w:val="left"/>
-      </w:pPr>
-      <w:r>
-        <w:rPr>
-          <w:rFonts w:ascii="Times New Roman" w:hAnsi="Times New Roman" w:eastAsia="Times New Roman"/>
-          <w:b w:val="0"/>
-          <w:i w:val="0"/>
-          <w:sz w:val="22"/>
-        </w:rPr>
-        <w:t>2.3 Objectives</w:t>
-        <w:tab/>
-        <w:t>5</w:t>
-      </w:r>
-    </w:p>
-    <w:p>
-      <w:pPr>
-        <w:keepNext w:val="0"/>
-        <w:pageBreakBefore w:val="0"/>
-        <w:widowControl/>
-        <w:tabs>
-          <w:tab w:pos="8712" w:val="right" w:leader="dot"/>
-        </w:tabs>
-        <w:spacing w:after="40" w:before="0" w:line="264" w:lineRule="auto"/>
-        <w:ind w:left="461" w:right="0"/>
-        <w:jc w:val="left"/>
-      </w:pPr>
-      <w:r>
-        <w:rPr>
-          <w:rFonts w:ascii="Times New Roman" w:hAnsi="Times New Roman" w:eastAsia="Times New Roman"/>
-          <w:b w:val="0"/>
-          <w:i w:val="0"/>
-          <w:sz w:val="22"/>
-        </w:rPr>
-        <w:t>2.4 Problem Statement</w:t>
-        <w:tab/>
-        <w:t>5</w:t>
-      </w:r>
-    </w:p>
-    <w:p>
-      <w:pPr>
-        <w:keepNext w:val="0"/>
-        <w:pageBreakBefore w:val="0"/>
-        <w:widowControl/>
-        <w:tabs>
-          <w:tab w:pos="8712" w:val="right" w:leader="dot"/>
-        </w:tabs>
-        <w:spacing w:after="40" w:before="0" w:line="264" w:lineRule="auto"/>
-        <w:ind w:left="461" w:right="0"/>
-        <w:jc w:val="left"/>
-      </w:pPr>
-      <w:r>
-        <w:rPr>
-          <w:rFonts w:ascii="Times New Roman" w:hAnsi="Times New Roman" w:eastAsia="Times New Roman"/>
-          <w:b w:val="0"/>
-          <w:i w:val="0"/>
-          <w:sz w:val="22"/>
-        </w:rPr>
-        <w:t>2.5 Project Plan</w:t>
-        <w:tab/>
-        <w:t>5</w:t>
-      </w:r>
-    </w:p>
-    <w:p>
-      <w:pPr>
-        <w:keepNext w:val="0"/>
-        <w:pageBreakBefore w:val="0"/>
-        <w:widowControl/>
-        <w:tabs>
-          <w:tab w:pos="8712" w:val="right" w:leader="dot"/>
-        </w:tabs>
-        <w:spacing w:after="40" w:before="100" w:line="264" w:lineRule="auto"/>
-        <w:ind w:right="0"/>
-        <w:jc w:val="left"/>
-      </w:pPr>
-      <w:r>
-        <w:rPr>
-          <w:rFonts w:ascii="Times New Roman" w:hAnsi="Times New Roman" w:eastAsia="Times New Roman"/>
-          <w:b/>
-          <w:i w:val="0"/>
-          <w:sz w:val="22"/>
-        </w:rPr>
-        <w:t>CHAPTER 3 TECHNICAL SPECIFICATION</w:t>
-        <w:tab/>
-        <w:t>7</w:t>
-      </w:r>
-    </w:p>
-    <w:p>
-      <w:pPr>
-        <w:keepNext w:val="0"/>
-        <w:pageBreakBefore w:val="0"/>
-        <w:widowControl/>
-        <w:tabs>
-          <w:tab w:pos="8712" w:val="right" w:leader="dot"/>
-        </w:tabs>
-        <w:spacing w:after="40" w:before="0" w:line="264" w:lineRule="auto"/>
-        <w:ind w:left="461" w:right="0"/>
-        <w:jc w:val="left"/>
-      </w:pPr>
-      <w:r>
-        <w:rPr>
-          <w:rFonts w:ascii="Times New Roman" w:hAnsi="Times New Roman" w:eastAsia="Times New Roman"/>
-          <w:b w:val="0"/>
-          <w:i w:val="0"/>
-          <w:sz w:val="22"/>
-        </w:rPr>
-        <w:t>3.1 Requirements</w:t>
-        <w:tab/>
-        <w:t>7</w:t>
-      </w:r>
-    </w:p>
-    <w:p>
-      <w:pPr>
-        <w:keepNext w:val="0"/>
-        <w:pageBreakBefore w:val="0"/>
-        <w:widowControl/>
-        <w:tabs>
-          <w:tab w:pos="8712" w:val="right" w:leader="dot"/>
-        </w:tabs>
-        <w:spacing w:after="40" w:before="0" w:line="264" w:lineRule="auto"/>
-        <w:ind w:left="922" w:right="0"/>
-        <w:jc w:val="left"/>
-      </w:pPr>
-      <w:r>
-        <w:rPr>
-          <w:rFonts w:ascii="Times New Roman" w:hAnsi="Times New Roman" w:eastAsia="Times New Roman"/>
-          <w:b w:val="0"/>
-          <w:i w:val="0"/>
-          <w:sz w:val="22"/>
-        </w:rPr>
-        <w:t>3.1.1 Functional Requirements</w:t>
-        <w:tab/>
-        <w:t>7</w:t>
-      </w:r>
-    </w:p>
-    <w:p>
-      <w:pPr>
-        <w:keepNext w:val="0"/>
-        <w:pageBreakBefore w:val="0"/>
-        <w:widowControl/>
-        <w:tabs>
-          <w:tab w:pos="8712" w:val="right" w:leader="dot"/>
-        </w:tabs>
-        <w:spacing w:after="40" w:before="0" w:line="264" w:lineRule="auto"/>
-        <w:ind w:left="922" w:right="0"/>
-        <w:jc w:val="left"/>
-      </w:pPr>
-      <w:r>
-        <w:rPr>
-          <w:rFonts w:ascii="Times New Roman" w:hAnsi="Times New Roman" w:eastAsia="Times New Roman"/>
-          <w:b w:val="0"/>
-          <w:i w:val="0"/>
-          <w:sz w:val="22"/>
-        </w:rPr>
-        <w:t>3.1.2 Non-Functional Requirements</w:t>
-        <w:tab/>
-        <w:t>7</w:t>
-      </w:r>
-    </w:p>
-    <w:p>
-      <w:pPr>
-        <w:keepNext w:val="0"/>
-        <w:pageBreakBefore w:val="0"/>
-        <w:widowControl/>
-        <w:tabs>
-          <w:tab w:pos="8712" w:val="right" w:leader="dot"/>
-        </w:tabs>
-        <w:spacing w:after="40" w:before="0" w:line="264" w:lineRule="auto"/>
-        <w:ind w:left="461" w:right="0"/>
-        <w:jc w:val="left"/>
-      </w:pPr>
-      <w:r>
-        <w:rPr>
-          <w:rFonts w:ascii="Times New Roman" w:hAnsi="Times New Roman" w:eastAsia="Times New Roman"/>
-          <w:b w:val="0"/>
-          <w:i w:val="0"/>
-          <w:sz w:val="22"/>
-        </w:rPr>
-        <w:t>3.2 Feasibility Study</w:t>
-        <w:tab/>
-        <w:t>7</w:t>
-      </w:r>
-    </w:p>
-    <w:p>
-      <w:pPr>
-        <w:keepNext w:val="0"/>
-        <w:pageBreakBefore w:val="0"/>
-        <w:widowControl/>
-        <w:tabs>
-          <w:tab w:pos="8712" w:val="right" w:leader="dot"/>
-        </w:tabs>
-        <w:spacing w:after="40" w:before="0" w:line="264" w:lineRule="auto"/>
-        <w:ind w:left="922" w:right="0"/>
-        <w:jc w:val="left"/>
-      </w:pPr>
-      <w:r>
-        <w:rPr>
-          <w:rFonts w:ascii="Times New Roman" w:hAnsi="Times New Roman" w:eastAsia="Times New Roman"/>
-          <w:b w:val="0"/>
-          <w:i w:val="0"/>
-          <w:sz w:val="22"/>
-        </w:rPr>
-        <w:t>3.2.1 Technical Feasibility</w:t>
-        <w:tab/>
-        <w:t>7</w:t>
-      </w:r>
-    </w:p>
-    <w:p>
-      <w:pPr>
-        <w:keepNext w:val="0"/>
-        <w:pageBreakBefore w:val="0"/>
-        <w:widowControl/>
-        <w:tabs>
-          <w:tab w:pos="8712" w:val="right" w:leader="dot"/>
-        </w:tabs>
-        <w:spacing w:after="40" w:before="0" w:line="264" w:lineRule="auto"/>
-        <w:ind w:left="922" w:right="0"/>
-        <w:jc w:val="left"/>
-      </w:pPr>
-      <w:r>
-        <w:rPr>
-          <w:rFonts w:ascii="Times New Roman" w:hAnsi="Times New Roman" w:eastAsia="Times New Roman"/>
-          <w:b w:val="0"/>
-          <w:i w:val="0"/>
-          <w:sz w:val="22"/>
-        </w:rPr>
-        <w:t>3.2.2 Economic Feasibility</w:t>
-        <w:tab/>
-        <w:t>8</w:t>
-      </w:r>
-    </w:p>
-    <w:p>
-      <w:pPr>
-        <w:keepNext w:val="0"/>
-        <w:pageBreakBefore w:val="0"/>
-        <w:widowControl/>
-        <w:tabs>
-          <w:tab w:pos="8712" w:val="right" w:leader="dot"/>
-        </w:tabs>
-        <w:spacing w:after="40" w:before="0" w:line="264" w:lineRule="auto"/>
-        <w:ind w:left="922" w:right="0"/>
-        <w:jc w:val="left"/>
-      </w:pPr>
-      <w:r>
-        <w:rPr>
-          <w:rFonts w:ascii="Times New Roman" w:hAnsi="Times New Roman" w:eastAsia="Times New Roman"/>
-          <w:b w:val="0"/>
-          <w:i w:val="0"/>
-          <w:sz w:val="22"/>
-        </w:rPr>
-        <w:t>3.2.3 Social Feasibility</w:t>
-        <w:tab/>
-        <w:t>8</w:t>
-      </w:r>
-    </w:p>
-    <w:p>
-      <w:pPr>
-        <w:keepNext w:val="0"/>
-        <w:pageBreakBefore w:val="0"/>
-        <w:widowControl/>
-        <w:tabs>
-          <w:tab w:pos="8712" w:val="right" w:leader="dot"/>
-        </w:tabs>
-        <w:spacing w:after="40" w:before="0" w:line="264" w:lineRule="auto"/>
-        <w:ind w:left="461" w:right="0"/>
-        <w:jc w:val="left"/>
-      </w:pPr>
-      <w:r>
-        <w:rPr>
-          <w:rFonts w:ascii="Times New Roman" w:hAnsi="Times New Roman" w:eastAsia="Times New Roman"/>
-          <w:b w:val="0"/>
-          <w:i w:val="0"/>
-          <w:sz w:val="22"/>
-        </w:rPr>
-        <w:t>3.3 System Specification</w:t>
-        <w:tab/>
-        <w:t>8</w:t>
-      </w:r>
-    </w:p>
-    <w:p>
-      <w:pPr>
-        <w:keepNext w:val="0"/>
-        <w:pageBreakBefore w:val="0"/>
-        <w:widowControl/>
-        <w:tabs>
-          <w:tab w:pos="8712" w:val="right" w:leader="dot"/>
-        </w:tabs>
-        <w:spacing w:after="40" w:before="0" w:line="264" w:lineRule="auto"/>
-        <w:ind w:left="922" w:right="0"/>
-        <w:jc w:val="left"/>
-      </w:pPr>
-      <w:r>
-        <w:rPr>
-          <w:rFonts w:ascii="Times New Roman" w:hAnsi="Times New Roman" w:eastAsia="Times New Roman"/>
-          <w:b w:val="0"/>
-          <w:i w:val="0"/>
-          <w:sz w:val="22"/>
-        </w:rPr>
-        <w:t>3.3.1 Hardware Specification</w:t>
-        <w:tab/>
-        <w:t>8</w:t>
-      </w:r>
-    </w:p>
-    <w:p>
-      <w:pPr>
-        <w:keepNext w:val="0"/>
-        <w:pageBreakBefore w:val="0"/>
-        <w:widowControl/>
-        <w:tabs>
-          <w:tab w:pos="8712" w:val="right" w:leader="dot"/>
-        </w:tabs>
-        <w:spacing w:after="40" w:before="0" w:line="264" w:lineRule="auto"/>
-        <w:ind w:left="922" w:right="0"/>
-        <w:jc w:val="left"/>
-      </w:pPr>
-      <w:r>
-        <w:rPr>
-          <w:rFonts w:ascii="Times New Roman" w:hAnsi="Times New Roman" w:eastAsia="Times New Roman"/>
-          <w:b w:val="0"/>
-          <w:i w:val="0"/>
-          <w:sz w:val="22"/>
-        </w:rPr>
-        <w:t>3.3.2 Software Specification</w:t>
-        <w:tab/>
-        <w:t>8</w:t>
-      </w:r>
-    </w:p>
-    <w:p>
-      <w:pPr>
-        <w:keepNext w:val="0"/>
-        <w:pageBreakBefore w:val="0"/>
-        <w:widowControl/>
-        <w:tabs>
-          <w:tab w:pos="8712" w:val="right" w:leader="dot"/>
-        </w:tabs>
-        <w:spacing w:after="40" w:before="0" w:line="264" w:lineRule="auto"/>
-        <w:ind w:left="461" w:right="0"/>
-        <w:jc w:val="left"/>
-      </w:pPr>
-      <w:r>
-        <w:rPr>
-          <w:rFonts w:ascii="Times New Roman" w:hAnsi="Times New Roman" w:eastAsia="Times New Roman"/>
-          <w:b w:val="0"/>
-          <w:i w:val="0"/>
-          <w:sz w:val="22"/>
-        </w:rPr>
-        <w:t>3.4 Background Concepts</w:t>
-        <w:tab/>
-        <w:t>8</w:t>
-      </w:r>
-    </w:p>
-    <w:p>
-      <w:pPr>
-        <w:keepNext w:val="0"/>
-        <w:pageBreakBefore w:val="0"/>
-        <w:widowControl/>
-        <w:tabs>
-          <w:tab w:pos="8712" w:val="right" w:leader="dot"/>
-        </w:tabs>
-        <w:spacing w:after="40" w:before="100" w:line="264" w:lineRule="auto"/>
-        <w:ind w:right="0"/>
-        <w:jc w:val="left"/>
-      </w:pPr>
-      <w:r>
-        <w:rPr>
-          <w:rFonts w:ascii="Times New Roman" w:hAnsi="Times New Roman" w:eastAsia="Times New Roman"/>
-          <w:b/>
-          <w:i w:val="0"/>
-          <w:sz w:val="22"/>
-        </w:rPr>
-        <w:t>CHAPTER 4 DESIGN APPROACH AND DETAILS</w:t>
-        <w:tab/>
-        <w:t>10</w:t>
-      </w:r>
-    </w:p>
-    <w:p>
-      <w:pPr>
-        <w:keepNext w:val="0"/>
-        <w:pageBreakBefore w:val="0"/>
-        <w:widowControl/>
-        <w:tabs>
-          <w:tab w:pos="8712" w:val="right" w:leader="dot"/>
-        </w:tabs>
-        <w:spacing w:after="40" w:before="0" w:line="264" w:lineRule="auto"/>
-        <w:ind w:left="461" w:right="0"/>
-        <w:jc w:val="left"/>
-      </w:pPr>
-      <w:r>
-        <w:rPr>
-          <w:rFonts w:ascii="Times New Roman" w:hAnsi="Times New Roman" w:eastAsia="Times New Roman"/>
-          <w:b w:val="0"/>
-          <w:i w:val="0"/>
-          <w:sz w:val="22"/>
-        </w:rPr>
-        <w:t>4.1 System Architecture</w:t>
-        <w:tab/>
-        <w:t>10</w:t>
-      </w:r>
-    </w:p>
-    <w:p>
-      <w:pPr>
-        <w:keepNext w:val="0"/>
-        <w:pageBreakBefore w:val="0"/>
-        <w:widowControl/>
-        <w:tabs>
-          <w:tab w:pos="8712" w:val="right" w:leader="dot"/>
-        </w:tabs>
-        <w:spacing w:after="40" w:before="0" w:line="264" w:lineRule="auto"/>
-        <w:ind w:left="461" w:right="0"/>
-        <w:jc w:val="left"/>
-      </w:pPr>
-      <w:r>
-        <w:rPr>
-          <w:rFonts w:ascii="Times New Roman" w:hAnsi="Times New Roman" w:eastAsia="Times New Roman"/>
-          <w:b w:val="0"/>
-          <w:i w:val="0"/>
-          <w:sz w:val="22"/>
-        </w:rPr>
-        <w:t>4.2 Design</w:t>
-        <w:tab/>
-        <w:t>10</w:t>
-      </w:r>
-    </w:p>
-    <w:p>
-      <w:pPr>
-        <w:keepNext w:val="0"/>
-        <w:pageBreakBefore w:val="0"/>
-        <w:widowControl/>
-        <w:tabs>
-          <w:tab w:pos="8712" w:val="right" w:leader="dot"/>
-        </w:tabs>
-        <w:spacing w:after="40" w:before="0" w:line="264" w:lineRule="auto"/>
-        <w:ind w:left="922" w:right="0"/>
-        <w:jc w:val="left"/>
-      </w:pPr>
-      <w:r>
-        <w:rPr>
-          <w:rFonts w:ascii="Times New Roman" w:hAnsi="Times New Roman" w:eastAsia="Times New Roman"/>
-          <w:b w:val="0"/>
-          <w:i w:val="0"/>
-          <w:sz w:val="22"/>
-        </w:rPr>
-        <w:t>4.2.1 Data Flow Diagram</w:t>
-        <w:tab/>
-        <w:t>10</w:t>
-      </w:r>
-    </w:p>
-    <w:p>
-      <w:pPr>
-        <w:keepNext w:val="0"/>
-        <w:pageBreakBefore w:val="0"/>
-        <w:widowControl/>
-        <w:tabs>
-          <w:tab w:pos="8712" w:val="right" w:leader="dot"/>
-        </w:tabs>
-        <w:spacing w:after="40" w:before="0" w:line="264" w:lineRule="auto"/>
-        <w:ind w:left="922" w:right="0"/>
-        <w:jc w:val="left"/>
-      </w:pPr>
-      <w:r>
-        <w:rPr>
-          <w:rFonts w:ascii="Times New Roman" w:hAnsi="Times New Roman" w:eastAsia="Times New Roman"/>
-          <w:b w:val="0"/>
-          <w:i w:val="0"/>
-          <w:sz w:val="22"/>
-        </w:rPr>
-        <w:t>4.2.2 Use Case Diagram</w:t>
-        <w:tab/>
-        <w:t>11</w:t>
-      </w:r>
-    </w:p>
-    <w:p>
-      <w:pPr>
-        <w:keepNext w:val="0"/>
-        <w:pageBreakBefore w:val="0"/>
-        <w:widowControl/>
-        <w:tabs>
-          <w:tab w:pos="8712" w:val="right" w:leader="dot"/>
-        </w:tabs>
-        <w:spacing w:after="40" w:before="0" w:line="264" w:lineRule="auto"/>
-        <w:ind w:left="922" w:right="0"/>
-        <w:jc w:val="left"/>
-      </w:pPr>
-      <w:r>
-        <w:rPr>
-          <w:rFonts w:ascii="Times New Roman" w:hAnsi="Times New Roman" w:eastAsia="Times New Roman"/>
-          <w:b w:val="0"/>
-          <w:i w:val="0"/>
-          <w:sz w:val="22"/>
-        </w:rPr>
-        <w:t>4.2.3 Sequence Diagram</w:t>
-        <w:tab/>
-        <w:t>11</w:t>
-      </w:r>
-    </w:p>
-    <w:p>
-      <w:pPr>
-        <w:keepNext w:val="0"/>
-        <w:pageBreakBefore w:val="0"/>
-        <w:widowControl/>
-        <w:tabs>
-          <w:tab w:pos="8712" w:val="right" w:leader="dot"/>
-        </w:tabs>
-        <w:spacing w:after="40" w:before="0" w:line="264" w:lineRule="auto"/>
-        <w:ind w:left="461" w:right="0"/>
-        <w:jc w:val="left"/>
-      </w:pPr>
-      <w:r>
-        <w:rPr>
-          <w:rFonts w:ascii="Times New Roman" w:hAnsi="Times New Roman" w:eastAsia="Times New Roman"/>
-          <w:b w:val="0"/>
-          <w:i w:val="0"/>
-          <w:sz w:val="22"/>
-        </w:rPr>
-        <w:t>4.3 Problem Formulation</w:t>
-        <w:tab/>
-        <w:t>12</w:t>
-      </w:r>
-    </w:p>
-    <w:p>
-      <w:pPr>
-        <w:keepNext w:val="0"/>
-        <w:pageBreakBefore w:val="0"/>
-        <w:widowControl/>
-        <w:tabs>
-          <w:tab w:pos="8712" w:val="right" w:leader="dot"/>
-        </w:tabs>
-        <w:spacing w:after="40" w:before="0" w:line="264" w:lineRule="auto"/>
-        <w:ind w:left="922" w:right="0"/>
-        <w:jc w:val="left"/>
-      </w:pPr>
-      <w:r>
-        <w:rPr>
-          <w:rFonts w:ascii="Times New Roman" w:hAnsi="Times New Roman" w:eastAsia="Times New Roman"/>
-          <w:b w:val="0"/>
-          <w:i w:val="0"/>
-          <w:sz w:val="22"/>
-        </w:rPr>
-        <w:t>4.3.1 Task Definition</w:t>
-        <w:tab/>
-        <w:t>12</w:t>
-      </w:r>
-    </w:p>
-    <w:p>
-      <w:pPr>
-        <w:keepNext w:val="0"/>
-        <w:pageBreakBefore w:val="0"/>
-        <w:widowControl/>
-        <w:tabs>
-          <w:tab w:pos="8712" w:val="right" w:leader="dot"/>
-        </w:tabs>
-        <w:spacing w:after="40" w:before="0" w:line="264" w:lineRule="auto"/>
-        <w:ind w:left="922" w:right="0"/>
-        <w:jc w:val="left"/>
-      </w:pPr>
-      <w:r>
-        <w:rPr>
-          <w:rFonts w:ascii="Times New Roman" w:hAnsi="Times New Roman" w:eastAsia="Times New Roman"/>
-          <w:b w:val="0"/>
-          <w:i w:val="0"/>
-          <w:sz w:val="22"/>
-        </w:rPr>
-        <w:t>4.3.2 Hallucination and Correctness</w:t>
-        <w:tab/>
-        <w:t>12</w:t>
-      </w:r>
-    </w:p>
-    <w:p>
-      <w:pPr>
-        <w:keepNext w:val="0"/>
-        <w:pageBreakBefore w:val="0"/>
-        <w:widowControl/>
-        <w:tabs>
-          <w:tab w:pos="8712" w:val="right" w:leader="dot"/>
-        </w:tabs>
-        <w:spacing w:after="40" w:before="0" w:line="264" w:lineRule="auto"/>
-        <w:ind w:left="922" w:right="0"/>
-        <w:jc w:val="left"/>
-      </w:pPr>
-      <w:r>
-        <w:rPr>
-          <w:rFonts w:ascii="Times New Roman" w:hAnsi="Times New Roman" w:eastAsia="Times New Roman"/>
-          <w:b w:val="0"/>
-          <w:i w:val="0"/>
-          <w:sz w:val="22"/>
-        </w:rPr>
-        <w:t>4.3.3 Calibration Objective</w:t>
-        <w:tab/>
-        <w:t>13</w:t>
-      </w:r>
-    </w:p>
-    <w:p>
-      <w:pPr>
-        <w:keepNext w:val="0"/>
-        <w:pageBreakBefore w:val="0"/>
-        <w:widowControl/>
-        <w:tabs>
-          <w:tab w:pos="8712" w:val="right" w:leader="dot"/>
-        </w:tabs>
-        <w:spacing w:after="40" w:before="100" w:line="264" w:lineRule="auto"/>
-        <w:ind w:right="0"/>
-        <w:jc w:val="left"/>
-      </w:pPr>
-      <w:r>
-        <w:rPr>
-          <w:rFonts w:ascii="Times New Roman" w:hAnsi="Times New Roman" w:eastAsia="Times New Roman"/>
-          <w:b/>
-          <w:i w:val="0"/>
-          <w:sz w:val="22"/>
-        </w:rPr>
-        <w:t>CHAPTER 5 METHODOLOGY AND TESTING</w:t>
-        <w:tab/>
-        <w:t>14</w:t>
-      </w:r>
-    </w:p>
-    <w:p>
-      <w:pPr>
-        <w:keepNext w:val="0"/>
-        <w:pageBreakBefore w:val="0"/>
-        <w:widowControl/>
-        <w:tabs>
-          <w:tab w:pos="8712" w:val="right" w:leader="dot"/>
-        </w:tabs>
-        <w:spacing w:after="40" w:before="0" w:line="264" w:lineRule="auto"/>
-        <w:ind w:left="461" w:right="0"/>
-        <w:jc w:val="left"/>
-      </w:pPr>
-      <w:r>
-        <w:rPr>
-          <w:rFonts w:ascii="Times New Roman" w:hAnsi="Times New Roman" w:eastAsia="Times New Roman"/>
-          <w:b w:val="0"/>
-          <w:i w:val="0"/>
-          <w:sz w:val="22"/>
-        </w:rPr>
-        <w:t>5.1 Module Description</w:t>
-        <w:tab/>
-        <w:t>14</w:t>
-      </w:r>
-    </w:p>
-    <w:p>
-      <w:pPr>
-        <w:keepNext w:val="0"/>
-        <w:pageBreakBefore w:val="0"/>
-        <w:widowControl/>
-        <w:tabs>
-          <w:tab w:pos="8712" w:val="right" w:leader="dot"/>
-        </w:tabs>
-        <w:spacing w:after="40" w:before="0" w:line="264" w:lineRule="auto"/>
-        <w:ind w:left="922" w:right="0"/>
-        <w:jc w:val="left"/>
-      </w:pPr>
-      <w:r>
-        <w:rPr>
-          <w:rFonts w:ascii="Times New Roman" w:hAnsi="Times New Roman" w:eastAsia="Times New Roman"/>
-          <w:b w:val="0"/>
-          <w:i w:val="0"/>
-          <w:sz w:val="22"/>
-        </w:rPr>
-        <w:t>5.1.1 Module 1: Data Curation and Dataset Construction</w:t>
-        <w:tab/>
-        <w:t>14</w:t>
-      </w:r>
-    </w:p>
-    <w:p>
-      <w:pPr>
-        <w:keepNext w:val="0"/>
-        <w:pageBreakBefore w:val="0"/>
-        <w:widowControl/>
-        <w:tabs>
-          <w:tab w:pos="8712" w:val="right" w:leader="dot"/>
-        </w:tabs>
-        <w:spacing w:after="40" w:before="0" w:line="264" w:lineRule="auto"/>
-        <w:ind w:left="922" w:right="0"/>
-        <w:jc w:val="left"/>
-      </w:pPr>
-      <w:r>
-        <w:rPr>
-          <w:rFonts w:ascii="Times New Roman" w:hAnsi="Times New Roman" w:eastAsia="Times New Roman"/>
-          <w:b w:val="0"/>
-          <w:i w:val="0"/>
-          <w:sz w:val="22"/>
-        </w:rPr>
-        <w:t>5.1.2 Module 2: Data Preparation and Controlled Abstention Mixing</w:t>
-        <w:tab/>
-        <w:t>14</w:t>
-      </w:r>
-    </w:p>
-    <w:p>
-      <w:pPr>
-        <w:keepNext w:val="0"/>
-        <w:pageBreakBefore w:val="0"/>
-        <w:widowControl/>
-        <w:tabs>
-          <w:tab w:pos="8712" w:val="right" w:leader="dot"/>
-        </w:tabs>
-        <w:spacing w:after="40" w:before="0" w:line="264" w:lineRule="auto"/>
-        <w:ind w:left="922" w:right="0"/>
-        <w:jc w:val="left"/>
-      </w:pPr>
-      <w:r>
-        <w:rPr>
-          <w:rFonts w:ascii="Times New Roman" w:hAnsi="Times New Roman" w:eastAsia="Times New Roman"/>
-          <w:b w:val="0"/>
-          <w:i w:val="0"/>
-          <w:sz w:val="22"/>
-        </w:rPr>
-        <w:t>5.1.3 Module 3: QLoRA Fine-Tuning of Phi-3-mini</w:t>
-        <w:tab/>
-        <w:t>15</w:t>
-      </w:r>
-    </w:p>
-    <w:p>
-      <w:pPr>
-        <w:keepNext w:val="0"/>
-        <w:pageBreakBefore w:val="0"/>
-        <w:widowControl/>
-        <w:tabs>
-          <w:tab w:pos="8712" w:val="right" w:leader="dot"/>
-        </w:tabs>
-        <w:spacing w:after="40" w:before="0" w:line="264" w:lineRule="auto"/>
-        <w:ind w:left="922" w:right="0"/>
-        <w:jc w:val="left"/>
-      </w:pPr>
-      <w:r>
-        <w:rPr>
-          <w:rFonts w:ascii="Times New Roman" w:hAnsi="Times New Roman" w:eastAsia="Times New Roman"/>
-          <w:b w:val="0"/>
-          <w:i w:val="0"/>
-          <w:sz w:val="22"/>
-        </w:rPr>
-        <w:t>5.1.4 Sequence-Level Confidence Estimation</w:t>
-        <w:tab/>
-        <w:t>16</w:t>
-      </w:r>
-    </w:p>
-    <w:p>
-      <w:pPr>
-        <w:keepNext w:val="0"/>
-        <w:pageBreakBefore w:val="0"/>
-        <w:widowControl/>
-        <w:tabs>
-          <w:tab w:pos="8712" w:val="right" w:leader="dot"/>
-        </w:tabs>
-        <w:spacing w:after="40" w:before="0" w:line="264" w:lineRule="auto"/>
-        <w:ind w:left="922" w:right="0"/>
-        <w:jc w:val="left"/>
-      </w:pPr>
-      <w:r>
-        <w:rPr>
-          <w:rFonts w:ascii="Times New Roman" w:hAnsi="Times New Roman" w:eastAsia="Times New Roman"/>
-          <w:b w:val="0"/>
-          <w:i w:val="0"/>
-          <w:sz w:val="22"/>
-        </w:rPr>
-        <w:t>5.1.5 Modules 4 and 5: Evaluation, Analysis and Figures</w:t>
-        <w:tab/>
-        <w:t>16</w:t>
-      </w:r>
-    </w:p>
-    <w:p>
-      <w:pPr>
-        <w:keepNext w:val="0"/>
-        <w:pageBreakBefore w:val="0"/>
-        <w:widowControl/>
-        <w:tabs>
-          <w:tab w:pos="8712" w:val="right" w:leader="dot"/>
-        </w:tabs>
-        <w:spacing w:after="40" w:before="0" w:line="264" w:lineRule="auto"/>
-        <w:ind w:left="922" w:right="0"/>
-        <w:jc w:val="left"/>
-      </w:pPr>
-      <w:r>
-        <w:rPr>
-          <w:rFonts w:ascii="Times New Roman" w:hAnsi="Times New Roman" w:eastAsia="Times New Roman"/>
-          <w:b w:val="0"/>
-          <w:i w:val="0"/>
-          <w:sz w:val="22"/>
-        </w:rPr>
-        <w:t>5.1.6 Module 6: Demonstration Chatbot</w:t>
-        <w:tab/>
-        <w:t>16</w:t>
-      </w:r>
-    </w:p>
-    <w:p>
-      <w:pPr>
-        <w:keepNext w:val="0"/>
-        <w:pageBreakBefore w:val="0"/>
-        <w:widowControl/>
-        <w:tabs>
-          <w:tab w:pos="8712" w:val="right" w:leader="dot"/>
-        </w:tabs>
-        <w:spacing w:after="40" w:before="0" w:line="264" w:lineRule="auto"/>
-        <w:ind w:left="461" w:right="0"/>
-        <w:jc w:val="left"/>
-      </w:pPr>
-      <w:r>
-        <w:rPr>
-          <w:rFonts w:ascii="Times New Roman" w:hAnsi="Times New Roman" w:eastAsia="Times New Roman"/>
-          <w:b w:val="0"/>
-          <w:i w:val="0"/>
-          <w:sz w:val="22"/>
-        </w:rPr>
-        <w:t>5.2 Testing and Validation</w:t>
-        <w:tab/>
-        <w:t>17</w:t>
-      </w:r>
-    </w:p>
-    <w:p>
-      <w:pPr>
-        <w:keepNext w:val="0"/>
-        <w:pageBreakBefore w:val="0"/>
-        <w:widowControl/>
-        <w:tabs>
-          <w:tab w:pos="8712" w:val="right" w:leader="dot"/>
-        </w:tabs>
-        <w:spacing w:after="40" w:before="0" w:line="264" w:lineRule="auto"/>
-        <w:ind w:left="922" w:right="0"/>
-        <w:jc w:val="left"/>
-      </w:pPr>
-      <w:r>
-        <w:rPr>
-          <w:rFonts w:ascii="Times New Roman" w:hAnsi="Times New Roman" w:eastAsia="Times New Roman"/>
-          <w:b w:val="0"/>
-          <w:i w:val="0"/>
-          <w:sz w:val="22"/>
-        </w:rPr>
-        <w:t>5.2.1 Data and Pipeline Tests</w:t>
-        <w:tab/>
-        <w:t>17</w:t>
-      </w:r>
-    </w:p>
-    <w:p>
-      <w:pPr>
-        <w:keepNext w:val="0"/>
-        <w:pageBreakBefore w:val="0"/>
-        <w:widowControl/>
-        <w:tabs>
-          <w:tab w:pos="8712" w:val="right" w:leader="dot"/>
-        </w:tabs>
-        <w:spacing w:after="40" w:before="0" w:line="264" w:lineRule="auto"/>
-        <w:ind w:left="922" w:right="0"/>
-        <w:jc w:val="left"/>
-      </w:pPr>
-      <w:r>
-        <w:rPr>
-          <w:rFonts w:ascii="Times New Roman" w:hAnsi="Times New Roman" w:eastAsia="Times New Roman"/>
-          <w:b w:val="0"/>
-          <w:i w:val="0"/>
-          <w:sz w:val="22"/>
-        </w:rPr>
-        <w:t>5.2.2 Metric Definitions</w:t>
-        <w:tab/>
-        <w:t>17</w:t>
-      </w:r>
-    </w:p>
-    <w:p>
-      <w:pPr>
-        <w:keepNext w:val="0"/>
-        <w:pageBreakBefore w:val="0"/>
-        <w:widowControl/>
-        <w:tabs>
-          <w:tab w:pos="8712" w:val="right" w:leader="dot"/>
-        </w:tabs>
-        <w:spacing w:after="40" w:before="0" w:line="264" w:lineRule="auto"/>
-        <w:ind w:left="922" w:right="0"/>
-        <w:jc w:val="left"/>
-      </w:pPr>
-      <w:r>
-        <w:rPr>
-          <w:rFonts w:ascii="Times New Roman" w:hAnsi="Times New Roman" w:eastAsia="Times New Roman"/>
-          <w:b w:val="0"/>
-          <w:i w:val="0"/>
-          <w:sz w:val="22"/>
-        </w:rPr>
-        <w:t>5.2.3 Experimental Setup</w:t>
-        <w:tab/>
-        <w:t>17</w:t>
-      </w:r>
-    </w:p>
-    <w:p>
-      <w:pPr>
-        <w:keepNext w:val="0"/>
-        <w:pageBreakBefore w:val="0"/>
-        <w:widowControl/>
-        <w:tabs>
-          <w:tab w:pos="8712" w:val="right" w:leader="dot"/>
-        </w:tabs>
-        <w:spacing w:after="40" w:before="100" w:line="264" w:lineRule="auto"/>
-        <w:ind w:right="0"/>
-        <w:jc w:val="left"/>
-      </w:pPr>
-      <w:r>
-        <w:rPr>
-          <w:rFonts w:ascii="Times New Roman" w:hAnsi="Times New Roman" w:eastAsia="Times New Roman"/>
-          <w:b/>
-          <w:i w:val="0"/>
-          <w:sz w:val="22"/>
-        </w:rPr>
-        <w:t>CHAPTER 6 PROJECT DEMONSTRATION</w:t>
-        <w:tab/>
-        <w:t>18</w:t>
-      </w:r>
-    </w:p>
-    <w:p>
-      <w:pPr>
-        <w:keepNext w:val="0"/>
-        <w:pageBreakBefore w:val="0"/>
-        <w:widowControl/>
-        <w:tabs>
-          <w:tab w:pos="8712" w:val="right" w:leader="dot"/>
-        </w:tabs>
-        <w:spacing w:after="40" w:before="0" w:line="264" w:lineRule="auto"/>
-        <w:ind w:left="461" w:right="0"/>
-        <w:jc w:val="left"/>
-      </w:pPr>
-      <w:r>
-        <w:rPr>
-          <w:rFonts w:ascii="Times New Roman" w:hAnsi="Times New Roman" w:eastAsia="Times New Roman"/>
-          <w:b w:val="0"/>
-          <w:i w:val="0"/>
-          <w:sz w:val="22"/>
-        </w:rPr>
-        <w:t>6.1 The Demonstration Website</w:t>
-        <w:tab/>
-        <w:t>18</w:t>
-      </w:r>
-    </w:p>
-    <w:p>
-      <w:pPr>
-        <w:keepNext w:val="0"/>
-        <w:pageBreakBefore w:val="0"/>
-        <w:widowControl/>
-        <w:tabs>
-          <w:tab w:pos="8712" w:val="right" w:leader="dot"/>
-        </w:tabs>
-        <w:spacing w:after="40" w:before="0" w:line="264" w:lineRule="auto"/>
-        <w:ind w:left="461" w:right="0"/>
-        <w:jc w:val="left"/>
-      </w:pPr>
-      <w:r>
-        <w:rPr>
-          <w:rFonts w:ascii="Times New Roman" w:hAnsi="Times New Roman" w:eastAsia="Times New Roman"/>
-          <w:b w:val="0"/>
-          <w:i w:val="0"/>
-          <w:sz w:val="22"/>
-        </w:rPr>
-        <w:t>6.2 Example Interaction</w:t>
-        <w:tab/>
-        <w:t>18</w:t>
-      </w:r>
-    </w:p>
-    <w:p>
-      <w:pPr>
-        <w:keepNext w:val="0"/>
-        <w:pageBreakBefore w:val="0"/>
-        <w:widowControl/>
-        <w:tabs>
-          <w:tab w:pos="8712" w:val="right" w:leader="dot"/>
-        </w:tabs>
-        <w:spacing w:after="40" w:before="0" w:line="264" w:lineRule="auto"/>
-        <w:ind w:left="461" w:right="0"/>
-        <w:jc w:val="left"/>
-      </w:pPr>
-      <w:r>
-        <w:rPr>
-          <w:rFonts w:ascii="Times New Roman" w:hAnsi="Times New Roman" w:eastAsia="Times New Roman"/>
-          <w:b w:val="0"/>
-          <w:i w:val="0"/>
-          <w:sz w:val="22"/>
-        </w:rPr>
-        <w:t>6.3 Running the Demonstration</w:t>
-        <w:tab/>
-        <w:t>19</w:t>
-      </w:r>
-    </w:p>
-    <w:p>
-      <w:pPr>
-        <w:keepNext w:val="0"/>
-        <w:pageBreakBefore w:val="0"/>
-        <w:widowControl/>
-        <w:tabs>
-          <w:tab w:pos="8712" w:val="right" w:leader="dot"/>
-        </w:tabs>
-        <w:spacing w:after="40" w:before="100" w:line="264" w:lineRule="auto"/>
-        <w:ind w:right="0"/>
-        <w:jc w:val="left"/>
-      </w:pPr>
-      <w:r>
-        <w:rPr>
-          <w:rFonts w:ascii="Times New Roman" w:hAnsi="Times New Roman" w:eastAsia="Times New Roman"/>
-          <w:b/>
-          <w:i w:val="0"/>
-          <w:sz w:val="22"/>
-        </w:rPr>
-        <w:t>CHAPTER 7 RESULT AND DISCUSSION</w:t>
-        <w:tab/>
-        <w:t>20</w:t>
-      </w:r>
-    </w:p>
-    <w:p>
-      <w:pPr>
-        <w:keepNext w:val="0"/>
-        <w:pageBreakBefore w:val="0"/>
-        <w:widowControl/>
-        <w:tabs>
-          <w:tab w:pos="8712" w:val="right" w:leader="dot"/>
-        </w:tabs>
-        <w:spacing w:after="40" w:before="0" w:line="264" w:lineRule="auto"/>
-        <w:ind w:left="461" w:right="0"/>
-        <w:jc w:val="left"/>
-      </w:pPr>
-      <w:r>
-        <w:rPr>
-          <w:rFonts w:ascii="Times New Roman" w:hAnsi="Times New Roman" w:eastAsia="Times New Roman"/>
-          <w:b w:val="0"/>
-          <w:i w:val="0"/>
-          <w:sz w:val="22"/>
-        </w:rPr>
-        <w:t>7.1 Hallucination Reduction</w:t>
-        <w:tab/>
-        <w:t>20</w:t>
-      </w:r>
-    </w:p>
-    <w:p>
-      <w:pPr>
-        <w:keepNext w:val="0"/>
-        <w:pageBreakBefore w:val="0"/>
-        <w:widowControl/>
-        <w:tabs>
-          <w:tab w:pos="8712" w:val="right" w:leader="dot"/>
-        </w:tabs>
-        <w:spacing w:after="40" w:before="0" w:line="264" w:lineRule="auto"/>
-        <w:ind w:left="461" w:right="0"/>
-        <w:jc w:val="left"/>
-      </w:pPr>
-      <w:r>
-        <w:rPr>
-          <w:rFonts w:ascii="Times New Roman" w:hAnsi="Times New Roman" w:eastAsia="Times New Roman"/>
-          <w:b w:val="0"/>
-          <w:i w:val="0"/>
-          <w:sz w:val="22"/>
-        </w:rPr>
-        <w:t>7.2 Calibration Improvement</w:t>
-        <w:tab/>
-        <w:t>21</w:t>
-      </w:r>
-    </w:p>
-    <w:p>
-      <w:pPr>
-        <w:keepNext w:val="0"/>
-        <w:pageBreakBefore w:val="0"/>
-        <w:widowControl/>
-        <w:tabs>
-          <w:tab w:pos="8712" w:val="right" w:leader="dot"/>
-        </w:tabs>
-        <w:spacing w:after="40" w:before="0" w:line="264" w:lineRule="auto"/>
-        <w:ind w:left="461" w:right="0"/>
-        <w:jc w:val="left"/>
-      </w:pPr>
-      <w:r>
-        <w:rPr>
-          <w:rFonts w:ascii="Times New Roman" w:hAnsi="Times New Roman" w:eastAsia="Times New Roman"/>
-          <w:b w:val="0"/>
-          <w:i w:val="0"/>
-          <w:sz w:val="22"/>
-        </w:rPr>
-        <w:t>7.3 Confidence Separation</w:t>
-        <w:tab/>
-        <w:t>22</w:t>
-      </w:r>
-    </w:p>
-    <w:p>
-      <w:pPr>
-        <w:keepNext w:val="0"/>
-        <w:pageBreakBefore w:val="0"/>
-        <w:widowControl/>
-        <w:tabs>
-          <w:tab w:pos="8712" w:val="right" w:leader="dot"/>
-        </w:tabs>
-        <w:spacing w:after="40" w:before="0" w:line="264" w:lineRule="auto"/>
-        <w:ind w:left="461" w:right="0"/>
-        <w:jc w:val="left"/>
-      </w:pPr>
-      <w:r>
-        <w:rPr>
-          <w:rFonts w:ascii="Times New Roman" w:hAnsi="Times New Roman" w:eastAsia="Times New Roman"/>
-          <w:b w:val="0"/>
-          <w:i w:val="0"/>
-          <w:sz w:val="22"/>
-        </w:rPr>
-        <w:t>7.4 Cost of Abstention: False Refusals</w:t>
-        <w:tab/>
-        <w:t>23</w:t>
-      </w:r>
-    </w:p>
-    <w:p>
-      <w:pPr>
-        <w:keepNext w:val="0"/>
-        <w:pageBreakBefore w:val="0"/>
-        <w:widowControl/>
-        <w:tabs>
-          <w:tab w:pos="8712" w:val="right" w:leader="dot"/>
-        </w:tabs>
-        <w:spacing w:after="40" w:before="0" w:line="264" w:lineRule="auto"/>
-        <w:ind w:left="461" w:right="0"/>
-        <w:jc w:val="left"/>
-      </w:pPr>
-      <w:r>
-        <w:rPr>
-          <w:rFonts w:ascii="Times New Roman" w:hAnsi="Times New Roman" w:eastAsia="Times New Roman"/>
-          <w:b w:val="0"/>
-          <w:i w:val="0"/>
-          <w:sz w:val="22"/>
-        </w:rPr>
-        <w:t>7.5 Contribution of Each Training Stage</w:t>
-        <w:tab/>
-        <w:t>23</w:t>
-      </w:r>
-    </w:p>
-    <w:p>
-      <w:pPr>
-        <w:keepNext w:val="0"/>
-        <w:pageBreakBefore w:val="0"/>
-        <w:widowControl/>
-        <w:tabs>
-          <w:tab w:pos="8712" w:val="right" w:leader="dot"/>
-        </w:tabs>
-        <w:spacing w:after="40" w:before="0" w:line="264" w:lineRule="auto"/>
-        <w:ind w:left="461" w:right="0"/>
-        <w:jc w:val="left"/>
-      </w:pPr>
-      <w:r>
-        <w:rPr>
-          <w:rFonts w:ascii="Times New Roman" w:hAnsi="Times New Roman" w:eastAsia="Times New Roman"/>
-          <w:b w:val="0"/>
-          <w:i w:val="0"/>
-          <w:sz w:val="22"/>
-        </w:rPr>
-        <w:t>7.6 Qualitative Error Analysis</w:t>
-        <w:tab/>
-        <w:t>24</w:t>
-      </w:r>
-    </w:p>
-    <w:p>
-      <w:pPr>
-        <w:keepNext w:val="0"/>
-        <w:pageBreakBefore w:val="0"/>
-        <w:widowControl/>
-        <w:tabs>
-          <w:tab w:pos="8712" w:val="right" w:leader="dot"/>
-        </w:tabs>
-        <w:spacing w:after="40" w:before="0" w:line="264" w:lineRule="auto"/>
-        <w:ind w:left="461" w:right="0"/>
-        <w:jc w:val="left"/>
-      </w:pPr>
-      <w:r>
-        <w:rPr>
-          <w:rFonts w:ascii="Times New Roman" w:hAnsi="Times New Roman" w:eastAsia="Times New Roman"/>
-          <w:b w:val="0"/>
-          <w:i w:val="0"/>
-          <w:sz w:val="22"/>
-        </w:rPr>
-        <w:t>7.7 Answers to the Research Questions</w:t>
-        <w:tab/>
-        <w:t>24</w:t>
-      </w:r>
-    </w:p>
-    <w:p>
-      <w:pPr>
-        <w:keepNext w:val="0"/>
-        <w:pageBreakBefore w:val="0"/>
-        <w:widowControl/>
-        <w:tabs>
-          <w:tab w:pos="8712" w:val="right" w:leader="dot"/>
-        </w:tabs>
-        <w:spacing w:after="40" w:before="0" w:line="264" w:lineRule="auto"/>
-        <w:ind w:left="461" w:right="0"/>
-        <w:jc w:val="left"/>
-      </w:pPr>
-      <w:r>
-        <w:rPr>
-          <w:rFonts w:ascii="Times New Roman" w:hAnsi="Times New Roman" w:eastAsia="Times New Roman"/>
-          <w:b w:val="0"/>
-          <w:i w:val="0"/>
-          <w:sz w:val="22"/>
-        </w:rPr>
-        <w:t>7.8 Cost Analysis</w:t>
-        <w:tab/>
-        <w:t>24</w:t>
-      </w:r>
-    </w:p>
-    <w:p>
-      <w:pPr>
-        <w:keepNext w:val="0"/>
-        <w:pageBreakBefore w:val="0"/>
-        <w:widowControl/>
-        <w:tabs>
-          <w:tab w:pos="8712" w:val="right" w:leader="dot"/>
-        </w:tabs>
-        <w:spacing w:after="40" w:before="0" w:line="264" w:lineRule="auto"/>
-        <w:ind w:left="461" w:right="0"/>
-        <w:jc w:val="left"/>
-      </w:pPr>
-      <w:r>
-        <w:rPr>
-          <w:rFonts w:ascii="Times New Roman" w:hAnsi="Times New Roman" w:eastAsia="Times New Roman"/>
-          <w:b w:val="0"/>
-          <w:i w:val="0"/>
-          <w:sz w:val="22"/>
-        </w:rPr>
-        <w:t>7.9 Discussion and Limitations</w:t>
-        <w:tab/>
-        <w:t>25</w:t>
-      </w:r>
-    </w:p>
-    <w:p>
-      <w:pPr>
-        <w:keepNext w:val="0"/>
-        <w:pageBreakBefore w:val="0"/>
-        <w:widowControl/>
-        <w:tabs>
-          <w:tab w:pos="8712" w:val="right" w:leader="dot"/>
-        </w:tabs>
-        <w:spacing w:after="40" w:before="100" w:line="264" w:lineRule="auto"/>
-        <w:ind w:right="0"/>
-        <w:jc w:val="left"/>
-      </w:pPr>
-      <w:r>
-        <w:rPr>
-          <w:rFonts w:ascii="Times New Roman" w:hAnsi="Times New Roman" w:eastAsia="Times New Roman"/>
-          <w:b/>
-          <w:i w:val="0"/>
-          <w:sz w:val="22"/>
-        </w:rPr>
-        <w:t>CHAPTER 8 CONCLUSION AND FUTURE WORK</w:t>
-        <w:tab/>
-        <w:t>26</w:t>
-      </w:r>
-    </w:p>
-    <w:p>
-      <w:pPr>
-        <w:keepNext w:val="0"/>
-        <w:pageBreakBefore w:val="0"/>
-        <w:widowControl/>
-        <w:tabs>
-          <w:tab w:pos="8712" w:val="right" w:leader="dot"/>
-        </w:tabs>
-        <w:spacing w:after="40" w:before="0" w:line="264" w:lineRule="auto"/>
-        <w:ind w:left="461" w:right="0"/>
-        <w:jc w:val="left"/>
-      </w:pPr>
-      <w:r>
-        <w:rPr>
-          <w:rFonts w:ascii="Times New Roman" w:hAnsi="Times New Roman" w:eastAsia="Times New Roman"/>
-          <w:b w:val="0"/>
-          <w:i w:val="0"/>
-          <w:sz w:val="22"/>
-        </w:rPr>
-        <w:t>8.1 Conclusion</w:t>
-        <w:tab/>
-        <w:t>26</w:t>
-      </w:r>
-    </w:p>
-    <w:p>
-      <w:pPr>
-        <w:keepNext w:val="0"/>
-        <w:pageBreakBefore w:val="0"/>
-        <w:widowControl/>
-        <w:tabs>
-          <w:tab w:pos="8712" w:val="right" w:leader="dot"/>
-        </w:tabs>
-        <w:spacing w:after="40" w:before="0" w:line="264" w:lineRule="auto"/>
-        <w:ind w:left="461" w:right="0"/>
-        <w:jc w:val="left"/>
-      </w:pPr>
-      <w:r>
-        <w:rPr>
-          <w:rFonts w:ascii="Times New Roman" w:hAnsi="Times New Roman" w:eastAsia="Times New Roman"/>
-          <w:b w:val="0"/>
-          <w:i w:val="0"/>
-          <w:sz w:val="22"/>
-        </w:rPr>
-        <w:t>8.2 Future Work</w:t>
-        <w:tab/>
-        <w:t>26</w:t>
-      </w:r>
-    </w:p>
-    <w:p>
-      <w:pPr>
-        <w:keepNext w:val="0"/>
-        <w:pageBreakBefore w:val="0"/>
-        <w:widowControl/>
-        <w:tabs>
-          <w:tab w:pos="8712" w:val="right" w:leader="dot"/>
-        </w:tabs>
-        <w:spacing w:after="40" w:before="100" w:line="264" w:lineRule="auto"/>
-        <w:ind w:right="0"/>
-        <w:jc w:val="left"/>
-      </w:pPr>
-      <w:r>
-        <w:rPr>
-          <w:rFonts w:ascii="Times New Roman" w:hAnsi="Times New Roman" w:eastAsia="Times New Roman"/>
-          <w:b/>
-          <w:i w:val="0"/>
-          <w:sz w:val="22"/>
-        </w:rPr>
-        <w:t>CHAPTER 9 REFERENCES</w:t>
-        <w:tab/>
-        <w:t>27</w:t>
-      </w:r>
-    </w:p>
-    <w:p>
-      <w:pPr>
-        <w:keepNext w:val="0"/>
-        <w:pageBreakBefore w:val="0"/>
-        <w:widowControl/>
-        <w:tabs>
-          <w:tab w:pos="8712" w:val="right" w:leader="dot"/>
-        </w:tabs>
-        <w:spacing w:after="40" w:before="100" w:line="264" w:lineRule="auto"/>
-        <w:ind w:right="0"/>
-        <w:jc w:val="left"/>
-      </w:pPr>
-      <w:r>
-        <w:rPr>
-          <w:rFonts w:ascii="Times New Roman" w:hAnsi="Times New Roman" w:eastAsia="Times New Roman"/>
-          <w:b/>
-          <w:i w:val="0"/>
-          <w:sz w:val="22"/>
-        </w:rPr>
-        <w:t>APPENDIX A KEY CODE EXCERPTS</w:t>
-        <w:tab/>
-        <w:t>29</w:t>
-      </w:r>
-    </w:p>
-    <w:p>
-      <w:pPr>
-        <w:keepNext w:val="0"/>
-        <w:pageBreakBefore w:val="0"/>
-        <w:widowControl/>
-        <w:tabs>
-          <w:tab w:pos="8712" w:val="right" w:leader="dot"/>
-        </w:tabs>
-        <w:spacing w:after="40" w:before="0" w:line="264" w:lineRule="auto"/>
-        <w:ind w:left="922" w:right="0"/>
-        <w:jc w:val="left"/>
-      </w:pPr>
-      <w:r>
-        <w:rPr>
-          <w:rFonts w:ascii="Times New Roman" w:hAnsi="Times New Roman" w:eastAsia="Times New Roman"/>
-          <w:b w:val="0"/>
-          <w:i w:val="0"/>
-          <w:sz w:val="22"/>
-        </w:rPr>
-        <w:t>A.1 Controlled abstention mixing (prepare_expc_data.py)</w:t>
-        <w:tab/>
-        <w:t>29</w:t>
-      </w:r>
-    </w:p>
-    <w:p>
-      <w:pPr>
-        <w:keepNext w:val="0"/>
-        <w:pageBreakBefore w:val="0"/>
-        <w:widowControl/>
-        <w:tabs>
-          <w:tab w:pos="8712" w:val="right" w:leader="dot"/>
-        </w:tabs>
-        <w:spacing w:after="40" w:before="0" w:line="264" w:lineRule="auto"/>
-        <w:ind w:left="922" w:right="0"/>
-        <w:jc w:val="left"/>
-      </w:pPr>
-      <w:r>
-        <w:rPr>
-          <w:rFonts w:ascii="Times New Roman" w:hAnsi="Times New Roman" w:eastAsia="Times New Roman"/>
-          <w:b w:val="0"/>
-          <w:i w:val="0"/>
-          <w:sz w:val="22"/>
-        </w:rPr>
-        <w:t>A.2 4-bit and LoRA configuration (train_lora.py)</w:t>
-        <w:tab/>
-        <w:t>29</w:t>
-      </w:r>
-    </w:p>
-    <w:p>
-      <w:pPr>
-        <w:keepNext w:val="0"/>
-        <w:pageBreakBefore w:val="0"/>
-        <w:widowControl/>
-        <w:tabs>
-          <w:tab w:pos="8712" w:val="right" w:leader="dot"/>
-        </w:tabs>
-        <w:spacing w:after="40" w:before="0" w:line="264" w:lineRule="auto"/>
-        <w:ind w:left="922" w:right="0"/>
-        <w:jc w:val="left"/>
-      </w:pPr>
-      <w:r>
-        <w:rPr>
-          <w:rFonts w:ascii="Times New Roman" w:hAnsi="Times New Roman" w:eastAsia="Times New Roman"/>
-          <w:b w:val="0"/>
-          <w:i w:val="0"/>
-          <w:sz w:val="22"/>
-        </w:rPr>
-        <w:t>A.3 Confidence and refusal-aware correctness (eval_compare_fixed.py)</w:t>
-        <w:tab/>
-        <w:t>29</w:t>
-      </w:r>
-    </w:p>
-    <w:p>
-      <w:pPr>
-        <w:keepNext w:val="0"/>
-        <w:pageBreakBefore w:val="0"/>
-        <w:widowControl/>
-        <w:tabs>
-          <w:tab w:pos="8712" w:val="right" w:leader="dot"/>
-        </w:tabs>
-        <w:spacing w:after="40" w:before="0" w:line="264" w:lineRule="auto"/>
-        <w:ind w:left="922" w:right="0"/>
-        <w:jc w:val="left"/>
-      </w:pPr>
-      <w:r>
-        <w:rPr>
-          <w:rFonts w:ascii="Times New Roman" w:hAnsi="Times New Roman" w:eastAsia="Times New Roman"/>
-          <w:b w:val="0"/>
-          <w:i w:val="0"/>
-          <w:sz w:val="22"/>
-        </w:rPr>
-        <w:t>A.4 Expected Calibration Error (eval_compare_fixed.py)</w:t>
-        <w:tab/>
-        <w:t>29</w:t>
-      </w:r>
-    </w:p>
+    <w:tbl>
+      <w:tblPr>
+        <w:tblW w:type="dxa" w:w="8928"/>
+        <w:jc w:val="center"/>
+        <w:tblLayout w:type="fixed"/>
+        <w:tblLook w:firstColumn="1" w:firstRow="1" w:lastColumn="0" w:lastRow="0" w:noHBand="0" w:noVBand="1" w:val="04A0"/>
+        <w:tblLayout w:type="fixed"/>
+        <w:tblBorders>
+          <w:top w:val="single" w:sz="4" w:space="0" w:color="BFBFBF"/>
+          <w:bottom w:val="single" w:sz="4" w:space="0" w:color="BFBFBF"/>
+          <w:insideH w:val="single" w:sz="4" w:space="0" w:color="BFBFBF"/>
+        </w:tblBorders>
+      </w:tblPr>
+      <w:tblGrid>
+        <w:gridCol w:w="1152"/>
+        <w:gridCol w:w="6552"/>
+        <w:gridCol w:w="1224"/>
+      </w:tblGrid>
+      <w:tr>
+        <w:trPr>
+          <w:cantSplit/>
+          <w:tblHeader/>
+        </w:trPr>
+        <w:tc>
+          <w:tcPr>
+            <w:tcW w:type="dxa" w:w="1152"/>
+            <w:shd w:val="clear" w:color="auto" w:fill="D9D9D9"/>
+          </w:tcPr>
+          <w:p>
+            <w:pPr>
+              <w:spacing w:before="40" w:after="40" w:line="240" w:lineRule="auto"/>
+              <w:jc w:val="center"/>
+            </w:pPr>
+            <w:r/>
+            <w:r>
+              <w:rPr>
+                <w:rFonts w:ascii="Times New Roman" w:hAnsi="Times New Roman" w:eastAsia="Times New Roman"/>
+                <w:b/>
+                <w:i w:val="0"/>
+                <w:sz w:val="22"/>
+              </w:rPr>
+              <w:t>Sl.No</w:t>
+            </w:r>
+          </w:p>
+        </w:tc>
+        <w:tc>
+          <w:tcPr>
+            <w:tcW w:type="dxa" w:w="6552"/>
+            <w:shd w:val="clear" w:color="auto" w:fill="D9D9D9"/>
+          </w:tcPr>
+          <w:p>
+            <w:pPr>
+              <w:spacing w:before="40" w:after="40" w:line="240" w:lineRule="auto"/>
+              <w:ind w:left="0"/>
+              <w:jc w:val="center"/>
+            </w:pPr>
+            <w:r/>
+            <w:r>
+              <w:rPr>
+                <w:rFonts w:ascii="Times New Roman" w:hAnsi="Times New Roman" w:eastAsia="Times New Roman"/>
+                <w:b/>
+                <w:i w:val="0"/>
+                <w:sz w:val="22"/>
+              </w:rPr>
+              <w:t>Contents</w:t>
+            </w:r>
+          </w:p>
+        </w:tc>
+        <w:tc>
+          <w:tcPr>
+            <w:tcW w:type="dxa" w:w="1224"/>
+            <w:shd w:val="clear" w:color="auto" w:fill="D9D9D9"/>
+          </w:tcPr>
+          <w:p>
+            <w:pPr>
+              <w:spacing w:before="40" w:after="40" w:line="240" w:lineRule="auto"/>
+              <w:jc w:val="center"/>
+            </w:pPr>
+            <w:r/>
+            <w:r>
+              <w:rPr>
+                <w:rFonts w:ascii="Times New Roman" w:hAnsi="Times New Roman" w:eastAsia="Times New Roman"/>
+                <w:b/>
+                <w:i w:val="0"/>
+                <w:sz w:val="22"/>
+              </w:rPr>
+              <w:t>Page No.</w:t>
+            </w:r>
+          </w:p>
+        </w:tc>
+      </w:tr>
+      <w:tr>
+        <w:trPr>
+          <w:cantSplit/>
+        </w:trPr>
+        <w:tc>
+          <w:tcPr>
+            <w:tcW w:type="dxa" w:w="1152"/>
+          </w:tcPr>
+          <w:p>
+            <w:pPr>
+              <w:spacing w:before="40" w:after="40" w:line="240" w:lineRule="auto"/>
+              <w:jc w:val="center"/>
+            </w:pPr>
+            <w:r/>
+            <w:r>
+              <w:rPr>
+                <w:rFonts w:ascii="Times New Roman" w:hAnsi="Times New Roman" w:eastAsia="Times New Roman"/>
+                <w:b/>
+                <w:i w:val="0"/>
+                <w:sz w:val="22"/>
+              </w:rPr>
+            </w:r>
+          </w:p>
+        </w:tc>
+        <w:tc>
+          <w:tcPr>
+            <w:tcW w:type="dxa" w:w="6552"/>
+          </w:tcPr>
+          <w:p>
+            <w:pPr>
+              <w:spacing w:before="40" w:after="40" w:line="240" w:lineRule="auto"/>
+              <w:ind w:left="0"/>
+              <w:jc w:val="left"/>
+            </w:pPr>
+            <w:r/>
+            <w:r>
+              <w:rPr>
+                <w:rFonts w:ascii="Times New Roman" w:hAnsi="Times New Roman" w:eastAsia="Times New Roman"/>
+                <w:b/>
+                <w:i w:val="0"/>
+                <w:sz w:val="22"/>
+              </w:rPr>
+              <w:t>List of Figures</w:t>
+            </w:r>
+          </w:p>
+        </w:tc>
+        <w:tc>
+          <w:tcPr>
+            <w:tcW w:type="dxa" w:w="1224"/>
+          </w:tcPr>
+          <w:p>
+            <w:pPr>
+              <w:spacing w:before="40" w:after="40" w:line="240" w:lineRule="auto"/>
+              <w:jc w:val="center"/>
+            </w:pPr>
+            <w:r/>
+            <w:r>
+              <w:rPr>
+                <w:rFonts w:ascii="Times New Roman" w:hAnsi="Times New Roman" w:eastAsia="Times New Roman"/>
+                <w:b/>
+                <w:i w:val="0"/>
+                <w:sz w:val="22"/>
+              </w:rPr>
+              <w:t>vi</w:t>
+            </w:r>
+          </w:p>
+        </w:tc>
+      </w:tr>
+      <w:tr>
+        <w:trPr>
+          <w:cantSplit/>
+        </w:trPr>
+        <w:tc>
+          <w:tcPr>
+            <w:tcW w:type="dxa" w:w="1152"/>
+          </w:tcPr>
+          <w:p>
+            <w:pPr>
+              <w:spacing w:before="40" w:after="40" w:line="240" w:lineRule="auto"/>
+              <w:jc w:val="center"/>
+            </w:pPr>
+            <w:r/>
+            <w:r>
+              <w:rPr>
+                <w:rFonts w:ascii="Times New Roman" w:hAnsi="Times New Roman" w:eastAsia="Times New Roman"/>
+                <w:b/>
+                <w:i w:val="0"/>
+                <w:sz w:val="22"/>
+              </w:rPr>
+            </w:r>
+          </w:p>
+        </w:tc>
+        <w:tc>
+          <w:tcPr>
+            <w:tcW w:type="dxa" w:w="6552"/>
+          </w:tcPr>
+          <w:p>
+            <w:pPr>
+              <w:spacing w:before="40" w:after="40" w:line="240" w:lineRule="auto"/>
+              <w:ind w:left="0"/>
+              <w:jc w:val="left"/>
+            </w:pPr>
+            <w:r/>
+            <w:r>
+              <w:rPr>
+                <w:rFonts w:ascii="Times New Roman" w:hAnsi="Times New Roman" w:eastAsia="Times New Roman"/>
+                <w:b/>
+                <w:i w:val="0"/>
+                <w:sz w:val="22"/>
+              </w:rPr>
+              <w:t>List of Tables</w:t>
+            </w:r>
+          </w:p>
+        </w:tc>
+        <w:tc>
+          <w:tcPr>
+            <w:tcW w:type="dxa" w:w="1224"/>
+          </w:tcPr>
+          <w:p>
+            <w:pPr>
+              <w:spacing w:before="40" w:after="40" w:line="240" w:lineRule="auto"/>
+              <w:jc w:val="center"/>
+            </w:pPr>
+            <w:r/>
+            <w:r>
+              <w:rPr>
+                <w:rFonts w:ascii="Times New Roman" w:hAnsi="Times New Roman" w:eastAsia="Times New Roman"/>
+                <w:b/>
+                <w:i w:val="0"/>
+                <w:sz w:val="22"/>
+              </w:rPr>
+              <w:t>vii</w:t>
+            </w:r>
+          </w:p>
+        </w:tc>
+      </w:tr>
+      <w:tr>
+        <w:trPr>
+          <w:cantSplit/>
+        </w:trPr>
+        <w:tc>
+          <w:tcPr>
+            <w:tcW w:type="dxa" w:w="1152"/>
+          </w:tcPr>
+          <w:p>
+            <w:pPr>
+              <w:spacing w:before="40" w:after="40" w:line="240" w:lineRule="auto"/>
+              <w:jc w:val="center"/>
+            </w:pPr>
+            <w:r/>
+            <w:r>
+              <w:rPr>
+                <w:rFonts w:ascii="Times New Roman" w:hAnsi="Times New Roman" w:eastAsia="Times New Roman"/>
+                <w:b/>
+                <w:i w:val="0"/>
+                <w:sz w:val="22"/>
+              </w:rPr>
+            </w:r>
+          </w:p>
+        </w:tc>
+        <w:tc>
+          <w:tcPr>
+            <w:tcW w:type="dxa" w:w="6552"/>
+          </w:tcPr>
+          <w:p>
+            <w:pPr>
+              <w:spacing w:before="40" w:after="40" w:line="240" w:lineRule="auto"/>
+              <w:ind w:left="0"/>
+              <w:jc w:val="left"/>
+            </w:pPr>
+            <w:r/>
+            <w:r>
+              <w:rPr>
+                <w:rFonts w:ascii="Times New Roman" w:hAnsi="Times New Roman" w:eastAsia="Times New Roman"/>
+                <w:b/>
+                <w:i w:val="0"/>
+                <w:sz w:val="22"/>
+              </w:rPr>
+              <w:t>List of Abbreviations</w:t>
+            </w:r>
+          </w:p>
+        </w:tc>
+        <w:tc>
+          <w:tcPr>
+            <w:tcW w:type="dxa" w:w="1224"/>
+          </w:tcPr>
+          <w:p>
+            <w:pPr>
+              <w:spacing w:before="40" w:after="40" w:line="240" w:lineRule="auto"/>
+              <w:jc w:val="center"/>
+            </w:pPr>
+            <w:r/>
+            <w:r>
+              <w:rPr>
+                <w:rFonts w:ascii="Times New Roman" w:hAnsi="Times New Roman" w:eastAsia="Times New Roman"/>
+                <w:b/>
+                <w:i w:val="0"/>
+                <w:sz w:val="22"/>
+              </w:rPr>
+              <w:t>viii</w:t>
+            </w:r>
+          </w:p>
+        </w:tc>
+      </w:tr>
+      <w:tr>
+        <w:trPr>
+          <w:cantSplit/>
+        </w:trPr>
+        <w:tc>
+          <w:tcPr>
+            <w:tcW w:type="dxa" w:w="1152"/>
+          </w:tcPr>
+          <w:p>
+            <w:pPr>
+              <w:spacing w:before="40" w:after="40" w:line="240" w:lineRule="auto"/>
+              <w:jc w:val="center"/>
+            </w:pPr>
+            <w:r/>
+            <w:r>
+              <w:rPr>
+                <w:rFonts w:ascii="Times New Roman" w:hAnsi="Times New Roman" w:eastAsia="Times New Roman"/>
+                <w:b/>
+                <w:i w:val="0"/>
+                <w:sz w:val="22"/>
+              </w:rPr>
+            </w:r>
+          </w:p>
+        </w:tc>
+        <w:tc>
+          <w:tcPr>
+            <w:tcW w:type="dxa" w:w="6552"/>
+          </w:tcPr>
+          <w:p>
+            <w:pPr>
+              <w:spacing w:before="40" w:after="40" w:line="240" w:lineRule="auto"/>
+              <w:ind w:left="0"/>
+              <w:jc w:val="left"/>
+            </w:pPr>
+            <w:r/>
+            <w:r>
+              <w:rPr>
+                <w:rFonts w:ascii="Times New Roman" w:hAnsi="Times New Roman" w:eastAsia="Times New Roman"/>
+                <w:b/>
+                <w:i w:val="0"/>
+                <w:sz w:val="22"/>
+              </w:rPr>
+              <w:t>Symbols and Notations</w:t>
+            </w:r>
+          </w:p>
+        </w:tc>
+        <w:tc>
+          <w:tcPr>
+            <w:tcW w:type="dxa" w:w="1224"/>
+          </w:tcPr>
+          <w:p>
+            <w:pPr>
+              <w:spacing w:before="40" w:after="40" w:line="240" w:lineRule="auto"/>
+              <w:jc w:val="center"/>
+            </w:pPr>
+            <w:r/>
+            <w:r>
+              <w:rPr>
+                <w:rFonts w:ascii="Times New Roman" w:hAnsi="Times New Roman" w:eastAsia="Times New Roman"/>
+                <w:b/>
+                <w:i w:val="0"/>
+                <w:sz w:val="22"/>
+              </w:rPr>
+              <w:t>viii</w:t>
+            </w:r>
+          </w:p>
+        </w:tc>
+      </w:tr>
+      <w:tr>
+        <w:trPr>
+          <w:cantSplit/>
+        </w:trPr>
+        <w:tc>
+          <w:tcPr>
+            <w:tcW w:type="dxa" w:w="1152"/>
+          </w:tcPr>
+          <w:p>
+            <w:pPr>
+              <w:spacing w:before="40" w:after="40" w:line="240" w:lineRule="auto"/>
+              <w:jc w:val="center"/>
+            </w:pPr>
+            <w:r/>
+            <w:r>
+              <w:rPr>
+                <w:rFonts w:ascii="Times New Roman" w:hAnsi="Times New Roman" w:eastAsia="Times New Roman"/>
+                <w:b/>
+                <w:i w:val="0"/>
+                <w:sz w:val="22"/>
+              </w:rPr>
+            </w:r>
+          </w:p>
+        </w:tc>
+        <w:tc>
+          <w:tcPr>
+            <w:tcW w:type="dxa" w:w="6552"/>
+          </w:tcPr>
+          <w:p>
+            <w:pPr>
+              <w:spacing w:before="40" w:after="40" w:line="240" w:lineRule="auto"/>
+              <w:ind w:left="0"/>
+              <w:jc w:val="left"/>
+            </w:pPr>
+            <w:r/>
+            <w:r>
+              <w:rPr>
+                <w:rFonts w:ascii="Times New Roman" w:hAnsi="Times New Roman" w:eastAsia="Times New Roman"/>
+                <w:b/>
+                <w:i w:val="0"/>
+                <w:sz w:val="22"/>
+              </w:rPr>
+              <w:t>ABSTRACT</w:t>
+            </w:r>
+          </w:p>
+        </w:tc>
+        <w:tc>
+          <w:tcPr>
+            <w:tcW w:type="dxa" w:w="1224"/>
+          </w:tcPr>
+          <w:p>
+            <w:pPr>
+              <w:spacing w:before="40" w:after="40" w:line="240" w:lineRule="auto"/>
+              <w:jc w:val="center"/>
+            </w:pPr>
+            <w:r/>
+            <w:r>
+              <w:rPr>
+                <w:rFonts w:ascii="Times New Roman" w:hAnsi="Times New Roman" w:eastAsia="Times New Roman"/>
+                <w:b/>
+                <w:i w:val="0"/>
+                <w:sz w:val="22"/>
+              </w:rPr>
+              <w:t>ix</w:t>
+            </w:r>
+          </w:p>
+        </w:tc>
+      </w:tr>
+      <w:tr>
+        <w:trPr>
+          <w:cantSplit/>
+        </w:trPr>
+        <w:tc>
+          <w:tcPr>
+            <w:tcW w:type="dxa" w:w="1152"/>
+          </w:tcPr>
+          <w:p>
+            <w:pPr>
+              <w:spacing w:before="40" w:after="40" w:line="240" w:lineRule="auto"/>
+              <w:jc w:val="center"/>
+            </w:pPr>
+            <w:r/>
+            <w:r>
+              <w:rPr>
+                <w:rFonts w:ascii="Times New Roman" w:hAnsi="Times New Roman" w:eastAsia="Times New Roman"/>
+                <w:b/>
+                <w:i w:val="0"/>
+                <w:sz w:val="22"/>
+              </w:rPr>
+              <w:t>1</w:t>
+            </w:r>
+          </w:p>
+        </w:tc>
+        <w:tc>
+          <w:tcPr>
+            <w:tcW w:type="dxa" w:w="6552"/>
+          </w:tcPr>
+          <w:p>
+            <w:pPr>
+              <w:spacing w:before="40" w:after="40" w:line="240" w:lineRule="auto"/>
+              <w:ind w:left="0"/>
+              <w:jc w:val="left"/>
+            </w:pPr>
+            <w:r/>
+            <w:r>
+              <w:rPr>
+                <w:rFonts w:ascii="Times New Roman" w:hAnsi="Times New Roman" w:eastAsia="Times New Roman"/>
+                <w:b/>
+                <w:i w:val="0"/>
+                <w:sz w:val="22"/>
+              </w:rPr>
+              <w:t>INTRODUCTION</w:t>
+            </w:r>
+          </w:p>
+        </w:tc>
+        <w:tc>
+          <w:tcPr>
+            <w:tcW w:type="dxa" w:w="1224"/>
+          </w:tcPr>
+          <w:p>
+            <w:pPr>
+              <w:spacing w:before="40" w:after="40" w:line="240" w:lineRule="auto"/>
+              <w:jc w:val="center"/>
+            </w:pPr>
+            <w:r/>
+            <w:r>
+              <w:rPr>
+                <w:rFonts w:ascii="Times New Roman" w:hAnsi="Times New Roman" w:eastAsia="Times New Roman"/>
+                <w:b/>
+                <w:i w:val="0"/>
+                <w:sz w:val="22"/>
+              </w:rPr>
+              <w:t>1</w:t>
+            </w:r>
+          </w:p>
+        </w:tc>
+      </w:tr>
+      <w:tr>
+        <w:trPr>
+          <w:cantSplit/>
+        </w:trPr>
+        <w:tc>
+          <w:tcPr>
+            <w:tcW w:type="dxa" w:w="1152"/>
+          </w:tcPr>
+          <w:p>
+            <w:pPr>
+              <w:spacing w:before="40" w:after="40" w:line="240" w:lineRule="auto"/>
+              <w:jc w:val="center"/>
+            </w:pPr>
+            <w:r/>
+            <w:r>
+              <w:rPr>
+                <w:rFonts w:ascii="Times New Roman" w:hAnsi="Times New Roman" w:eastAsia="Times New Roman"/>
+                <w:b w:val="0"/>
+                <w:i w:val="0"/>
+                <w:sz w:val="22"/>
+              </w:rPr>
+              <w:t>1.1</w:t>
+            </w:r>
+          </w:p>
+        </w:tc>
+        <w:tc>
+          <w:tcPr>
+            <w:tcW w:type="dxa" w:w="6552"/>
+          </w:tcPr>
+          <w:p>
+            <w:pPr>
+              <w:spacing w:before="40" w:after="40" w:line="240" w:lineRule="auto"/>
+              <w:ind w:left="403"/>
+              <w:jc w:val="left"/>
+            </w:pPr>
+            <w:r/>
+            <w:r>
+              <w:rPr>
+                <w:rFonts w:ascii="Times New Roman" w:hAnsi="Times New Roman" w:eastAsia="Times New Roman"/>
+                <w:b w:val="0"/>
+                <w:i w:val="0"/>
+                <w:sz w:val="22"/>
+              </w:rPr>
+              <w:t>Background</w:t>
+            </w:r>
+          </w:p>
+        </w:tc>
+        <w:tc>
+          <w:tcPr>
+            <w:tcW w:type="dxa" w:w="1224"/>
+          </w:tcPr>
+          <w:p>
+            <w:pPr>
+              <w:spacing w:before="40" w:after="40" w:line="240" w:lineRule="auto"/>
+              <w:jc w:val="center"/>
+            </w:pPr>
+            <w:r/>
+            <w:r>
+              <w:rPr>
+                <w:rFonts w:ascii="Times New Roman" w:hAnsi="Times New Roman" w:eastAsia="Times New Roman"/>
+                <w:b w:val="0"/>
+                <w:i w:val="0"/>
+                <w:sz w:val="22"/>
+              </w:rPr>
+              <w:t>1</w:t>
+            </w:r>
+          </w:p>
+        </w:tc>
+      </w:tr>
+      <w:tr>
+        <w:trPr>
+          <w:cantSplit/>
+        </w:trPr>
+        <w:tc>
+          <w:tcPr>
+            <w:tcW w:type="dxa" w:w="1152"/>
+          </w:tcPr>
+          <w:p>
+            <w:pPr>
+              <w:spacing w:before="40" w:after="40" w:line="240" w:lineRule="auto"/>
+              <w:jc w:val="center"/>
+            </w:pPr>
+            <w:r/>
+            <w:r>
+              <w:rPr>
+                <w:rFonts w:ascii="Times New Roman" w:hAnsi="Times New Roman" w:eastAsia="Times New Roman"/>
+                <w:b w:val="0"/>
+                <w:i w:val="0"/>
+                <w:sz w:val="22"/>
+              </w:rPr>
+              <w:t>1.2</w:t>
+            </w:r>
+          </w:p>
+        </w:tc>
+        <w:tc>
+          <w:tcPr>
+            <w:tcW w:type="dxa" w:w="6552"/>
+          </w:tcPr>
+          <w:p>
+            <w:pPr>
+              <w:spacing w:before="40" w:after="40" w:line="240" w:lineRule="auto"/>
+              <w:ind w:left="403"/>
+              <w:jc w:val="left"/>
+            </w:pPr>
+            <w:r/>
+            <w:r>
+              <w:rPr>
+                <w:rFonts w:ascii="Times New Roman" w:hAnsi="Times New Roman" w:eastAsia="Times New Roman"/>
+                <w:b w:val="0"/>
+                <w:i w:val="0"/>
+                <w:sz w:val="22"/>
+              </w:rPr>
+              <w:t>Motivations</w:t>
+            </w:r>
+          </w:p>
+        </w:tc>
+        <w:tc>
+          <w:tcPr>
+            <w:tcW w:type="dxa" w:w="1224"/>
+          </w:tcPr>
+          <w:p>
+            <w:pPr>
+              <w:spacing w:before="40" w:after="40" w:line="240" w:lineRule="auto"/>
+              <w:jc w:val="center"/>
+            </w:pPr>
+            <w:r/>
+            <w:r>
+              <w:rPr>
+                <w:rFonts w:ascii="Times New Roman" w:hAnsi="Times New Roman" w:eastAsia="Times New Roman"/>
+                <w:b w:val="0"/>
+                <w:i w:val="0"/>
+                <w:sz w:val="22"/>
+              </w:rPr>
+              <w:t>1</w:t>
+            </w:r>
+          </w:p>
+        </w:tc>
+      </w:tr>
+      <w:tr>
+        <w:trPr>
+          <w:cantSplit/>
+        </w:trPr>
+        <w:tc>
+          <w:tcPr>
+            <w:tcW w:type="dxa" w:w="1152"/>
+          </w:tcPr>
+          <w:p>
+            <w:pPr>
+              <w:spacing w:before="40" w:after="40" w:line="240" w:lineRule="auto"/>
+              <w:jc w:val="center"/>
+            </w:pPr>
+            <w:r/>
+            <w:r>
+              <w:rPr>
+                <w:rFonts w:ascii="Times New Roman" w:hAnsi="Times New Roman" w:eastAsia="Times New Roman"/>
+                <w:b w:val="0"/>
+                <w:i w:val="0"/>
+                <w:sz w:val="22"/>
+              </w:rPr>
+              <w:t>1.3</w:t>
+            </w:r>
+          </w:p>
+        </w:tc>
+        <w:tc>
+          <w:tcPr>
+            <w:tcW w:type="dxa" w:w="6552"/>
+          </w:tcPr>
+          <w:p>
+            <w:pPr>
+              <w:spacing w:before="40" w:after="40" w:line="240" w:lineRule="auto"/>
+              <w:ind w:left="403"/>
+              <w:jc w:val="left"/>
+            </w:pPr>
+            <w:r/>
+            <w:r>
+              <w:rPr>
+                <w:rFonts w:ascii="Times New Roman" w:hAnsi="Times New Roman" w:eastAsia="Times New Roman"/>
+                <w:b w:val="0"/>
+                <w:i w:val="0"/>
+                <w:sz w:val="22"/>
+              </w:rPr>
+              <w:t>Scope of the Project</w:t>
+            </w:r>
+          </w:p>
+        </w:tc>
+        <w:tc>
+          <w:tcPr>
+            <w:tcW w:type="dxa" w:w="1224"/>
+          </w:tcPr>
+          <w:p>
+            <w:pPr>
+              <w:spacing w:before="40" w:after="40" w:line="240" w:lineRule="auto"/>
+              <w:jc w:val="center"/>
+            </w:pPr>
+            <w:r/>
+            <w:r>
+              <w:rPr>
+                <w:rFonts w:ascii="Times New Roman" w:hAnsi="Times New Roman" w:eastAsia="Times New Roman"/>
+                <w:b w:val="0"/>
+                <w:i w:val="0"/>
+                <w:sz w:val="22"/>
+              </w:rPr>
+              <w:t>1</w:t>
+            </w:r>
+          </w:p>
+        </w:tc>
+      </w:tr>
+      <w:tr>
+        <w:trPr>
+          <w:cantSplit/>
+        </w:trPr>
+        <w:tc>
+          <w:tcPr>
+            <w:tcW w:type="dxa" w:w="1152"/>
+          </w:tcPr>
+          <w:p>
+            <w:pPr>
+              <w:spacing w:before="40" w:after="40" w:line="240" w:lineRule="auto"/>
+              <w:jc w:val="center"/>
+            </w:pPr>
+            <w:r/>
+            <w:r>
+              <w:rPr>
+                <w:rFonts w:ascii="Times New Roman" w:hAnsi="Times New Roman" w:eastAsia="Times New Roman"/>
+                <w:b w:val="0"/>
+                <w:i w:val="0"/>
+                <w:sz w:val="22"/>
+              </w:rPr>
+              <w:t>1.4</w:t>
+            </w:r>
+          </w:p>
+        </w:tc>
+        <w:tc>
+          <w:tcPr>
+            <w:tcW w:type="dxa" w:w="6552"/>
+          </w:tcPr>
+          <w:p>
+            <w:pPr>
+              <w:spacing w:before="40" w:after="40" w:line="240" w:lineRule="auto"/>
+              <w:ind w:left="403"/>
+              <w:jc w:val="left"/>
+            </w:pPr>
+            <w:r/>
+            <w:r>
+              <w:rPr>
+                <w:rFonts w:ascii="Times New Roman" w:hAnsi="Times New Roman" w:eastAsia="Times New Roman"/>
+                <w:b w:val="0"/>
+                <w:i w:val="0"/>
+                <w:sz w:val="22"/>
+              </w:rPr>
+              <w:t>Organisation of the Report</w:t>
+            </w:r>
+          </w:p>
+        </w:tc>
+        <w:tc>
+          <w:tcPr>
+            <w:tcW w:type="dxa" w:w="1224"/>
+          </w:tcPr>
+          <w:p>
+            <w:pPr>
+              <w:spacing w:before="40" w:after="40" w:line="240" w:lineRule="auto"/>
+              <w:jc w:val="center"/>
+            </w:pPr>
+            <w:r/>
+            <w:r>
+              <w:rPr>
+                <w:rFonts w:ascii="Times New Roman" w:hAnsi="Times New Roman" w:eastAsia="Times New Roman"/>
+                <w:b w:val="0"/>
+                <w:i w:val="0"/>
+                <w:sz w:val="22"/>
+              </w:rPr>
+              <w:t>2</w:t>
+            </w:r>
+          </w:p>
+        </w:tc>
+      </w:tr>
+      <w:tr>
+        <w:trPr>
+          <w:cantSplit/>
+        </w:trPr>
+        <w:tc>
+          <w:tcPr>
+            <w:tcW w:type="dxa" w:w="1152"/>
+          </w:tcPr>
+          <w:p>
+            <w:pPr>
+              <w:spacing w:before="40" w:after="40" w:line="240" w:lineRule="auto"/>
+              <w:jc w:val="center"/>
+            </w:pPr>
+            <w:r/>
+            <w:r>
+              <w:rPr>
+                <w:rFonts w:ascii="Times New Roman" w:hAnsi="Times New Roman" w:eastAsia="Times New Roman"/>
+                <w:b/>
+                <w:i w:val="0"/>
+                <w:sz w:val="22"/>
+              </w:rPr>
+              <w:t>2</w:t>
+            </w:r>
+          </w:p>
+        </w:tc>
+        <w:tc>
+          <w:tcPr>
+            <w:tcW w:type="dxa" w:w="6552"/>
+          </w:tcPr>
+          <w:p>
+            <w:pPr>
+              <w:spacing w:before="40" w:after="40" w:line="240" w:lineRule="auto"/>
+              <w:ind w:left="0"/>
+              <w:jc w:val="left"/>
+            </w:pPr>
+            <w:r/>
+            <w:r>
+              <w:rPr>
+                <w:rFonts w:ascii="Times New Roman" w:hAnsi="Times New Roman" w:eastAsia="Times New Roman"/>
+                <w:b/>
+                <w:i w:val="0"/>
+                <w:sz w:val="22"/>
+              </w:rPr>
+              <w:t>PROJECT DESCRIPTION AND GOALS</w:t>
+            </w:r>
+          </w:p>
+        </w:tc>
+        <w:tc>
+          <w:tcPr>
+            <w:tcW w:type="dxa" w:w="1224"/>
+          </w:tcPr>
+          <w:p>
+            <w:pPr>
+              <w:spacing w:before="40" w:after="40" w:line="240" w:lineRule="auto"/>
+              <w:jc w:val="center"/>
+            </w:pPr>
+            <w:r/>
+            <w:r>
+              <w:rPr>
+                <w:rFonts w:ascii="Times New Roman" w:hAnsi="Times New Roman" w:eastAsia="Times New Roman"/>
+                <w:b/>
+                <w:i w:val="0"/>
+                <w:sz w:val="22"/>
+              </w:rPr>
+              <w:t>3</w:t>
+            </w:r>
+          </w:p>
+        </w:tc>
+      </w:tr>
+      <w:tr>
+        <w:trPr>
+          <w:cantSplit/>
+        </w:trPr>
+        <w:tc>
+          <w:tcPr>
+            <w:tcW w:type="dxa" w:w="1152"/>
+          </w:tcPr>
+          <w:p>
+            <w:pPr>
+              <w:spacing w:before="40" w:after="40" w:line="240" w:lineRule="auto"/>
+              <w:jc w:val="center"/>
+            </w:pPr>
+            <w:r/>
+            <w:r>
+              <w:rPr>
+                <w:rFonts w:ascii="Times New Roman" w:hAnsi="Times New Roman" w:eastAsia="Times New Roman"/>
+                <w:b w:val="0"/>
+                <w:i w:val="0"/>
+                <w:sz w:val="22"/>
+              </w:rPr>
+              <w:t>2.1</w:t>
+            </w:r>
+          </w:p>
+        </w:tc>
+        <w:tc>
+          <w:tcPr>
+            <w:tcW w:type="dxa" w:w="6552"/>
+          </w:tcPr>
+          <w:p>
+            <w:pPr>
+              <w:spacing w:before="40" w:after="40" w:line="240" w:lineRule="auto"/>
+              <w:ind w:left="403"/>
+              <w:jc w:val="left"/>
+            </w:pPr>
+            <w:r/>
+            <w:r>
+              <w:rPr>
+                <w:rFonts w:ascii="Times New Roman" w:hAnsi="Times New Roman" w:eastAsia="Times New Roman"/>
+                <w:b w:val="0"/>
+                <w:i w:val="0"/>
+                <w:sz w:val="22"/>
+              </w:rPr>
+              <w:t>Literature Review</w:t>
+            </w:r>
+          </w:p>
+        </w:tc>
+        <w:tc>
+          <w:tcPr>
+            <w:tcW w:type="dxa" w:w="1224"/>
+          </w:tcPr>
+          <w:p>
+            <w:pPr>
+              <w:spacing w:before="40" w:after="40" w:line="240" w:lineRule="auto"/>
+              <w:jc w:val="center"/>
+            </w:pPr>
+            <w:r/>
+            <w:r>
+              <w:rPr>
+                <w:rFonts w:ascii="Times New Roman" w:hAnsi="Times New Roman" w:eastAsia="Times New Roman"/>
+                <w:b w:val="0"/>
+                <w:i w:val="0"/>
+                <w:sz w:val="22"/>
+              </w:rPr>
+              <w:t>3</w:t>
+            </w:r>
+          </w:p>
+        </w:tc>
+      </w:tr>
+      <w:tr>
+        <w:trPr>
+          <w:cantSplit/>
+        </w:trPr>
+        <w:tc>
+          <w:tcPr>
+            <w:tcW w:type="dxa" w:w="1152"/>
+          </w:tcPr>
+          <w:p>
+            <w:pPr>
+              <w:spacing w:before="40" w:after="40" w:line="240" w:lineRule="auto"/>
+              <w:jc w:val="center"/>
+            </w:pPr>
+            <w:r/>
+            <w:r>
+              <w:rPr>
+                <w:rFonts w:ascii="Times New Roman" w:hAnsi="Times New Roman" w:eastAsia="Times New Roman"/>
+                <w:b w:val="0"/>
+                <w:i w:val="0"/>
+                <w:sz w:val="22"/>
+              </w:rPr>
+              <w:t>2.1.1</w:t>
+            </w:r>
+          </w:p>
+        </w:tc>
+        <w:tc>
+          <w:tcPr>
+            <w:tcW w:type="dxa" w:w="6552"/>
+          </w:tcPr>
+          <w:p>
+            <w:pPr>
+              <w:spacing w:before="40" w:after="40" w:line="240" w:lineRule="auto"/>
+              <w:ind w:left="806"/>
+              <w:jc w:val="left"/>
+            </w:pPr>
+            <w:r/>
+            <w:r>
+              <w:rPr>
+                <w:rFonts w:ascii="Times New Roman" w:hAnsi="Times New Roman" w:eastAsia="Times New Roman"/>
+                <w:b w:val="0"/>
+                <w:i w:val="0"/>
+                <w:sz w:val="22"/>
+              </w:rPr>
+              <w:t>Hallucination in Language Models</w:t>
+            </w:r>
+          </w:p>
+        </w:tc>
+        <w:tc>
+          <w:tcPr>
+            <w:tcW w:type="dxa" w:w="1224"/>
+          </w:tcPr>
+          <w:p>
+            <w:pPr>
+              <w:spacing w:before="40" w:after="40" w:line="240" w:lineRule="auto"/>
+              <w:jc w:val="center"/>
+            </w:pPr>
+            <w:r/>
+            <w:r>
+              <w:rPr>
+                <w:rFonts w:ascii="Times New Roman" w:hAnsi="Times New Roman" w:eastAsia="Times New Roman"/>
+                <w:b w:val="0"/>
+                <w:i w:val="0"/>
+                <w:sz w:val="22"/>
+              </w:rPr>
+              <w:t>3</w:t>
+            </w:r>
+          </w:p>
+        </w:tc>
+      </w:tr>
+      <w:tr>
+        <w:trPr>
+          <w:cantSplit/>
+        </w:trPr>
+        <w:tc>
+          <w:tcPr>
+            <w:tcW w:type="dxa" w:w="1152"/>
+          </w:tcPr>
+          <w:p>
+            <w:pPr>
+              <w:spacing w:before="40" w:after="40" w:line="240" w:lineRule="auto"/>
+              <w:jc w:val="center"/>
+            </w:pPr>
+            <w:r/>
+            <w:r>
+              <w:rPr>
+                <w:rFonts w:ascii="Times New Roman" w:hAnsi="Times New Roman" w:eastAsia="Times New Roman"/>
+                <w:b w:val="0"/>
+                <w:i w:val="0"/>
+                <w:sz w:val="22"/>
+              </w:rPr>
+              <w:t>2.1.2</w:t>
+            </w:r>
+          </w:p>
+        </w:tc>
+        <w:tc>
+          <w:tcPr>
+            <w:tcW w:type="dxa" w:w="6552"/>
+          </w:tcPr>
+          <w:p>
+            <w:pPr>
+              <w:spacing w:before="40" w:after="40" w:line="240" w:lineRule="auto"/>
+              <w:ind w:left="806"/>
+              <w:jc w:val="left"/>
+            </w:pPr>
+            <w:r/>
+            <w:r>
+              <w:rPr>
+                <w:rFonts w:ascii="Times New Roman" w:hAnsi="Times New Roman" w:eastAsia="Times New Roman"/>
+                <w:b w:val="0"/>
+                <w:i w:val="0"/>
+                <w:sz w:val="22"/>
+              </w:rPr>
+              <w:t>Confidence Estimation and Calibration</w:t>
+            </w:r>
+          </w:p>
+        </w:tc>
+        <w:tc>
+          <w:tcPr>
+            <w:tcW w:type="dxa" w:w="1224"/>
+          </w:tcPr>
+          <w:p>
+            <w:pPr>
+              <w:spacing w:before="40" w:after="40" w:line="240" w:lineRule="auto"/>
+              <w:jc w:val="center"/>
+            </w:pPr>
+            <w:r/>
+            <w:r>
+              <w:rPr>
+                <w:rFonts w:ascii="Times New Roman" w:hAnsi="Times New Roman" w:eastAsia="Times New Roman"/>
+                <w:b w:val="0"/>
+                <w:i w:val="0"/>
+                <w:sz w:val="22"/>
+              </w:rPr>
+              <w:t>3</w:t>
+            </w:r>
+          </w:p>
+        </w:tc>
+      </w:tr>
+      <w:tr>
+        <w:trPr>
+          <w:cantSplit/>
+        </w:trPr>
+        <w:tc>
+          <w:tcPr>
+            <w:tcW w:type="dxa" w:w="1152"/>
+          </w:tcPr>
+          <w:p>
+            <w:pPr>
+              <w:spacing w:before="40" w:after="40" w:line="240" w:lineRule="auto"/>
+              <w:jc w:val="center"/>
+            </w:pPr>
+            <w:r/>
+            <w:r>
+              <w:rPr>
+                <w:rFonts w:ascii="Times New Roman" w:hAnsi="Times New Roman" w:eastAsia="Times New Roman"/>
+                <w:b w:val="0"/>
+                <w:i w:val="0"/>
+                <w:sz w:val="22"/>
+              </w:rPr>
+              <w:t>2.1.3</w:t>
+            </w:r>
+          </w:p>
+        </w:tc>
+        <w:tc>
+          <w:tcPr>
+            <w:tcW w:type="dxa" w:w="6552"/>
+          </w:tcPr>
+          <w:p>
+            <w:pPr>
+              <w:spacing w:before="40" w:after="40" w:line="240" w:lineRule="auto"/>
+              <w:ind w:left="806"/>
+              <w:jc w:val="left"/>
+            </w:pPr>
+            <w:r/>
+            <w:r>
+              <w:rPr>
+                <w:rFonts w:ascii="Times New Roman" w:hAnsi="Times New Roman" w:eastAsia="Times New Roman"/>
+                <w:b w:val="0"/>
+                <w:i w:val="0"/>
+                <w:sz w:val="22"/>
+              </w:rPr>
+              <w:t>Selective Prediction and Abstention</w:t>
+            </w:r>
+          </w:p>
+        </w:tc>
+        <w:tc>
+          <w:tcPr>
+            <w:tcW w:type="dxa" w:w="1224"/>
+          </w:tcPr>
+          <w:p>
+            <w:pPr>
+              <w:spacing w:before="40" w:after="40" w:line="240" w:lineRule="auto"/>
+              <w:jc w:val="center"/>
+            </w:pPr>
+            <w:r/>
+            <w:r>
+              <w:rPr>
+                <w:rFonts w:ascii="Times New Roman" w:hAnsi="Times New Roman" w:eastAsia="Times New Roman"/>
+                <w:b w:val="0"/>
+                <w:i w:val="0"/>
+                <w:sz w:val="22"/>
+              </w:rPr>
+              <w:t>3</w:t>
+            </w:r>
+          </w:p>
+        </w:tc>
+      </w:tr>
+      <w:tr>
+        <w:trPr>
+          <w:cantSplit/>
+        </w:trPr>
+        <w:tc>
+          <w:tcPr>
+            <w:tcW w:type="dxa" w:w="1152"/>
+          </w:tcPr>
+          <w:p>
+            <w:pPr>
+              <w:spacing w:before="40" w:after="40" w:line="240" w:lineRule="auto"/>
+              <w:jc w:val="center"/>
+            </w:pPr>
+            <w:r/>
+            <w:r>
+              <w:rPr>
+                <w:rFonts w:ascii="Times New Roman" w:hAnsi="Times New Roman" w:eastAsia="Times New Roman"/>
+                <w:b w:val="0"/>
+                <w:i w:val="0"/>
+                <w:sz w:val="22"/>
+              </w:rPr>
+              <w:t>2.1.4</w:t>
+            </w:r>
+          </w:p>
+        </w:tc>
+        <w:tc>
+          <w:tcPr>
+            <w:tcW w:type="dxa" w:w="6552"/>
+          </w:tcPr>
+          <w:p>
+            <w:pPr>
+              <w:spacing w:before="40" w:after="40" w:line="240" w:lineRule="auto"/>
+              <w:ind w:left="806"/>
+              <w:jc w:val="left"/>
+            </w:pPr>
+            <w:r/>
+            <w:r>
+              <w:rPr>
+                <w:rFonts w:ascii="Times New Roman" w:hAnsi="Times New Roman" w:eastAsia="Times New Roman"/>
+                <w:b w:val="0"/>
+                <w:i w:val="0"/>
+                <w:sz w:val="22"/>
+              </w:rPr>
+              <w:t>Parameter-Efficient Fine-Tuning of SLMs</w:t>
+            </w:r>
+          </w:p>
+        </w:tc>
+        <w:tc>
+          <w:tcPr>
+            <w:tcW w:type="dxa" w:w="1224"/>
+          </w:tcPr>
+          <w:p>
+            <w:pPr>
+              <w:spacing w:before="40" w:after="40" w:line="240" w:lineRule="auto"/>
+              <w:jc w:val="center"/>
+            </w:pPr>
+            <w:r/>
+            <w:r>
+              <w:rPr>
+                <w:rFonts w:ascii="Times New Roman" w:hAnsi="Times New Roman" w:eastAsia="Times New Roman"/>
+                <w:b w:val="0"/>
+                <w:i w:val="0"/>
+                <w:sz w:val="22"/>
+              </w:rPr>
+              <w:t>4</w:t>
+            </w:r>
+          </w:p>
+        </w:tc>
+      </w:tr>
+      <w:tr>
+        <w:trPr>
+          <w:cantSplit/>
+        </w:trPr>
+        <w:tc>
+          <w:tcPr>
+            <w:tcW w:type="dxa" w:w="1152"/>
+          </w:tcPr>
+          <w:p>
+            <w:pPr>
+              <w:spacing w:before="40" w:after="40" w:line="240" w:lineRule="auto"/>
+              <w:jc w:val="center"/>
+            </w:pPr>
+            <w:r/>
+            <w:r>
+              <w:rPr>
+                <w:rFonts w:ascii="Times New Roman" w:hAnsi="Times New Roman" w:eastAsia="Times New Roman"/>
+                <w:b w:val="0"/>
+                <w:i w:val="0"/>
+                <w:sz w:val="22"/>
+              </w:rPr>
+              <w:t>2.1.5</w:t>
+            </w:r>
+          </w:p>
+        </w:tc>
+        <w:tc>
+          <w:tcPr>
+            <w:tcW w:type="dxa" w:w="6552"/>
+          </w:tcPr>
+          <w:p>
+            <w:pPr>
+              <w:spacing w:before="40" w:after="40" w:line="240" w:lineRule="auto"/>
+              <w:ind w:left="806"/>
+              <w:jc w:val="left"/>
+            </w:pPr>
+            <w:r/>
+            <w:r>
+              <w:rPr>
+                <w:rFonts w:ascii="Times New Roman" w:hAnsi="Times New Roman" w:eastAsia="Times New Roman"/>
+                <w:b w:val="0"/>
+                <w:i w:val="0"/>
+                <w:sz w:val="22"/>
+              </w:rPr>
+              <w:t>Summary of Key Works</w:t>
+            </w:r>
+          </w:p>
+        </w:tc>
+        <w:tc>
+          <w:tcPr>
+            <w:tcW w:type="dxa" w:w="1224"/>
+          </w:tcPr>
+          <w:p>
+            <w:pPr>
+              <w:spacing w:before="40" w:after="40" w:line="240" w:lineRule="auto"/>
+              <w:jc w:val="center"/>
+            </w:pPr>
+            <w:r/>
+            <w:r>
+              <w:rPr>
+                <w:rFonts w:ascii="Times New Roman" w:hAnsi="Times New Roman" w:eastAsia="Times New Roman"/>
+                <w:b w:val="0"/>
+                <w:i w:val="0"/>
+                <w:sz w:val="22"/>
+              </w:rPr>
+              <w:t>4</w:t>
+            </w:r>
+          </w:p>
+        </w:tc>
+      </w:tr>
+      <w:tr>
+        <w:trPr>
+          <w:cantSplit/>
+        </w:trPr>
+        <w:tc>
+          <w:tcPr>
+            <w:tcW w:type="dxa" w:w="1152"/>
+          </w:tcPr>
+          <w:p>
+            <w:pPr>
+              <w:spacing w:before="40" w:after="40" w:line="240" w:lineRule="auto"/>
+              <w:jc w:val="center"/>
+            </w:pPr>
+            <w:r/>
+            <w:r>
+              <w:rPr>
+                <w:rFonts w:ascii="Times New Roman" w:hAnsi="Times New Roman" w:eastAsia="Times New Roman"/>
+                <w:b w:val="0"/>
+                <w:i w:val="0"/>
+                <w:sz w:val="22"/>
+              </w:rPr>
+              <w:t>2.2</w:t>
+            </w:r>
+          </w:p>
+        </w:tc>
+        <w:tc>
+          <w:tcPr>
+            <w:tcW w:type="dxa" w:w="6552"/>
+          </w:tcPr>
+          <w:p>
+            <w:pPr>
+              <w:spacing w:before="40" w:after="40" w:line="240" w:lineRule="auto"/>
+              <w:ind w:left="403"/>
+              <w:jc w:val="left"/>
+            </w:pPr>
+            <w:r/>
+            <w:r>
+              <w:rPr>
+                <w:rFonts w:ascii="Times New Roman" w:hAnsi="Times New Roman" w:eastAsia="Times New Roman"/>
+                <w:b w:val="0"/>
+                <w:i w:val="0"/>
+                <w:sz w:val="22"/>
+              </w:rPr>
+              <w:t>Research Gap</w:t>
+            </w:r>
+          </w:p>
+        </w:tc>
+        <w:tc>
+          <w:tcPr>
+            <w:tcW w:type="dxa" w:w="1224"/>
+          </w:tcPr>
+          <w:p>
+            <w:pPr>
+              <w:spacing w:before="40" w:after="40" w:line="240" w:lineRule="auto"/>
+              <w:jc w:val="center"/>
+            </w:pPr>
+            <w:r/>
+            <w:r>
+              <w:rPr>
+                <w:rFonts w:ascii="Times New Roman" w:hAnsi="Times New Roman" w:eastAsia="Times New Roman"/>
+                <w:b w:val="0"/>
+                <w:i w:val="0"/>
+                <w:sz w:val="22"/>
+              </w:rPr>
+              <w:t>4</w:t>
+            </w:r>
+          </w:p>
+        </w:tc>
+      </w:tr>
+      <w:tr>
+        <w:trPr>
+          <w:cantSplit/>
+        </w:trPr>
+        <w:tc>
+          <w:tcPr>
+            <w:tcW w:type="dxa" w:w="1152"/>
+          </w:tcPr>
+          <w:p>
+            <w:pPr>
+              <w:spacing w:before="40" w:after="40" w:line="240" w:lineRule="auto"/>
+              <w:jc w:val="center"/>
+            </w:pPr>
+            <w:r/>
+            <w:r>
+              <w:rPr>
+                <w:rFonts w:ascii="Times New Roman" w:hAnsi="Times New Roman" w:eastAsia="Times New Roman"/>
+                <w:b w:val="0"/>
+                <w:i w:val="0"/>
+                <w:sz w:val="22"/>
+              </w:rPr>
+              <w:t>2.3</w:t>
+            </w:r>
+          </w:p>
+        </w:tc>
+        <w:tc>
+          <w:tcPr>
+            <w:tcW w:type="dxa" w:w="6552"/>
+          </w:tcPr>
+          <w:p>
+            <w:pPr>
+              <w:spacing w:before="40" w:after="40" w:line="240" w:lineRule="auto"/>
+              <w:ind w:left="403"/>
+              <w:jc w:val="left"/>
+            </w:pPr>
+            <w:r/>
+            <w:r>
+              <w:rPr>
+                <w:rFonts w:ascii="Times New Roman" w:hAnsi="Times New Roman" w:eastAsia="Times New Roman"/>
+                <w:b w:val="0"/>
+                <w:i w:val="0"/>
+                <w:sz w:val="22"/>
+              </w:rPr>
+              <w:t>Objectives</w:t>
+            </w:r>
+          </w:p>
+        </w:tc>
+        <w:tc>
+          <w:tcPr>
+            <w:tcW w:type="dxa" w:w="1224"/>
+          </w:tcPr>
+          <w:p>
+            <w:pPr>
+              <w:spacing w:before="40" w:after="40" w:line="240" w:lineRule="auto"/>
+              <w:jc w:val="center"/>
+            </w:pPr>
+            <w:r/>
+            <w:r>
+              <w:rPr>
+                <w:rFonts w:ascii="Times New Roman" w:hAnsi="Times New Roman" w:eastAsia="Times New Roman"/>
+                <w:b w:val="0"/>
+                <w:i w:val="0"/>
+                <w:sz w:val="22"/>
+              </w:rPr>
+              <w:t>5</w:t>
+            </w:r>
+          </w:p>
+        </w:tc>
+      </w:tr>
+      <w:tr>
+        <w:trPr>
+          <w:cantSplit/>
+        </w:trPr>
+        <w:tc>
+          <w:tcPr>
+            <w:tcW w:type="dxa" w:w="1152"/>
+          </w:tcPr>
+          <w:p>
+            <w:pPr>
+              <w:spacing w:before="40" w:after="40" w:line="240" w:lineRule="auto"/>
+              <w:jc w:val="center"/>
+            </w:pPr>
+            <w:r/>
+            <w:r>
+              <w:rPr>
+                <w:rFonts w:ascii="Times New Roman" w:hAnsi="Times New Roman" w:eastAsia="Times New Roman"/>
+                <w:b w:val="0"/>
+                <w:i w:val="0"/>
+                <w:sz w:val="22"/>
+              </w:rPr>
+              <w:t>2.4</w:t>
+            </w:r>
+          </w:p>
+        </w:tc>
+        <w:tc>
+          <w:tcPr>
+            <w:tcW w:type="dxa" w:w="6552"/>
+          </w:tcPr>
+          <w:p>
+            <w:pPr>
+              <w:spacing w:before="40" w:after="40" w:line="240" w:lineRule="auto"/>
+              <w:ind w:left="403"/>
+              <w:jc w:val="left"/>
+            </w:pPr>
+            <w:r/>
+            <w:r>
+              <w:rPr>
+                <w:rFonts w:ascii="Times New Roman" w:hAnsi="Times New Roman" w:eastAsia="Times New Roman"/>
+                <w:b w:val="0"/>
+                <w:i w:val="0"/>
+                <w:sz w:val="22"/>
+              </w:rPr>
+              <w:t>Problem Statement</w:t>
+            </w:r>
+          </w:p>
+        </w:tc>
+        <w:tc>
+          <w:tcPr>
+            <w:tcW w:type="dxa" w:w="1224"/>
+          </w:tcPr>
+          <w:p>
+            <w:pPr>
+              <w:spacing w:before="40" w:after="40" w:line="240" w:lineRule="auto"/>
+              <w:jc w:val="center"/>
+            </w:pPr>
+            <w:r/>
+            <w:r>
+              <w:rPr>
+                <w:rFonts w:ascii="Times New Roman" w:hAnsi="Times New Roman" w:eastAsia="Times New Roman"/>
+                <w:b w:val="0"/>
+                <w:i w:val="0"/>
+                <w:sz w:val="22"/>
+              </w:rPr>
+              <w:t>5</w:t>
+            </w:r>
+          </w:p>
+        </w:tc>
+      </w:tr>
+      <w:tr>
+        <w:trPr>
+          <w:cantSplit/>
+        </w:trPr>
+        <w:tc>
+          <w:tcPr>
+            <w:tcW w:type="dxa" w:w="1152"/>
+          </w:tcPr>
+          <w:p>
+            <w:pPr>
+              <w:spacing w:before="40" w:after="40" w:line="240" w:lineRule="auto"/>
+              <w:jc w:val="center"/>
+            </w:pPr>
+            <w:r/>
+            <w:r>
+              <w:rPr>
+                <w:rFonts w:ascii="Times New Roman" w:hAnsi="Times New Roman" w:eastAsia="Times New Roman"/>
+                <w:b w:val="0"/>
+                <w:i w:val="0"/>
+                <w:sz w:val="22"/>
+              </w:rPr>
+              <w:t>2.5</w:t>
+            </w:r>
+          </w:p>
+        </w:tc>
+        <w:tc>
+          <w:tcPr>
+            <w:tcW w:type="dxa" w:w="6552"/>
+          </w:tcPr>
+          <w:p>
+            <w:pPr>
+              <w:spacing w:before="40" w:after="40" w:line="240" w:lineRule="auto"/>
+              <w:ind w:left="403"/>
+              <w:jc w:val="left"/>
+            </w:pPr>
+            <w:r/>
+            <w:r>
+              <w:rPr>
+                <w:rFonts w:ascii="Times New Roman" w:hAnsi="Times New Roman" w:eastAsia="Times New Roman"/>
+                <w:b w:val="0"/>
+                <w:i w:val="0"/>
+                <w:sz w:val="22"/>
+              </w:rPr>
+              <w:t>Project Plan</w:t>
+            </w:r>
+          </w:p>
+        </w:tc>
+        <w:tc>
+          <w:tcPr>
+            <w:tcW w:type="dxa" w:w="1224"/>
+          </w:tcPr>
+          <w:p>
+            <w:pPr>
+              <w:spacing w:before="40" w:after="40" w:line="240" w:lineRule="auto"/>
+              <w:jc w:val="center"/>
+            </w:pPr>
+            <w:r/>
+            <w:r>
+              <w:rPr>
+                <w:rFonts w:ascii="Times New Roman" w:hAnsi="Times New Roman" w:eastAsia="Times New Roman"/>
+                <w:b w:val="0"/>
+                <w:i w:val="0"/>
+                <w:sz w:val="22"/>
+              </w:rPr>
+              <w:t>5</w:t>
+            </w:r>
+          </w:p>
+        </w:tc>
+      </w:tr>
+      <w:tr>
+        <w:trPr>
+          <w:cantSplit/>
+        </w:trPr>
+        <w:tc>
+          <w:tcPr>
+            <w:tcW w:type="dxa" w:w="1152"/>
+          </w:tcPr>
+          <w:p>
+            <w:pPr>
+              <w:spacing w:before="40" w:after="40" w:line="240" w:lineRule="auto"/>
+              <w:jc w:val="center"/>
+            </w:pPr>
+            <w:r/>
+            <w:r>
+              <w:rPr>
+                <w:rFonts w:ascii="Times New Roman" w:hAnsi="Times New Roman" w:eastAsia="Times New Roman"/>
+                <w:b/>
+                <w:i w:val="0"/>
+                <w:sz w:val="22"/>
+              </w:rPr>
+              <w:t>3</w:t>
+            </w:r>
+          </w:p>
+        </w:tc>
+        <w:tc>
+          <w:tcPr>
+            <w:tcW w:type="dxa" w:w="6552"/>
+          </w:tcPr>
+          <w:p>
+            <w:pPr>
+              <w:spacing w:before="40" w:after="40" w:line="240" w:lineRule="auto"/>
+              <w:ind w:left="0"/>
+              <w:jc w:val="left"/>
+            </w:pPr>
+            <w:r/>
+            <w:r>
+              <w:rPr>
+                <w:rFonts w:ascii="Times New Roman" w:hAnsi="Times New Roman" w:eastAsia="Times New Roman"/>
+                <w:b/>
+                <w:i w:val="0"/>
+                <w:sz w:val="22"/>
+              </w:rPr>
+              <w:t>TECHNICAL SPECIFICATION</w:t>
+            </w:r>
+          </w:p>
+        </w:tc>
+        <w:tc>
+          <w:tcPr>
+            <w:tcW w:type="dxa" w:w="1224"/>
+          </w:tcPr>
+          <w:p>
+            <w:pPr>
+              <w:spacing w:before="40" w:after="40" w:line="240" w:lineRule="auto"/>
+              <w:jc w:val="center"/>
+            </w:pPr>
+            <w:r/>
+            <w:r>
+              <w:rPr>
+                <w:rFonts w:ascii="Times New Roman" w:hAnsi="Times New Roman" w:eastAsia="Times New Roman"/>
+                <w:b/>
+                <w:i w:val="0"/>
+                <w:sz w:val="22"/>
+              </w:rPr>
+              <w:t>7</w:t>
+            </w:r>
+          </w:p>
+        </w:tc>
+      </w:tr>
+      <w:tr>
+        <w:trPr>
+          <w:cantSplit/>
+        </w:trPr>
+        <w:tc>
+          <w:tcPr>
+            <w:tcW w:type="dxa" w:w="1152"/>
+          </w:tcPr>
+          <w:p>
+            <w:pPr>
+              <w:spacing w:before="40" w:after="40" w:line="240" w:lineRule="auto"/>
+              <w:jc w:val="center"/>
+            </w:pPr>
+            <w:r/>
+            <w:r>
+              <w:rPr>
+                <w:rFonts w:ascii="Times New Roman" w:hAnsi="Times New Roman" w:eastAsia="Times New Roman"/>
+                <w:b w:val="0"/>
+                <w:i w:val="0"/>
+                <w:sz w:val="22"/>
+              </w:rPr>
+              <w:t>3.1</w:t>
+            </w:r>
+          </w:p>
+        </w:tc>
+        <w:tc>
+          <w:tcPr>
+            <w:tcW w:type="dxa" w:w="6552"/>
+          </w:tcPr>
+          <w:p>
+            <w:pPr>
+              <w:spacing w:before="40" w:after="40" w:line="240" w:lineRule="auto"/>
+              <w:ind w:left="403"/>
+              <w:jc w:val="left"/>
+            </w:pPr>
+            <w:r/>
+            <w:r>
+              <w:rPr>
+                <w:rFonts w:ascii="Times New Roman" w:hAnsi="Times New Roman" w:eastAsia="Times New Roman"/>
+                <w:b w:val="0"/>
+                <w:i w:val="0"/>
+                <w:sz w:val="22"/>
+              </w:rPr>
+              <w:t>Requirements</w:t>
+            </w:r>
+          </w:p>
+        </w:tc>
+        <w:tc>
+          <w:tcPr>
+            <w:tcW w:type="dxa" w:w="1224"/>
+          </w:tcPr>
+          <w:p>
+            <w:pPr>
+              <w:spacing w:before="40" w:after="40" w:line="240" w:lineRule="auto"/>
+              <w:jc w:val="center"/>
+            </w:pPr>
+            <w:r/>
+            <w:r>
+              <w:rPr>
+                <w:rFonts w:ascii="Times New Roman" w:hAnsi="Times New Roman" w:eastAsia="Times New Roman"/>
+                <w:b w:val="0"/>
+                <w:i w:val="0"/>
+                <w:sz w:val="22"/>
+              </w:rPr>
+              <w:t>7</w:t>
+            </w:r>
+          </w:p>
+        </w:tc>
+      </w:tr>
+      <w:tr>
+        <w:trPr>
+          <w:cantSplit/>
+        </w:trPr>
+        <w:tc>
+          <w:tcPr>
+            <w:tcW w:type="dxa" w:w="1152"/>
+          </w:tcPr>
+          <w:p>
+            <w:pPr>
+              <w:spacing w:before="40" w:after="40" w:line="240" w:lineRule="auto"/>
+              <w:jc w:val="center"/>
+            </w:pPr>
+            <w:r/>
+            <w:r>
+              <w:rPr>
+                <w:rFonts w:ascii="Times New Roman" w:hAnsi="Times New Roman" w:eastAsia="Times New Roman"/>
+                <w:b w:val="0"/>
+                <w:i w:val="0"/>
+                <w:sz w:val="22"/>
+              </w:rPr>
+              <w:t>3.1.1</w:t>
+            </w:r>
+          </w:p>
+        </w:tc>
+        <w:tc>
+          <w:tcPr>
+            <w:tcW w:type="dxa" w:w="6552"/>
+          </w:tcPr>
+          <w:p>
+            <w:pPr>
+              <w:spacing w:before="40" w:after="40" w:line="240" w:lineRule="auto"/>
+              <w:ind w:left="806"/>
+              <w:jc w:val="left"/>
+            </w:pPr>
+            <w:r/>
+            <w:r>
+              <w:rPr>
+                <w:rFonts w:ascii="Times New Roman" w:hAnsi="Times New Roman" w:eastAsia="Times New Roman"/>
+                <w:b w:val="0"/>
+                <w:i w:val="0"/>
+                <w:sz w:val="22"/>
+              </w:rPr>
+              <w:t>Functional Requirements</w:t>
+            </w:r>
+          </w:p>
+        </w:tc>
+        <w:tc>
+          <w:tcPr>
+            <w:tcW w:type="dxa" w:w="1224"/>
+          </w:tcPr>
+          <w:p>
+            <w:pPr>
+              <w:spacing w:before="40" w:after="40" w:line="240" w:lineRule="auto"/>
+              <w:jc w:val="center"/>
+            </w:pPr>
+            <w:r/>
+            <w:r>
+              <w:rPr>
+                <w:rFonts w:ascii="Times New Roman" w:hAnsi="Times New Roman" w:eastAsia="Times New Roman"/>
+                <w:b w:val="0"/>
+                <w:i w:val="0"/>
+                <w:sz w:val="22"/>
+              </w:rPr>
+              <w:t>7</w:t>
+            </w:r>
+          </w:p>
+        </w:tc>
+      </w:tr>
+      <w:tr>
+        <w:trPr>
+          <w:cantSplit/>
+        </w:trPr>
+        <w:tc>
+          <w:tcPr>
+            <w:tcW w:type="dxa" w:w="1152"/>
+          </w:tcPr>
+          <w:p>
+            <w:pPr>
+              <w:spacing w:before="40" w:after="40" w:line="240" w:lineRule="auto"/>
+              <w:jc w:val="center"/>
+            </w:pPr>
+            <w:r/>
+            <w:r>
+              <w:rPr>
+                <w:rFonts w:ascii="Times New Roman" w:hAnsi="Times New Roman" w:eastAsia="Times New Roman"/>
+                <w:b w:val="0"/>
+                <w:i w:val="0"/>
+                <w:sz w:val="22"/>
+              </w:rPr>
+              <w:t>3.1.2</w:t>
+            </w:r>
+          </w:p>
+        </w:tc>
+        <w:tc>
+          <w:tcPr>
+            <w:tcW w:type="dxa" w:w="6552"/>
+          </w:tcPr>
+          <w:p>
+            <w:pPr>
+              <w:spacing w:before="40" w:after="40" w:line="240" w:lineRule="auto"/>
+              <w:ind w:left="806"/>
+              <w:jc w:val="left"/>
+            </w:pPr>
+            <w:r/>
+            <w:r>
+              <w:rPr>
+                <w:rFonts w:ascii="Times New Roman" w:hAnsi="Times New Roman" w:eastAsia="Times New Roman"/>
+                <w:b w:val="0"/>
+                <w:i w:val="0"/>
+                <w:sz w:val="22"/>
+              </w:rPr>
+              <w:t>Non-Functional Requirements</w:t>
+            </w:r>
+          </w:p>
+        </w:tc>
+        <w:tc>
+          <w:tcPr>
+            <w:tcW w:type="dxa" w:w="1224"/>
+          </w:tcPr>
+          <w:p>
+            <w:pPr>
+              <w:spacing w:before="40" w:after="40" w:line="240" w:lineRule="auto"/>
+              <w:jc w:val="center"/>
+            </w:pPr>
+            <w:r/>
+            <w:r>
+              <w:rPr>
+                <w:rFonts w:ascii="Times New Roman" w:hAnsi="Times New Roman" w:eastAsia="Times New Roman"/>
+                <w:b w:val="0"/>
+                <w:i w:val="0"/>
+                <w:sz w:val="22"/>
+              </w:rPr>
+              <w:t>7</w:t>
+            </w:r>
+          </w:p>
+        </w:tc>
+      </w:tr>
+      <w:tr>
+        <w:trPr>
+          <w:cantSplit/>
+        </w:trPr>
+        <w:tc>
+          <w:tcPr>
+            <w:tcW w:type="dxa" w:w="1152"/>
+          </w:tcPr>
+          <w:p>
+            <w:pPr>
+              <w:spacing w:before="40" w:after="40" w:line="240" w:lineRule="auto"/>
+              <w:jc w:val="center"/>
+            </w:pPr>
+            <w:r/>
+            <w:r>
+              <w:rPr>
+                <w:rFonts w:ascii="Times New Roman" w:hAnsi="Times New Roman" w:eastAsia="Times New Roman"/>
+                <w:b w:val="0"/>
+                <w:i w:val="0"/>
+                <w:sz w:val="22"/>
+              </w:rPr>
+              <w:t>3.2</w:t>
+            </w:r>
+          </w:p>
+        </w:tc>
+        <w:tc>
+          <w:tcPr>
+            <w:tcW w:type="dxa" w:w="6552"/>
+          </w:tcPr>
+          <w:p>
+            <w:pPr>
+              <w:spacing w:before="40" w:after="40" w:line="240" w:lineRule="auto"/>
+              <w:ind w:left="403"/>
+              <w:jc w:val="left"/>
+            </w:pPr>
+            <w:r/>
+            <w:r>
+              <w:rPr>
+                <w:rFonts w:ascii="Times New Roman" w:hAnsi="Times New Roman" w:eastAsia="Times New Roman"/>
+                <w:b w:val="0"/>
+                <w:i w:val="0"/>
+                <w:sz w:val="22"/>
+              </w:rPr>
+              <w:t>Feasibility Study</w:t>
+            </w:r>
+          </w:p>
+        </w:tc>
+        <w:tc>
+          <w:tcPr>
+            <w:tcW w:type="dxa" w:w="1224"/>
+          </w:tcPr>
+          <w:p>
+            <w:pPr>
+              <w:spacing w:before="40" w:after="40" w:line="240" w:lineRule="auto"/>
+              <w:jc w:val="center"/>
+            </w:pPr>
+            <w:r/>
+            <w:r>
+              <w:rPr>
+                <w:rFonts w:ascii="Times New Roman" w:hAnsi="Times New Roman" w:eastAsia="Times New Roman"/>
+                <w:b w:val="0"/>
+                <w:i w:val="0"/>
+                <w:sz w:val="22"/>
+              </w:rPr>
+              <w:t>7</w:t>
+            </w:r>
+          </w:p>
+        </w:tc>
+      </w:tr>
+      <w:tr>
+        <w:trPr>
+          <w:cantSplit/>
+        </w:trPr>
+        <w:tc>
+          <w:tcPr>
+            <w:tcW w:type="dxa" w:w="1152"/>
+          </w:tcPr>
+          <w:p>
+            <w:pPr>
+              <w:spacing w:before="40" w:after="40" w:line="240" w:lineRule="auto"/>
+              <w:jc w:val="center"/>
+            </w:pPr>
+            <w:r/>
+            <w:r>
+              <w:rPr>
+                <w:rFonts w:ascii="Times New Roman" w:hAnsi="Times New Roman" w:eastAsia="Times New Roman"/>
+                <w:b w:val="0"/>
+                <w:i w:val="0"/>
+                <w:sz w:val="22"/>
+              </w:rPr>
+              <w:t>3.2.1</w:t>
+            </w:r>
+          </w:p>
+        </w:tc>
+        <w:tc>
+          <w:tcPr>
+            <w:tcW w:type="dxa" w:w="6552"/>
+          </w:tcPr>
+          <w:p>
+            <w:pPr>
+              <w:spacing w:before="40" w:after="40" w:line="240" w:lineRule="auto"/>
+              <w:ind w:left="806"/>
+              <w:jc w:val="left"/>
+            </w:pPr>
+            <w:r/>
+            <w:r>
+              <w:rPr>
+                <w:rFonts w:ascii="Times New Roman" w:hAnsi="Times New Roman" w:eastAsia="Times New Roman"/>
+                <w:b w:val="0"/>
+                <w:i w:val="0"/>
+                <w:sz w:val="22"/>
+              </w:rPr>
+              <w:t>Technical Feasibility</w:t>
+            </w:r>
+          </w:p>
+        </w:tc>
+        <w:tc>
+          <w:tcPr>
+            <w:tcW w:type="dxa" w:w="1224"/>
+          </w:tcPr>
+          <w:p>
+            <w:pPr>
+              <w:spacing w:before="40" w:after="40" w:line="240" w:lineRule="auto"/>
+              <w:jc w:val="center"/>
+            </w:pPr>
+            <w:r/>
+            <w:r>
+              <w:rPr>
+                <w:rFonts w:ascii="Times New Roman" w:hAnsi="Times New Roman" w:eastAsia="Times New Roman"/>
+                <w:b w:val="0"/>
+                <w:i w:val="0"/>
+                <w:sz w:val="22"/>
+              </w:rPr>
+              <w:t>7</w:t>
+            </w:r>
+          </w:p>
+        </w:tc>
+      </w:tr>
+      <w:tr>
+        <w:trPr>
+          <w:cantSplit/>
+        </w:trPr>
+        <w:tc>
+          <w:tcPr>
+            <w:tcW w:type="dxa" w:w="1152"/>
+          </w:tcPr>
+          <w:p>
+            <w:pPr>
+              <w:spacing w:before="40" w:after="40" w:line="240" w:lineRule="auto"/>
+              <w:jc w:val="center"/>
+            </w:pPr>
+            <w:r/>
+            <w:r>
+              <w:rPr>
+                <w:rFonts w:ascii="Times New Roman" w:hAnsi="Times New Roman" w:eastAsia="Times New Roman"/>
+                <w:b w:val="0"/>
+                <w:i w:val="0"/>
+                <w:sz w:val="22"/>
+              </w:rPr>
+              <w:t>3.2.2</w:t>
+            </w:r>
+          </w:p>
+        </w:tc>
+        <w:tc>
+          <w:tcPr>
+            <w:tcW w:type="dxa" w:w="6552"/>
+          </w:tcPr>
+          <w:p>
+            <w:pPr>
+              <w:spacing w:before="40" w:after="40" w:line="240" w:lineRule="auto"/>
+              <w:ind w:left="806"/>
+              <w:jc w:val="left"/>
+            </w:pPr>
+            <w:r/>
+            <w:r>
+              <w:rPr>
+                <w:rFonts w:ascii="Times New Roman" w:hAnsi="Times New Roman" w:eastAsia="Times New Roman"/>
+                <w:b w:val="0"/>
+                <w:i w:val="0"/>
+                <w:sz w:val="22"/>
+              </w:rPr>
+              <w:t>Economic Feasibility</w:t>
+            </w:r>
+          </w:p>
+        </w:tc>
+        <w:tc>
+          <w:tcPr>
+            <w:tcW w:type="dxa" w:w="1224"/>
+          </w:tcPr>
+          <w:p>
+            <w:pPr>
+              <w:spacing w:before="40" w:after="40" w:line="240" w:lineRule="auto"/>
+              <w:jc w:val="center"/>
+            </w:pPr>
+            <w:r/>
+            <w:r>
+              <w:rPr>
+                <w:rFonts w:ascii="Times New Roman" w:hAnsi="Times New Roman" w:eastAsia="Times New Roman"/>
+                <w:b w:val="0"/>
+                <w:i w:val="0"/>
+                <w:sz w:val="22"/>
+              </w:rPr>
+              <w:t>8</w:t>
+            </w:r>
+          </w:p>
+        </w:tc>
+      </w:tr>
+      <w:tr>
+        <w:trPr>
+          <w:cantSplit/>
+        </w:trPr>
+        <w:tc>
+          <w:tcPr>
+            <w:tcW w:type="dxa" w:w="1152"/>
+          </w:tcPr>
+          <w:p>
+            <w:pPr>
+              <w:spacing w:before="40" w:after="40" w:line="240" w:lineRule="auto"/>
+              <w:jc w:val="center"/>
+            </w:pPr>
+            <w:r/>
+            <w:r>
+              <w:rPr>
+                <w:rFonts w:ascii="Times New Roman" w:hAnsi="Times New Roman" w:eastAsia="Times New Roman"/>
+                <w:b w:val="0"/>
+                <w:i w:val="0"/>
+                <w:sz w:val="22"/>
+              </w:rPr>
+              <w:t>3.2.3</w:t>
+            </w:r>
+          </w:p>
+        </w:tc>
+        <w:tc>
+          <w:tcPr>
+            <w:tcW w:type="dxa" w:w="6552"/>
+          </w:tcPr>
+          <w:p>
+            <w:pPr>
+              <w:spacing w:before="40" w:after="40" w:line="240" w:lineRule="auto"/>
+              <w:ind w:left="806"/>
+              <w:jc w:val="left"/>
+            </w:pPr>
+            <w:r/>
+            <w:r>
+              <w:rPr>
+                <w:rFonts w:ascii="Times New Roman" w:hAnsi="Times New Roman" w:eastAsia="Times New Roman"/>
+                <w:b w:val="0"/>
+                <w:i w:val="0"/>
+                <w:sz w:val="22"/>
+              </w:rPr>
+              <w:t>Social Feasibility</w:t>
+            </w:r>
+          </w:p>
+        </w:tc>
+        <w:tc>
+          <w:tcPr>
+            <w:tcW w:type="dxa" w:w="1224"/>
+          </w:tcPr>
+          <w:p>
+            <w:pPr>
+              <w:spacing w:before="40" w:after="40" w:line="240" w:lineRule="auto"/>
+              <w:jc w:val="center"/>
+            </w:pPr>
+            <w:r/>
+            <w:r>
+              <w:rPr>
+                <w:rFonts w:ascii="Times New Roman" w:hAnsi="Times New Roman" w:eastAsia="Times New Roman"/>
+                <w:b w:val="0"/>
+                <w:i w:val="0"/>
+                <w:sz w:val="22"/>
+              </w:rPr>
+              <w:t>8</w:t>
+            </w:r>
+          </w:p>
+        </w:tc>
+      </w:tr>
+      <w:tr>
+        <w:trPr>
+          <w:cantSplit/>
+        </w:trPr>
+        <w:tc>
+          <w:tcPr>
+            <w:tcW w:type="dxa" w:w="1152"/>
+          </w:tcPr>
+          <w:p>
+            <w:pPr>
+              <w:spacing w:before="40" w:after="40" w:line="240" w:lineRule="auto"/>
+              <w:jc w:val="center"/>
+            </w:pPr>
+            <w:r/>
+            <w:r>
+              <w:rPr>
+                <w:rFonts w:ascii="Times New Roman" w:hAnsi="Times New Roman" w:eastAsia="Times New Roman"/>
+                <w:b w:val="0"/>
+                <w:i w:val="0"/>
+                <w:sz w:val="22"/>
+              </w:rPr>
+              <w:t>3.3</w:t>
+            </w:r>
+          </w:p>
+        </w:tc>
+        <w:tc>
+          <w:tcPr>
+            <w:tcW w:type="dxa" w:w="6552"/>
+          </w:tcPr>
+          <w:p>
+            <w:pPr>
+              <w:spacing w:before="40" w:after="40" w:line="240" w:lineRule="auto"/>
+              <w:ind w:left="403"/>
+              <w:jc w:val="left"/>
+            </w:pPr>
+            <w:r/>
+            <w:r>
+              <w:rPr>
+                <w:rFonts w:ascii="Times New Roman" w:hAnsi="Times New Roman" w:eastAsia="Times New Roman"/>
+                <w:b w:val="0"/>
+                <w:i w:val="0"/>
+                <w:sz w:val="22"/>
+              </w:rPr>
+              <w:t>System Specification</w:t>
+            </w:r>
+          </w:p>
+        </w:tc>
+        <w:tc>
+          <w:tcPr>
+            <w:tcW w:type="dxa" w:w="1224"/>
+          </w:tcPr>
+          <w:p>
+            <w:pPr>
+              <w:spacing w:before="40" w:after="40" w:line="240" w:lineRule="auto"/>
+              <w:jc w:val="center"/>
+            </w:pPr>
+            <w:r/>
+            <w:r>
+              <w:rPr>
+                <w:rFonts w:ascii="Times New Roman" w:hAnsi="Times New Roman" w:eastAsia="Times New Roman"/>
+                <w:b w:val="0"/>
+                <w:i w:val="0"/>
+                <w:sz w:val="22"/>
+              </w:rPr>
+              <w:t>8</w:t>
+            </w:r>
+          </w:p>
+        </w:tc>
+      </w:tr>
+      <w:tr>
+        <w:trPr>
+          <w:cantSplit/>
+        </w:trPr>
+        <w:tc>
+          <w:tcPr>
+            <w:tcW w:type="dxa" w:w="1152"/>
+          </w:tcPr>
+          <w:p>
+            <w:pPr>
+              <w:spacing w:before="40" w:after="40" w:line="240" w:lineRule="auto"/>
+              <w:jc w:val="center"/>
+            </w:pPr>
+            <w:r/>
+            <w:r>
+              <w:rPr>
+                <w:rFonts w:ascii="Times New Roman" w:hAnsi="Times New Roman" w:eastAsia="Times New Roman"/>
+                <w:b w:val="0"/>
+                <w:i w:val="0"/>
+                <w:sz w:val="22"/>
+              </w:rPr>
+              <w:t>3.3.1</w:t>
+            </w:r>
+          </w:p>
+        </w:tc>
+        <w:tc>
+          <w:tcPr>
+            <w:tcW w:type="dxa" w:w="6552"/>
+          </w:tcPr>
+          <w:p>
+            <w:pPr>
+              <w:spacing w:before="40" w:after="40" w:line="240" w:lineRule="auto"/>
+              <w:ind w:left="806"/>
+              <w:jc w:val="left"/>
+            </w:pPr>
+            <w:r/>
+            <w:r>
+              <w:rPr>
+                <w:rFonts w:ascii="Times New Roman" w:hAnsi="Times New Roman" w:eastAsia="Times New Roman"/>
+                <w:b w:val="0"/>
+                <w:i w:val="0"/>
+                <w:sz w:val="22"/>
+              </w:rPr>
+              <w:t>Hardware Specification</w:t>
+            </w:r>
+          </w:p>
+        </w:tc>
+        <w:tc>
+          <w:tcPr>
+            <w:tcW w:type="dxa" w:w="1224"/>
+          </w:tcPr>
+          <w:p>
+            <w:pPr>
+              <w:spacing w:before="40" w:after="40" w:line="240" w:lineRule="auto"/>
+              <w:jc w:val="center"/>
+            </w:pPr>
+            <w:r/>
+            <w:r>
+              <w:rPr>
+                <w:rFonts w:ascii="Times New Roman" w:hAnsi="Times New Roman" w:eastAsia="Times New Roman"/>
+                <w:b w:val="0"/>
+                <w:i w:val="0"/>
+                <w:sz w:val="22"/>
+              </w:rPr>
+              <w:t>8</w:t>
+            </w:r>
+          </w:p>
+        </w:tc>
+      </w:tr>
+      <w:tr>
+        <w:trPr>
+          <w:cantSplit/>
+        </w:trPr>
+        <w:tc>
+          <w:tcPr>
+            <w:tcW w:type="dxa" w:w="1152"/>
+          </w:tcPr>
+          <w:p>
+            <w:pPr>
+              <w:spacing w:before="40" w:after="40" w:line="240" w:lineRule="auto"/>
+              <w:jc w:val="center"/>
+            </w:pPr>
+            <w:r/>
+            <w:r>
+              <w:rPr>
+                <w:rFonts w:ascii="Times New Roman" w:hAnsi="Times New Roman" w:eastAsia="Times New Roman"/>
+                <w:b w:val="0"/>
+                <w:i w:val="0"/>
+                <w:sz w:val="22"/>
+              </w:rPr>
+              <w:t>3.3.2</w:t>
+            </w:r>
+          </w:p>
+        </w:tc>
+        <w:tc>
+          <w:tcPr>
+            <w:tcW w:type="dxa" w:w="6552"/>
+          </w:tcPr>
+          <w:p>
+            <w:pPr>
+              <w:spacing w:before="40" w:after="40" w:line="240" w:lineRule="auto"/>
+              <w:ind w:left="806"/>
+              <w:jc w:val="left"/>
+            </w:pPr>
+            <w:r/>
+            <w:r>
+              <w:rPr>
+                <w:rFonts w:ascii="Times New Roman" w:hAnsi="Times New Roman" w:eastAsia="Times New Roman"/>
+                <w:b w:val="0"/>
+                <w:i w:val="0"/>
+                <w:sz w:val="22"/>
+              </w:rPr>
+              <w:t>Software Specification</w:t>
+            </w:r>
+          </w:p>
+        </w:tc>
+        <w:tc>
+          <w:tcPr>
+            <w:tcW w:type="dxa" w:w="1224"/>
+          </w:tcPr>
+          <w:p>
+            <w:pPr>
+              <w:spacing w:before="40" w:after="40" w:line="240" w:lineRule="auto"/>
+              <w:jc w:val="center"/>
+            </w:pPr>
+            <w:r/>
+            <w:r>
+              <w:rPr>
+                <w:rFonts w:ascii="Times New Roman" w:hAnsi="Times New Roman" w:eastAsia="Times New Roman"/>
+                <w:b w:val="0"/>
+                <w:i w:val="0"/>
+                <w:sz w:val="22"/>
+              </w:rPr>
+              <w:t>8</w:t>
+            </w:r>
+          </w:p>
+        </w:tc>
+      </w:tr>
+      <w:tr>
+        <w:trPr>
+          <w:cantSplit/>
+        </w:trPr>
+        <w:tc>
+          <w:tcPr>
+            <w:tcW w:type="dxa" w:w="1152"/>
+          </w:tcPr>
+          <w:p>
+            <w:pPr>
+              <w:spacing w:before="40" w:after="40" w:line="240" w:lineRule="auto"/>
+              <w:jc w:val="center"/>
+            </w:pPr>
+            <w:r/>
+            <w:r>
+              <w:rPr>
+                <w:rFonts w:ascii="Times New Roman" w:hAnsi="Times New Roman" w:eastAsia="Times New Roman"/>
+                <w:b w:val="0"/>
+                <w:i w:val="0"/>
+                <w:sz w:val="22"/>
+              </w:rPr>
+              <w:t>3.4</w:t>
+            </w:r>
+          </w:p>
+        </w:tc>
+        <w:tc>
+          <w:tcPr>
+            <w:tcW w:type="dxa" w:w="6552"/>
+          </w:tcPr>
+          <w:p>
+            <w:pPr>
+              <w:spacing w:before="40" w:after="40" w:line="240" w:lineRule="auto"/>
+              <w:ind w:left="403"/>
+              <w:jc w:val="left"/>
+            </w:pPr>
+            <w:r/>
+            <w:r>
+              <w:rPr>
+                <w:rFonts w:ascii="Times New Roman" w:hAnsi="Times New Roman" w:eastAsia="Times New Roman"/>
+                <w:b w:val="0"/>
+                <w:i w:val="0"/>
+                <w:sz w:val="22"/>
+              </w:rPr>
+              <w:t>Background Concepts</w:t>
+            </w:r>
+          </w:p>
+        </w:tc>
+        <w:tc>
+          <w:tcPr>
+            <w:tcW w:type="dxa" w:w="1224"/>
+          </w:tcPr>
+          <w:p>
+            <w:pPr>
+              <w:spacing w:before="40" w:after="40" w:line="240" w:lineRule="auto"/>
+              <w:jc w:val="center"/>
+            </w:pPr>
+            <w:r/>
+            <w:r>
+              <w:rPr>
+                <w:rFonts w:ascii="Times New Roman" w:hAnsi="Times New Roman" w:eastAsia="Times New Roman"/>
+                <w:b w:val="0"/>
+                <w:i w:val="0"/>
+                <w:sz w:val="22"/>
+              </w:rPr>
+              <w:t>8</w:t>
+            </w:r>
+          </w:p>
+        </w:tc>
+      </w:tr>
+      <w:tr>
+        <w:trPr>
+          <w:cantSplit/>
+        </w:trPr>
+        <w:tc>
+          <w:tcPr>
+            <w:tcW w:type="dxa" w:w="1152"/>
+          </w:tcPr>
+          <w:p>
+            <w:pPr>
+              <w:spacing w:before="40" w:after="40" w:line="240" w:lineRule="auto"/>
+              <w:jc w:val="center"/>
+            </w:pPr>
+            <w:r/>
+            <w:r>
+              <w:rPr>
+                <w:rFonts w:ascii="Times New Roman" w:hAnsi="Times New Roman" w:eastAsia="Times New Roman"/>
+                <w:b/>
+                <w:i w:val="0"/>
+                <w:sz w:val="22"/>
+              </w:rPr>
+              <w:t>4</w:t>
+            </w:r>
+          </w:p>
+        </w:tc>
+        <w:tc>
+          <w:tcPr>
+            <w:tcW w:type="dxa" w:w="6552"/>
+          </w:tcPr>
+          <w:p>
+            <w:pPr>
+              <w:spacing w:before="40" w:after="40" w:line="240" w:lineRule="auto"/>
+              <w:ind w:left="0"/>
+              <w:jc w:val="left"/>
+            </w:pPr>
+            <w:r/>
+            <w:r>
+              <w:rPr>
+                <w:rFonts w:ascii="Times New Roman" w:hAnsi="Times New Roman" w:eastAsia="Times New Roman"/>
+                <w:b/>
+                <w:i w:val="0"/>
+                <w:sz w:val="22"/>
+              </w:rPr>
+              <w:t>DESIGN APPROACH AND DETAILS</w:t>
+            </w:r>
+          </w:p>
+        </w:tc>
+        <w:tc>
+          <w:tcPr>
+            <w:tcW w:type="dxa" w:w="1224"/>
+          </w:tcPr>
+          <w:p>
+            <w:pPr>
+              <w:spacing w:before="40" w:after="40" w:line="240" w:lineRule="auto"/>
+              <w:jc w:val="center"/>
+            </w:pPr>
+            <w:r/>
+            <w:r>
+              <w:rPr>
+                <w:rFonts w:ascii="Times New Roman" w:hAnsi="Times New Roman" w:eastAsia="Times New Roman"/>
+                <w:b/>
+                <w:i w:val="0"/>
+                <w:sz w:val="22"/>
+              </w:rPr>
+              <w:t>10</w:t>
+            </w:r>
+          </w:p>
+        </w:tc>
+      </w:tr>
+      <w:tr>
+        <w:trPr>
+          <w:cantSplit/>
+        </w:trPr>
+        <w:tc>
+          <w:tcPr>
+            <w:tcW w:type="dxa" w:w="1152"/>
+          </w:tcPr>
+          <w:p>
+            <w:pPr>
+              <w:spacing w:before="40" w:after="40" w:line="240" w:lineRule="auto"/>
+              <w:jc w:val="center"/>
+            </w:pPr>
+            <w:r/>
+            <w:r>
+              <w:rPr>
+                <w:rFonts w:ascii="Times New Roman" w:hAnsi="Times New Roman" w:eastAsia="Times New Roman"/>
+                <w:b w:val="0"/>
+                <w:i w:val="0"/>
+                <w:sz w:val="22"/>
+              </w:rPr>
+              <w:t>4.1</w:t>
+            </w:r>
+          </w:p>
+        </w:tc>
+        <w:tc>
+          <w:tcPr>
+            <w:tcW w:type="dxa" w:w="6552"/>
+          </w:tcPr>
+          <w:p>
+            <w:pPr>
+              <w:spacing w:before="40" w:after="40" w:line="240" w:lineRule="auto"/>
+              <w:ind w:left="403"/>
+              <w:jc w:val="left"/>
+            </w:pPr>
+            <w:r/>
+            <w:r>
+              <w:rPr>
+                <w:rFonts w:ascii="Times New Roman" w:hAnsi="Times New Roman" w:eastAsia="Times New Roman"/>
+                <w:b w:val="0"/>
+                <w:i w:val="0"/>
+                <w:sz w:val="22"/>
+              </w:rPr>
+              <w:t>System Architecture</w:t>
+            </w:r>
+          </w:p>
+        </w:tc>
+        <w:tc>
+          <w:tcPr>
+            <w:tcW w:type="dxa" w:w="1224"/>
+          </w:tcPr>
+          <w:p>
+            <w:pPr>
+              <w:spacing w:before="40" w:after="40" w:line="240" w:lineRule="auto"/>
+              <w:jc w:val="center"/>
+            </w:pPr>
+            <w:r/>
+            <w:r>
+              <w:rPr>
+                <w:rFonts w:ascii="Times New Roman" w:hAnsi="Times New Roman" w:eastAsia="Times New Roman"/>
+                <w:b w:val="0"/>
+                <w:i w:val="0"/>
+                <w:sz w:val="22"/>
+              </w:rPr>
+              <w:t>10</w:t>
+            </w:r>
+          </w:p>
+        </w:tc>
+      </w:tr>
+      <w:tr>
+        <w:trPr>
+          <w:cantSplit/>
+        </w:trPr>
+        <w:tc>
+          <w:tcPr>
+            <w:tcW w:type="dxa" w:w="1152"/>
+          </w:tcPr>
+          <w:p>
+            <w:pPr>
+              <w:spacing w:before="40" w:after="40" w:line="240" w:lineRule="auto"/>
+              <w:jc w:val="center"/>
+            </w:pPr>
+            <w:r/>
+            <w:r>
+              <w:rPr>
+                <w:rFonts w:ascii="Times New Roman" w:hAnsi="Times New Roman" w:eastAsia="Times New Roman"/>
+                <w:b w:val="0"/>
+                <w:i w:val="0"/>
+                <w:sz w:val="22"/>
+              </w:rPr>
+              <w:t>4.2</w:t>
+            </w:r>
+          </w:p>
+        </w:tc>
+        <w:tc>
+          <w:tcPr>
+            <w:tcW w:type="dxa" w:w="6552"/>
+          </w:tcPr>
+          <w:p>
+            <w:pPr>
+              <w:spacing w:before="40" w:after="40" w:line="240" w:lineRule="auto"/>
+              <w:ind w:left="403"/>
+              <w:jc w:val="left"/>
+            </w:pPr>
+            <w:r/>
+            <w:r>
+              <w:rPr>
+                <w:rFonts w:ascii="Times New Roman" w:hAnsi="Times New Roman" w:eastAsia="Times New Roman"/>
+                <w:b w:val="0"/>
+                <w:i w:val="0"/>
+                <w:sz w:val="22"/>
+              </w:rPr>
+              <w:t>Design</w:t>
+            </w:r>
+          </w:p>
+        </w:tc>
+        <w:tc>
+          <w:tcPr>
+            <w:tcW w:type="dxa" w:w="1224"/>
+          </w:tcPr>
+          <w:p>
+            <w:pPr>
+              <w:spacing w:before="40" w:after="40" w:line="240" w:lineRule="auto"/>
+              <w:jc w:val="center"/>
+            </w:pPr>
+            <w:r/>
+            <w:r>
+              <w:rPr>
+                <w:rFonts w:ascii="Times New Roman" w:hAnsi="Times New Roman" w:eastAsia="Times New Roman"/>
+                <w:b w:val="0"/>
+                <w:i w:val="0"/>
+                <w:sz w:val="22"/>
+              </w:rPr>
+              <w:t>10</w:t>
+            </w:r>
+          </w:p>
+        </w:tc>
+      </w:tr>
+      <w:tr>
+        <w:trPr>
+          <w:cantSplit/>
+        </w:trPr>
+        <w:tc>
+          <w:tcPr>
+            <w:tcW w:type="dxa" w:w="1152"/>
+          </w:tcPr>
+          <w:p>
+            <w:pPr>
+              <w:spacing w:before="40" w:after="40" w:line="240" w:lineRule="auto"/>
+              <w:jc w:val="center"/>
+            </w:pPr>
+            <w:r/>
+            <w:r>
+              <w:rPr>
+                <w:rFonts w:ascii="Times New Roman" w:hAnsi="Times New Roman" w:eastAsia="Times New Roman"/>
+                <w:b w:val="0"/>
+                <w:i w:val="0"/>
+                <w:sz w:val="22"/>
+              </w:rPr>
+              <w:t>4.2.1</w:t>
+            </w:r>
+          </w:p>
+        </w:tc>
+        <w:tc>
+          <w:tcPr>
+            <w:tcW w:type="dxa" w:w="6552"/>
+          </w:tcPr>
+          <w:p>
+            <w:pPr>
+              <w:spacing w:before="40" w:after="40" w:line="240" w:lineRule="auto"/>
+              <w:ind w:left="806"/>
+              <w:jc w:val="left"/>
+            </w:pPr>
+            <w:r/>
+            <w:r>
+              <w:rPr>
+                <w:rFonts w:ascii="Times New Roman" w:hAnsi="Times New Roman" w:eastAsia="Times New Roman"/>
+                <w:b w:val="0"/>
+                <w:i w:val="0"/>
+                <w:sz w:val="22"/>
+              </w:rPr>
+              <w:t>Data Flow Diagram</w:t>
+            </w:r>
+          </w:p>
+        </w:tc>
+        <w:tc>
+          <w:tcPr>
+            <w:tcW w:type="dxa" w:w="1224"/>
+          </w:tcPr>
+          <w:p>
+            <w:pPr>
+              <w:spacing w:before="40" w:after="40" w:line="240" w:lineRule="auto"/>
+              <w:jc w:val="center"/>
+            </w:pPr>
+            <w:r/>
+            <w:r>
+              <w:rPr>
+                <w:rFonts w:ascii="Times New Roman" w:hAnsi="Times New Roman" w:eastAsia="Times New Roman"/>
+                <w:b w:val="0"/>
+                <w:i w:val="0"/>
+                <w:sz w:val="22"/>
+              </w:rPr>
+              <w:t>10</w:t>
+            </w:r>
+          </w:p>
+        </w:tc>
+      </w:tr>
+      <w:tr>
+        <w:trPr>
+          <w:cantSplit/>
+        </w:trPr>
+        <w:tc>
+          <w:tcPr>
+            <w:tcW w:type="dxa" w:w="1152"/>
+          </w:tcPr>
+          <w:p>
+            <w:pPr>
+              <w:spacing w:before="40" w:after="40" w:line="240" w:lineRule="auto"/>
+              <w:jc w:val="center"/>
+            </w:pPr>
+            <w:r/>
+            <w:r>
+              <w:rPr>
+                <w:rFonts w:ascii="Times New Roman" w:hAnsi="Times New Roman" w:eastAsia="Times New Roman"/>
+                <w:b w:val="0"/>
+                <w:i w:val="0"/>
+                <w:sz w:val="22"/>
+              </w:rPr>
+              <w:t>4.2.2</w:t>
+            </w:r>
+          </w:p>
+        </w:tc>
+        <w:tc>
+          <w:tcPr>
+            <w:tcW w:type="dxa" w:w="6552"/>
+          </w:tcPr>
+          <w:p>
+            <w:pPr>
+              <w:spacing w:before="40" w:after="40" w:line="240" w:lineRule="auto"/>
+              <w:ind w:left="806"/>
+              <w:jc w:val="left"/>
+            </w:pPr>
+            <w:r/>
+            <w:r>
+              <w:rPr>
+                <w:rFonts w:ascii="Times New Roman" w:hAnsi="Times New Roman" w:eastAsia="Times New Roman"/>
+                <w:b w:val="0"/>
+                <w:i w:val="0"/>
+                <w:sz w:val="22"/>
+              </w:rPr>
+              <w:t>Use Case Diagram</w:t>
+            </w:r>
+          </w:p>
+        </w:tc>
+        <w:tc>
+          <w:tcPr>
+            <w:tcW w:type="dxa" w:w="1224"/>
+          </w:tcPr>
+          <w:p>
+            <w:pPr>
+              <w:spacing w:before="40" w:after="40" w:line="240" w:lineRule="auto"/>
+              <w:jc w:val="center"/>
+            </w:pPr>
+            <w:r/>
+            <w:r>
+              <w:rPr>
+                <w:rFonts w:ascii="Times New Roman" w:hAnsi="Times New Roman" w:eastAsia="Times New Roman"/>
+                <w:b w:val="0"/>
+                <w:i w:val="0"/>
+                <w:sz w:val="22"/>
+              </w:rPr>
+              <w:t>11</w:t>
+            </w:r>
+          </w:p>
+        </w:tc>
+      </w:tr>
+      <w:tr>
+        <w:trPr>
+          <w:cantSplit/>
+        </w:trPr>
+        <w:tc>
+          <w:tcPr>
+            <w:tcW w:type="dxa" w:w="1152"/>
+          </w:tcPr>
+          <w:p>
+            <w:pPr>
+              <w:spacing w:before="40" w:after="40" w:line="240" w:lineRule="auto"/>
+              <w:jc w:val="center"/>
+            </w:pPr>
+            <w:r/>
+            <w:r>
+              <w:rPr>
+                <w:rFonts w:ascii="Times New Roman" w:hAnsi="Times New Roman" w:eastAsia="Times New Roman"/>
+                <w:b w:val="0"/>
+                <w:i w:val="0"/>
+                <w:sz w:val="22"/>
+              </w:rPr>
+              <w:t>4.2.3</w:t>
+            </w:r>
+          </w:p>
+        </w:tc>
+        <w:tc>
+          <w:tcPr>
+            <w:tcW w:type="dxa" w:w="6552"/>
+          </w:tcPr>
+          <w:p>
+            <w:pPr>
+              <w:spacing w:before="40" w:after="40" w:line="240" w:lineRule="auto"/>
+              <w:ind w:left="806"/>
+              <w:jc w:val="left"/>
+            </w:pPr>
+            <w:r/>
+            <w:r>
+              <w:rPr>
+                <w:rFonts w:ascii="Times New Roman" w:hAnsi="Times New Roman" w:eastAsia="Times New Roman"/>
+                <w:b w:val="0"/>
+                <w:i w:val="0"/>
+                <w:sz w:val="22"/>
+              </w:rPr>
+              <w:t>Sequence Diagram</w:t>
+            </w:r>
+          </w:p>
+        </w:tc>
+        <w:tc>
+          <w:tcPr>
+            <w:tcW w:type="dxa" w:w="1224"/>
+          </w:tcPr>
+          <w:p>
+            <w:pPr>
+              <w:spacing w:before="40" w:after="40" w:line="240" w:lineRule="auto"/>
+              <w:jc w:val="center"/>
+            </w:pPr>
+            <w:r/>
+            <w:r>
+              <w:rPr>
+                <w:rFonts w:ascii="Times New Roman" w:hAnsi="Times New Roman" w:eastAsia="Times New Roman"/>
+                <w:b w:val="0"/>
+                <w:i w:val="0"/>
+                <w:sz w:val="22"/>
+              </w:rPr>
+              <w:t>11</w:t>
+            </w:r>
+          </w:p>
+        </w:tc>
+      </w:tr>
+      <w:tr>
+        <w:trPr>
+          <w:cantSplit/>
+        </w:trPr>
+        <w:tc>
+          <w:tcPr>
+            <w:tcW w:type="dxa" w:w="1152"/>
+          </w:tcPr>
+          <w:p>
+            <w:pPr>
+              <w:spacing w:before="40" w:after="40" w:line="240" w:lineRule="auto"/>
+              <w:jc w:val="center"/>
+            </w:pPr>
+            <w:r/>
+            <w:r>
+              <w:rPr>
+                <w:rFonts w:ascii="Times New Roman" w:hAnsi="Times New Roman" w:eastAsia="Times New Roman"/>
+                <w:b w:val="0"/>
+                <w:i w:val="0"/>
+                <w:sz w:val="22"/>
+              </w:rPr>
+              <w:t>4.3</w:t>
+            </w:r>
+          </w:p>
+        </w:tc>
+        <w:tc>
+          <w:tcPr>
+            <w:tcW w:type="dxa" w:w="6552"/>
+          </w:tcPr>
+          <w:p>
+            <w:pPr>
+              <w:spacing w:before="40" w:after="40" w:line="240" w:lineRule="auto"/>
+              <w:ind w:left="403"/>
+              <w:jc w:val="left"/>
+            </w:pPr>
+            <w:r/>
+            <w:r>
+              <w:rPr>
+                <w:rFonts w:ascii="Times New Roman" w:hAnsi="Times New Roman" w:eastAsia="Times New Roman"/>
+                <w:b w:val="0"/>
+                <w:i w:val="0"/>
+                <w:sz w:val="22"/>
+              </w:rPr>
+              <w:t>Problem Formulation</w:t>
+            </w:r>
+          </w:p>
+        </w:tc>
+        <w:tc>
+          <w:tcPr>
+            <w:tcW w:type="dxa" w:w="1224"/>
+          </w:tcPr>
+          <w:p>
+            <w:pPr>
+              <w:spacing w:before="40" w:after="40" w:line="240" w:lineRule="auto"/>
+              <w:jc w:val="center"/>
+            </w:pPr>
+            <w:r/>
+            <w:r>
+              <w:rPr>
+                <w:rFonts w:ascii="Times New Roman" w:hAnsi="Times New Roman" w:eastAsia="Times New Roman"/>
+                <w:b w:val="0"/>
+                <w:i w:val="0"/>
+                <w:sz w:val="22"/>
+              </w:rPr>
+              <w:t>12</w:t>
+            </w:r>
+          </w:p>
+        </w:tc>
+      </w:tr>
+      <w:tr>
+        <w:trPr>
+          <w:cantSplit/>
+        </w:trPr>
+        <w:tc>
+          <w:tcPr>
+            <w:tcW w:type="dxa" w:w="1152"/>
+          </w:tcPr>
+          <w:p>
+            <w:pPr>
+              <w:spacing w:before="40" w:after="40" w:line="240" w:lineRule="auto"/>
+              <w:jc w:val="center"/>
+            </w:pPr>
+            <w:r/>
+            <w:r>
+              <w:rPr>
+                <w:rFonts w:ascii="Times New Roman" w:hAnsi="Times New Roman" w:eastAsia="Times New Roman"/>
+                <w:b w:val="0"/>
+                <w:i w:val="0"/>
+                <w:sz w:val="22"/>
+              </w:rPr>
+              <w:t>4.3.1</w:t>
+            </w:r>
+          </w:p>
+        </w:tc>
+        <w:tc>
+          <w:tcPr>
+            <w:tcW w:type="dxa" w:w="6552"/>
+          </w:tcPr>
+          <w:p>
+            <w:pPr>
+              <w:spacing w:before="40" w:after="40" w:line="240" w:lineRule="auto"/>
+              <w:ind w:left="806"/>
+              <w:jc w:val="left"/>
+            </w:pPr>
+            <w:r/>
+            <w:r>
+              <w:rPr>
+                <w:rFonts w:ascii="Times New Roman" w:hAnsi="Times New Roman" w:eastAsia="Times New Roman"/>
+                <w:b w:val="0"/>
+                <w:i w:val="0"/>
+                <w:sz w:val="22"/>
+              </w:rPr>
+              <w:t>Task Definition</w:t>
+            </w:r>
+          </w:p>
+        </w:tc>
+        <w:tc>
+          <w:tcPr>
+            <w:tcW w:type="dxa" w:w="1224"/>
+          </w:tcPr>
+          <w:p>
+            <w:pPr>
+              <w:spacing w:before="40" w:after="40" w:line="240" w:lineRule="auto"/>
+              <w:jc w:val="center"/>
+            </w:pPr>
+            <w:r/>
+            <w:r>
+              <w:rPr>
+                <w:rFonts w:ascii="Times New Roman" w:hAnsi="Times New Roman" w:eastAsia="Times New Roman"/>
+                <w:b w:val="0"/>
+                <w:i w:val="0"/>
+                <w:sz w:val="22"/>
+              </w:rPr>
+              <w:t>12</w:t>
+            </w:r>
+          </w:p>
+        </w:tc>
+      </w:tr>
+      <w:tr>
+        <w:trPr>
+          <w:cantSplit/>
+        </w:trPr>
+        <w:tc>
+          <w:tcPr>
+            <w:tcW w:type="dxa" w:w="1152"/>
+          </w:tcPr>
+          <w:p>
+            <w:pPr>
+              <w:spacing w:before="40" w:after="40" w:line="240" w:lineRule="auto"/>
+              <w:jc w:val="center"/>
+            </w:pPr>
+            <w:r/>
+            <w:r>
+              <w:rPr>
+                <w:rFonts w:ascii="Times New Roman" w:hAnsi="Times New Roman" w:eastAsia="Times New Roman"/>
+                <w:b w:val="0"/>
+                <w:i w:val="0"/>
+                <w:sz w:val="22"/>
+              </w:rPr>
+              <w:t>4.3.2</w:t>
+            </w:r>
+          </w:p>
+        </w:tc>
+        <w:tc>
+          <w:tcPr>
+            <w:tcW w:type="dxa" w:w="6552"/>
+          </w:tcPr>
+          <w:p>
+            <w:pPr>
+              <w:spacing w:before="40" w:after="40" w:line="240" w:lineRule="auto"/>
+              <w:ind w:left="806"/>
+              <w:jc w:val="left"/>
+            </w:pPr>
+            <w:r/>
+            <w:r>
+              <w:rPr>
+                <w:rFonts w:ascii="Times New Roman" w:hAnsi="Times New Roman" w:eastAsia="Times New Roman"/>
+                <w:b w:val="0"/>
+                <w:i w:val="0"/>
+                <w:sz w:val="22"/>
+              </w:rPr>
+              <w:t>Hallucination and Correctness</w:t>
+            </w:r>
+          </w:p>
+        </w:tc>
+        <w:tc>
+          <w:tcPr>
+            <w:tcW w:type="dxa" w:w="1224"/>
+          </w:tcPr>
+          <w:p>
+            <w:pPr>
+              <w:spacing w:before="40" w:after="40" w:line="240" w:lineRule="auto"/>
+              <w:jc w:val="center"/>
+            </w:pPr>
+            <w:r/>
+            <w:r>
+              <w:rPr>
+                <w:rFonts w:ascii="Times New Roman" w:hAnsi="Times New Roman" w:eastAsia="Times New Roman"/>
+                <w:b w:val="0"/>
+                <w:i w:val="0"/>
+                <w:sz w:val="22"/>
+              </w:rPr>
+              <w:t>12</w:t>
+            </w:r>
+          </w:p>
+        </w:tc>
+      </w:tr>
+      <w:tr>
+        <w:trPr>
+          <w:cantSplit/>
+        </w:trPr>
+        <w:tc>
+          <w:tcPr>
+            <w:tcW w:type="dxa" w:w="1152"/>
+          </w:tcPr>
+          <w:p>
+            <w:pPr>
+              <w:spacing w:before="40" w:after="40" w:line="240" w:lineRule="auto"/>
+              <w:jc w:val="center"/>
+            </w:pPr>
+            <w:r/>
+            <w:r>
+              <w:rPr>
+                <w:rFonts w:ascii="Times New Roman" w:hAnsi="Times New Roman" w:eastAsia="Times New Roman"/>
+                <w:b w:val="0"/>
+                <w:i w:val="0"/>
+                <w:sz w:val="22"/>
+              </w:rPr>
+              <w:t>4.3.3</w:t>
+            </w:r>
+          </w:p>
+        </w:tc>
+        <w:tc>
+          <w:tcPr>
+            <w:tcW w:type="dxa" w:w="6552"/>
+          </w:tcPr>
+          <w:p>
+            <w:pPr>
+              <w:spacing w:before="40" w:after="40" w:line="240" w:lineRule="auto"/>
+              <w:ind w:left="806"/>
+              <w:jc w:val="left"/>
+            </w:pPr>
+            <w:r/>
+            <w:r>
+              <w:rPr>
+                <w:rFonts w:ascii="Times New Roman" w:hAnsi="Times New Roman" w:eastAsia="Times New Roman"/>
+                <w:b w:val="0"/>
+                <w:i w:val="0"/>
+                <w:sz w:val="22"/>
+              </w:rPr>
+              <w:t>Calibration Objective</w:t>
+            </w:r>
+          </w:p>
+        </w:tc>
+        <w:tc>
+          <w:tcPr>
+            <w:tcW w:type="dxa" w:w="1224"/>
+          </w:tcPr>
+          <w:p>
+            <w:pPr>
+              <w:spacing w:before="40" w:after="40" w:line="240" w:lineRule="auto"/>
+              <w:jc w:val="center"/>
+            </w:pPr>
+            <w:r/>
+            <w:r>
+              <w:rPr>
+                <w:rFonts w:ascii="Times New Roman" w:hAnsi="Times New Roman" w:eastAsia="Times New Roman"/>
+                <w:b w:val="0"/>
+                <w:i w:val="0"/>
+                <w:sz w:val="22"/>
+              </w:rPr>
+              <w:t>13</w:t>
+            </w:r>
+          </w:p>
+        </w:tc>
+      </w:tr>
+      <w:tr>
+        <w:trPr>
+          <w:cantSplit/>
+        </w:trPr>
+        <w:tc>
+          <w:tcPr>
+            <w:tcW w:type="dxa" w:w="1152"/>
+          </w:tcPr>
+          <w:p>
+            <w:pPr>
+              <w:spacing w:before="40" w:after="40" w:line="240" w:lineRule="auto"/>
+              <w:jc w:val="center"/>
+            </w:pPr>
+            <w:r/>
+            <w:r>
+              <w:rPr>
+                <w:rFonts w:ascii="Times New Roman" w:hAnsi="Times New Roman" w:eastAsia="Times New Roman"/>
+                <w:b/>
+                <w:i w:val="0"/>
+                <w:sz w:val="22"/>
+              </w:rPr>
+              <w:t>5</w:t>
+            </w:r>
+          </w:p>
+        </w:tc>
+        <w:tc>
+          <w:tcPr>
+            <w:tcW w:type="dxa" w:w="6552"/>
+          </w:tcPr>
+          <w:p>
+            <w:pPr>
+              <w:spacing w:before="40" w:after="40" w:line="240" w:lineRule="auto"/>
+              <w:ind w:left="0"/>
+              <w:jc w:val="left"/>
+            </w:pPr>
+            <w:r/>
+            <w:r>
+              <w:rPr>
+                <w:rFonts w:ascii="Times New Roman" w:hAnsi="Times New Roman" w:eastAsia="Times New Roman"/>
+                <w:b/>
+                <w:i w:val="0"/>
+                <w:sz w:val="22"/>
+              </w:rPr>
+              <w:t>METHODOLOGY AND TESTING</w:t>
+            </w:r>
+          </w:p>
+        </w:tc>
+        <w:tc>
+          <w:tcPr>
+            <w:tcW w:type="dxa" w:w="1224"/>
+          </w:tcPr>
+          <w:p>
+            <w:pPr>
+              <w:spacing w:before="40" w:after="40" w:line="240" w:lineRule="auto"/>
+              <w:jc w:val="center"/>
+            </w:pPr>
+            <w:r/>
+            <w:r>
+              <w:rPr>
+                <w:rFonts w:ascii="Times New Roman" w:hAnsi="Times New Roman" w:eastAsia="Times New Roman"/>
+                <w:b/>
+                <w:i w:val="0"/>
+                <w:sz w:val="22"/>
+              </w:rPr>
+              <w:t>14</w:t>
+            </w:r>
+          </w:p>
+        </w:tc>
+      </w:tr>
+      <w:tr>
+        <w:trPr>
+          <w:cantSplit/>
+        </w:trPr>
+        <w:tc>
+          <w:tcPr>
+            <w:tcW w:type="dxa" w:w="1152"/>
+          </w:tcPr>
+          <w:p>
+            <w:pPr>
+              <w:spacing w:before="40" w:after="40" w:line="240" w:lineRule="auto"/>
+              <w:jc w:val="center"/>
+            </w:pPr>
+            <w:r/>
+            <w:r>
+              <w:rPr>
+                <w:rFonts w:ascii="Times New Roman" w:hAnsi="Times New Roman" w:eastAsia="Times New Roman"/>
+                <w:b w:val="0"/>
+                <w:i w:val="0"/>
+                <w:sz w:val="22"/>
+              </w:rPr>
+              <w:t>5.1</w:t>
+            </w:r>
+          </w:p>
+        </w:tc>
+        <w:tc>
+          <w:tcPr>
+            <w:tcW w:type="dxa" w:w="6552"/>
+          </w:tcPr>
+          <w:p>
+            <w:pPr>
+              <w:spacing w:before="40" w:after="40" w:line="240" w:lineRule="auto"/>
+              <w:ind w:left="403"/>
+              <w:jc w:val="left"/>
+            </w:pPr>
+            <w:r/>
+            <w:r>
+              <w:rPr>
+                <w:rFonts w:ascii="Times New Roman" w:hAnsi="Times New Roman" w:eastAsia="Times New Roman"/>
+                <w:b w:val="0"/>
+                <w:i w:val="0"/>
+                <w:sz w:val="22"/>
+              </w:rPr>
+              <w:t>Module Description</w:t>
+            </w:r>
+          </w:p>
+        </w:tc>
+        <w:tc>
+          <w:tcPr>
+            <w:tcW w:type="dxa" w:w="1224"/>
+          </w:tcPr>
+          <w:p>
+            <w:pPr>
+              <w:spacing w:before="40" w:after="40" w:line="240" w:lineRule="auto"/>
+              <w:jc w:val="center"/>
+            </w:pPr>
+            <w:r/>
+            <w:r>
+              <w:rPr>
+                <w:rFonts w:ascii="Times New Roman" w:hAnsi="Times New Roman" w:eastAsia="Times New Roman"/>
+                <w:b w:val="0"/>
+                <w:i w:val="0"/>
+                <w:sz w:val="22"/>
+              </w:rPr>
+              <w:t>14</w:t>
+            </w:r>
+          </w:p>
+        </w:tc>
+      </w:tr>
+      <w:tr>
+        <w:trPr>
+          <w:cantSplit/>
+        </w:trPr>
+        <w:tc>
+          <w:tcPr>
+            <w:tcW w:type="dxa" w:w="1152"/>
+          </w:tcPr>
+          <w:p>
+            <w:pPr>
+              <w:spacing w:before="40" w:after="40" w:line="240" w:lineRule="auto"/>
+              <w:jc w:val="center"/>
+            </w:pPr>
+            <w:r/>
+            <w:r>
+              <w:rPr>
+                <w:rFonts w:ascii="Times New Roman" w:hAnsi="Times New Roman" w:eastAsia="Times New Roman"/>
+                <w:b w:val="0"/>
+                <w:i w:val="0"/>
+                <w:sz w:val="22"/>
+              </w:rPr>
+              <w:t>5.1.1</w:t>
+            </w:r>
+          </w:p>
+        </w:tc>
+        <w:tc>
+          <w:tcPr>
+            <w:tcW w:type="dxa" w:w="6552"/>
+          </w:tcPr>
+          <w:p>
+            <w:pPr>
+              <w:spacing w:before="40" w:after="40" w:line="240" w:lineRule="auto"/>
+              <w:ind w:left="806"/>
+              <w:jc w:val="left"/>
+            </w:pPr>
+            <w:r/>
+            <w:r>
+              <w:rPr>
+                <w:rFonts w:ascii="Times New Roman" w:hAnsi="Times New Roman" w:eastAsia="Times New Roman"/>
+                <w:b w:val="0"/>
+                <w:i w:val="0"/>
+                <w:sz w:val="22"/>
+              </w:rPr>
+              <w:t>Module 1: Data Curation and Dataset Construction</w:t>
+            </w:r>
+          </w:p>
+        </w:tc>
+        <w:tc>
+          <w:tcPr>
+            <w:tcW w:type="dxa" w:w="1224"/>
+          </w:tcPr>
+          <w:p>
+            <w:pPr>
+              <w:spacing w:before="40" w:after="40" w:line="240" w:lineRule="auto"/>
+              <w:jc w:val="center"/>
+            </w:pPr>
+            <w:r/>
+            <w:r>
+              <w:rPr>
+                <w:rFonts w:ascii="Times New Roman" w:hAnsi="Times New Roman" w:eastAsia="Times New Roman"/>
+                <w:b w:val="0"/>
+                <w:i w:val="0"/>
+                <w:sz w:val="22"/>
+              </w:rPr>
+              <w:t>14</w:t>
+            </w:r>
+          </w:p>
+        </w:tc>
+      </w:tr>
+      <w:tr>
+        <w:trPr>
+          <w:cantSplit/>
+        </w:trPr>
+        <w:tc>
+          <w:tcPr>
+            <w:tcW w:type="dxa" w:w="1152"/>
+          </w:tcPr>
+          <w:p>
+            <w:pPr>
+              <w:spacing w:before="40" w:after="40" w:line="240" w:lineRule="auto"/>
+              <w:jc w:val="center"/>
+            </w:pPr>
+            <w:r/>
+            <w:r>
+              <w:rPr>
+                <w:rFonts w:ascii="Times New Roman" w:hAnsi="Times New Roman" w:eastAsia="Times New Roman"/>
+                <w:b w:val="0"/>
+                <w:i w:val="0"/>
+                <w:sz w:val="22"/>
+              </w:rPr>
+              <w:t>5.1.2</w:t>
+            </w:r>
+          </w:p>
+        </w:tc>
+        <w:tc>
+          <w:tcPr>
+            <w:tcW w:type="dxa" w:w="6552"/>
+          </w:tcPr>
+          <w:p>
+            <w:pPr>
+              <w:spacing w:before="40" w:after="40" w:line="240" w:lineRule="auto"/>
+              <w:ind w:left="806"/>
+              <w:jc w:val="left"/>
+            </w:pPr>
+            <w:r/>
+            <w:r>
+              <w:rPr>
+                <w:rFonts w:ascii="Times New Roman" w:hAnsi="Times New Roman" w:eastAsia="Times New Roman"/>
+                <w:b w:val="0"/>
+                <w:i w:val="0"/>
+                <w:sz w:val="22"/>
+              </w:rPr>
+              <w:t>Module 2: Data Preparation and Controlled Abstention Mixing</w:t>
+            </w:r>
+          </w:p>
+        </w:tc>
+        <w:tc>
+          <w:tcPr>
+            <w:tcW w:type="dxa" w:w="1224"/>
+          </w:tcPr>
+          <w:p>
+            <w:pPr>
+              <w:spacing w:before="40" w:after="40" w:line="240" w:lineRule="auto"/>
+              <w:jc w:val="center"/>
+            </w:pPr>
+            <w:r/>
+            <w:r>
+              <w:rPr>
+                <w:rFonts w:ascii="Times New Roman" w:hAnsi="Times New Roman" w:eastAsia="Times New Roman"/>
+                <w:b w:val="0"/>
+                <w:i w:val="0"/>
+                <w:sz w:val="22"/>
+              </w:rPr>
+              <w:t>14</w:t>
+            </w:r>
+          </w:p>
+        </w:tc>
+      </w:tr>
+      <w:tr>
+        <w:trPr>
+          <w:cantSplit/>
+        </w:trPr>
+        <w:tc>
+          <w:tcPr>
+            <w:tcW w:type="dxa" w:w="1152"/>
+          </w:tcPr>
+          <w:p>
+            <w:pPr>
+              <w:spacing w:before="40" w:after="40" w:line="240" w:lineRule="auto"/>
+              <w:jc w:val="center"/>
+            </w:pPr>
+            <w:r/>
+            <w:r>
+              <w:rPr>
+                <w:rFonts w:ascii="Times New Roman" w:hAnsi="Times New Roman" w:eastAsia="Times New Roman"/>
+                <w:b w:val="0"/>
+                <w:i w:val="0"/>
+                <w:sz w:val="22"/>
+              </w:rPr>
+              <w:t>5.1.3</w:t>
+            </w:r>
+          </w:p>
+        </w:tc>
+        <w:tc>
+          <w:tcPr>
+            <w:tcW w:type="dxa" w:w="6552"/>
+          </w:tcPr>
+          <w:p>
+            <w:pPr>
+              <w:spacing w:before="40" w:after="40" w:line="240" w:lineRule="auto"/>
+              <w:ind w:left="806"/>
+              <w:jc w:val="left"/>
+            </w:pPr>
+            <w:r/>
+            <w:r>
+              <w:rPr>
+                <w:rFonts w:ascii="Times New Roman" w:hAnsi="Times New Roman" w:eastAsia="Times New Roman"/>
+                <w:b w:val="0"/>
+                <w:i w:val="0"/>
+                <w:sz w:val="22"/>
+              </w:rPr>
+              <w:t>Module 3: QLoRA Fine-Tuning of Phi-3-mini</w:t>
+            </w:r>
+          </w:p>
+        </w:tc>
+        <w:tc>
+          <w:tcPr>
+            <w:tcW w:type="dxa" w:w="1224"/>
+          </w:tcPr>
+          <w:p>
+            <w:pPr>
+              <w:spacing w:before="40" w:after="40" w:line="240" w:lineRule="auto"/>
+              <w:jc w:val="center"/>
+            </w:pPr>
+            <w:r/>
+            <w:r>
+              <w:rPr>
+                <w:rFonts w:ascii="Times New Roman" w:hAnsi="Times New Roman" w:eastAsia="Times New Roman"/>
+                <w:b w:val="0"/>
+                <w:i w:val="0"/>
+                <w:sz w:val="22"/>
+              </w:rPr>
+              <w:t>15</w:t>
+            </w:r>
+          </w:p>
+        </w:tc>
+      </w:tr>
+      <w:tr>
+        <w:trPr>
+          <w:cantSplit/>
+        </w:trPr>
+        <w:tc>
+          <w:tcPr>
+            <w:tcW w:type="dxa" w:w="1152"/>
+          </w:tcPr>
+          <w:p>
+            <w:pPr>
+              <w:spacing w:before="40" w:after="40" w:line="240" w:lineRule="auto"/>
+              <w:jc w:val="center"/>
+            </w:pPr>
+            <w:r/>
+            <w:r>
+              <w:rPr>
+                <w:rFonts w:ascii="Times New Roman" w:hAnsi="Times New Roman" w:eastAsia="Times New Roman"/>
+                <w:b w:val="0"/>
+                <w:i w:val="0"/>
+                <w:sz w:val="22"/>
+              </w:rPr>
+              <w:t>5.1.4</w:t>
+            </w:r>
+          </w:p>
+        </w:tc>
+        <w:tc>
+          <w:tcPr>
+            <w:tcW w:type="dxa" w:w="6552"/>
+          </w:tcPr>
+          <w:p>
+            <w:pPr>
+              <w:spacing w:before="40" w:after="40" w:line="240" w:lineRule="auto"/>
+              <w:ind w:left="806"/>
+              <w:jc w:val="left"/>
+            </w:pPr>
+            <w:r/>
+            <w:r>
+              <w:rPr>
+                <w:rFonts w:ascii="Times New Roman" w:hAnsi="Times New Roman" w:eastAsia="Times New Roman"/>
+                <w:b w:val="0"/>
+                <w:i w:val="0"/>
+                <w:sz w:val="22"/>
+              </w:rPr>
+              <w:t>Sequence-Level Confidence Estimation</w:t>
+            </w:r>
+          </w:p>
+        </w:tc>
+        <w:tc>
+          <w:tcPr>
+            <w:tcW w:type="dxa" w:w="1224"/>
+          </w:tcPr>
+          <w:p>
+            <w:pPr>
+              <w:spacing w:before="40" w:after="40" w:line="240" w:lineRule="auto"/>
+              <w:jc w:val="center"/>
+            </w:pPr>
+            <w:r/>
+            <w:r>
+              <w:rPr>
+                <w:rFonts w:ascii="Times New Roman" w:hAnsi="Times New Roman" w:eastAsia="Times New Roman"/>
+                <w:b w:val="0"/>
+                <w:i w:val="0"/>
+                <w:sz w:val="22"/>
+              </w:rPr>
+              <w:t>16</w:t>
+            </w:r>
+          </w:p>
+        </w:tc>
+      </w:tr>
+      <w:tr>
+        <w:trPr>
+          <w:cantSplit/>
+        </w:trPr>
+        <w:tc>
+          <w:tcPr>
+            <w:tcW w:type="dxa" w:w="1152"/>
+          </w:tcPr>
+          <w:p>
+            <w:pPr>
+              <w:spacing w:before="40" w:after="40" w:line="240" w:lineRule="auto"/>
+              <w:jc w:val="center"/>
+            </w:pPr>
+            <w:r/>
+            <w:r>
+              <w:rPr>
+                <w:rFonts w:ascii="Times New Roman" w:hAnsi="Times New Roman" w:eastAsia="Times New Roman"/>
+                <w:b w:val="0"/>
+                <w:i w:val="0"/>
+                <w:sz w:val="22"/>
+              </w:rPr>
+              <w:t>5.1.5</w:t>
+            </w:r>
+          </w:p>
+        </w:tc>
+        <w:tc>
+          <w:tcPr>
+            <w:tcW w:type="dxa" w:w="6552"/>
+          </w:tcPr>
+          <w:p>
+            <w:pPr>
+              <w:spacing w:before="40" w:after="40" w:line="240" w:lineRule="auto"/>
+              <w:ind w:left="806"/>
+              <w:jc w:val="left"/>
+            </w:pPr>
+            <w:r/>
+            <w:r>
+              <w:rPr>
+                <w:rFonts w:ascii="Times New Roman" w:hAnsi="Times New Roman" w:eastAsia="Times New Roman"/>
+                <w:b w:val="0"/>
+                <w:i w:val="0"/>
+                <w:sz w:val="22"/>
+              </w:rPr>
+              <w:t>Modules 4 and 5: Evaluation, Analysis and Figures</w:t>
+            </w:r>
+          </w:p>
+        </w:tc>
+        <w:tc>
+          <w:tcPr>
+            <w:tcW w:type="dxa" w:w="1224"/>
+          </w:tcPr>
+          <w:p>
+            <w:pPr>
+              <w:spacing w:before="40" w:after="40" w:line="240" w:lineRule="auto"/>
+              <w:jc w:val="center"/>
+            </w:pPr>
+            <w:r/>
+            <w:r>
+              <w:rPr>
+                <w:rFonts w:ascii="Times New Roman" w:hAnsi="Times New Roman" w:eastAsia="Times New Roman"/>
+                <w:b w:val="0"/>
+                <w:i w:val="0"/>
+                <w:sz w:val="22"/>
+              </w:rPr>
+              <w:t>16</w:t>
+            </w:r>
+          </w:p>
+        </w:tc>
+      </w:tr>
+      <w:tr>
+        <w:trPr>
+          <w:cantSplit/>
+        </w:trPr>
+        <w:tc>
+          <w:tcPr>
+            <w:tcW w:type="dxa" w:w="1152"/>
+          </w:tcPr>
+          <w:p>
+            <w:pPr>
+              <w:spacing w:before="40" w:after="40" w:line="240" w:lineRule="auto"/>
+              <w:jc w:val="center"/>
+            </w:pPr>
+            <w:r/>
+            <w:r>
+              <w:rPr>
+                <w:rFonts w:ascii="Times New Roman" w:hAnsi="Times New Roman" w:eastAsia="Times New Roman"/>
+                <w:b w:val="0"/>
+                <w:i w:val="0"/>
+                <w:sz w:val="22"/>
+              </w:rPr>
+              <w:t>5.1.6</w:t>
+            </w:r>
+          </w:p>
+        </w:tc>
+        <w:tc>
+          <w:tcPr>
+            <w:tcW w:type="dxa" w:w="6552"/>
+          </w:tcPr>
+          <w:p>
+            <w:pPr>
+              <w:spacing w:before="40" w:after="40" w:line="240" w:lineRule="auto"/>
+              <w:ind w:left="806"/>
+              <w:jc w:val="left"/>
+            </w:pPr>
+            <w:r/>
+            <w:r>
+              <w:rPr>
+                <w:rFonts w:ascii="Times New Roman" w:hAnsi="Times New Roman" w:eastAsia="Times New Roman"/>
+                <w:b w:val="0"/>
+                <w:i w:val="0"/>
+                <w:sz w:val="22"/>
+              </w:rPr>
+              <w:t>Module 6: Demonstration Chatbot</w:t>
+            </w:r>
+          </w:p>
+        </w:tc>
+        <w:tc>
+          <w:tcPr>
+            <w:tcW w:type="dxa" w:w="1224"/>
+          </w:tcPr>
+          <w:p>
+            <w:pPr>
+              <w:spacing w:before="40" w:after="40" w:line="240" w:lineRule="auto"/>
+              <w:jc w:val="center"/>
+            </w:pPr>
+            <w:r/>
+            <w:r>
+              <w:rPr>
+                <w:rFonts w:ascii="Times New Roman" w:hAnsi="Times New Roman" w:eastAsia="Times New Roman"/>
+                <w:b w:val="0"/>
+                <w:i w:val="0"/>
+                <w:sz w:val="22"/>
+              </w:rPr>
+              <w:t>16</w:t>
+            </w:r>
+          </w:p>
+        </w:tc>
+      </w:tr>
+      <w:tr>
+        <w:trPr>
+          <w:cantSplit/>
+        </w:trPr>
+        <w:tc>
+          <w:tcPr>
+            <w:tcW w:type="dxa" w:w="1152"/>
+          </w:tcPr>
+          <w:p>
+            <w:pPr>
+              <w:spacing w:before="40" w:after="40" w:line="240" w:lineRule="auto"/>
+              <w:jc w:val="center"/>
+            </w:pPr>
+            <w:r/>
+            <w:r>
+              <w:rPr>
+                <w:rFonts w:ascii="Times New Roman" w:hAnsi="Times New Roman" w:eastAsia="Times New Roman"/>
+                <w:b w:val="0"/>
+                <w:i w:val="0"/>
+                <w:sz w:val="22"/>
+              </w:rPr>
+              <w:t>5.2</w:t>
+            </w:r>
+          </w:p>
+        </w:tc>
+        <w:tc>
+          <w:tcPr>
+            <w:tcW w:type="dxa" w:w="6552"/>
+          </w:tcPr>
+          <w:p>
+            <w:pPr>
+              <w:spacing w:before="40" w:after="40" w:line="240" w:lineRule="auto"/>
+              <w:ind w:left="403"/>
+              <w:jc w:val="left"/>
+            </w:pPr>
+            <w:r/>
+            <w:r>
+              <w:rPr>
+                <w:rFonts w:ascii="Times New Roman" w:hAnsi="Times New Roman" w:eastAsia="Times New Roman"/>
+                <w:b w:val="0"/>
+                <w:i w:val="0"/>
+                <w:sz w:val="22"/>
+              </w:rPr>
+              <w:t>Testing and Validation</w:t>
+            </w:r>
+          </w:p>
+        </w:tc>
+        <w:tc>
+          <w:tcPr>
+            <w:tcW w:type="dxa" w:w="1224"/>
+          </w:tcPr>
+          <w:p>
+            <w:pPr>
+              <w:spacing w:before="40" w:after="40" w:line="240" w:lineRule="auto"/>
+              <w:jc w:val="center"/>
+            </w:pPr>
+            <w:r/>
+            <w:r>
+              <w:rPr>
+                <w:rFonts w:ascii="Times New Roman" w:hAnsi="Times New Roman" w:eastAsia="Times New Roman"/>
+                <w:b w:val="0"/>
+                <w:i w:val="0"/>
+                <w:sz w:val="22"/>
+              </w:rPr>
+              <w:t>17</w:t>
+            </w:r>
+          </w:p>
+        </w:tc>
+      </w:tr>
+      <w:tr>
+        <w:trPr>
+          <w:cantSplit/>
+        </w:trPr>
+        <w:tc>
+          <w:tcPr>
+            <w:tcW w:type="dxa" w:w="1152"/>
+          </w:tcPr>
+          <w:p>
+            <w:pPr>
+              <w:spacing w:before="40" w:after="40" w:line="240" w:lineRule="auto"/>
+              <w:jc w:val="center"/>
+            </w:pPr>
+            <w:r/>
+            <w:r>
+              <w:rPr>
+                <w:rFonts w:ascii="Times New Roman" w:hAnsi="Times New Roman" w:eastAsia="Times New Roman"/>
+                <w:b w:val="0"/>
+                <w:i w:val="0"/>
+                <w:sz w:val="22"/>
+              </w:rPr>
+              <w:t>5.2.1</w:t>
+            </w:r>
+          </w:p>
+        </w:tc>
+        <w:tc>
+          <w:tcPr>
+            <w:tcW w:type="dxa" w:w="6552"/>
+          </w:tcPr>
+          <w:p>
+            <w:pPr>
+              <w:spacing w:before="40" w:after="40" w:line="240" w:lineRule="auto"/>
+              <w:ind w:left="806"/>
+              <w:jc w:val="left"/>
+            </w:pPr>
+            <w:r/>
+            <w:r>
+              <w:rPr>
+                <w:rFonts w:ascii="Times New Roman" w:hAnsi="Times New Roman" w:eastAsia="Times New Roman"/>
+                <w:b w:val="0"/>
+                <w:i w:val="0"/>
+                <w:sz w:val="22"/>
+              </w:rPr>
+              <w:t>Data and Pipeline Tests</w:t>
+            </w:r>
+          </w:p>
+        </w:tc>
+        <w:tc>
+          <w:tcPr>
+            <w:tcW w:type="dxa" w:w="1224"/>
+          </w:tcPr>
+          <w:p>
+            <w:pPr>
+              <w:spacing w:before="40" w:after="40" w:line="240" w:lineRule="auto"/>
+              <w:jc w:val="center"/>
+            </w:pPr>
+            <w:r/>
+            <w:r>
+              <w:rPr>
+                <w:rFonts w:ascii="Times New Roman" w:hAnsi="Times New Roman" w:eastAsia="Times New Roman"/>
+                <w:b w:val="0"/>
+                <w:i w:val="0"/>
+                <w:sz w:val="22"/>
+              </w:rPr>
+              <w:t>17</w:t>
+            </w:r>
+          </w:p>
+        </w:tc>
+      </w:tr>
+      <w:tr>
+        <w:trPr>
+          <w:cantSplit/>
+        </w:trPr>
+        <w:tc>
+          <w:tcPr>
+            <w:tcW w:type="dxa" w:w="1152"/>
+          </w:tcPr>
+          <w:p>
+            <w:pPr>
+              <w:spacing w:before="40" w:after="40" w:line="240" w:lineRule="auto"/>
+              <w:jc w:val="center"/>
+            </w:pPr>
+            <w:r/>
+            <w:r>
+              <w:rPr>
+                <w:rFonts w:ascii="Times New Roman" w:hAnsi="Times New Roman" w:eastAsia="Times New Roman"/>
+                <w:b w:val="0"/>
+                <w:i w:val="0"/>
+                <w:sz w:val="22"/>
+              </w:rPr>
+              <w:t>5.2.2</w:t>
+            </w:r>
+          </w:p>
+        </w:tc>
+        <w:tc>
+          <w:tcPr>
+            <w:tcW w:type="dxa" w:w="6552"/>
+          </w:tcPr>
+          <w:p>
+            <w:pPr>
+              <w:spacing w:before="40" w:after="40" w:line="240" w:lineRule="auto"/>
+              <w:ind w:left="806"/>
+              <w:jc w:val="left"/>
+            </w:pPr>
+            <w:r/>
+            <w:r>
+              <w:rPr>
+                <w:rFonts w:ascii="Times New Roman" w:hAnsi="Times New Roman" w:eastAsia="Times New Roman"/>
+                <w:b w:val="0"/>
+                <w:i w:val="0"/>
+                <w:sz w:val="22"/>
+              </w:rPr>
+              <w:t>Metric Definitions</w:t>
+            </w:r>
+          </w:p>
+        </w:tc>
+        <w:tc>
+          <w:tcPr>
+            <w:tcW w:type="dxa" w:w="1224"/>
+          </w:tcPr>
+          <w:p>
+            <w:pPr>
+              <w:spacing w:before="40" w:after="40" w:line="240" w:lineRule="auto"/>
+              <w:jc w:val="center"/>
+            </w:pPr>
+            <w:r/>
+            <w:r>
+              <w:rPr>
+                <w:rFonts w:ascii="Times New Roman" w:hAnsi="Times New Roman" w:eastAsia="Times New Roman"/>
+                <w:b w:val="0"/>
+                <w:i w:val="0"/>
+                <w:sz w:val="22"/>
+              </w:rPr>
+              <w:t>17</w:t>
+            </w:r>
+          </w:p>
+        </w:tc>
+      </w:tr>
+      <w:tr>
+        <w:trPr>
+          <w:cantSplit/>
+        </w:trPr>
+        <w:tc>
+          <w:tcPr>
+            <w:tcW w:type="dxa" w:w="1152"/>
+          </w:tcPr>
+          <w:p>
+            <w:pPr>
+              <w:spacing w:before="40" w:after="40" w:line="240" w:lineRule="auto"/>
+              <w:jc w:val="center"/>
+            </w:pPr>
+            <w:r/>
+            <w:r>
+              <w:rPr>
+                <w:rFonts w:ascii="Times New Roman" w:hAnsi="Times New Roman" w:eastAsia="Times New Roman"/>
+                <w:b w:val="0"/>
+                <w:i w:val="0"/>
+                <w:sz w:val="22"/>
+              </w:rPr>
+              <w:t>5.2.3</w:t>
+            </w:r>
+          </w:p>
+        </w:tc>
+        <w:tc>
+          <w:tcPr>
+            <w:tcW w:type="dxa" w:w="6552"/>
+          </w:tcPr>
+          <w:p>
+            <w:pPr>
+              <w:spacing w:before="40" w:after="40" w:line="240" w:lineRule="auto"/>
+              <w:ind w:left="806"/>
+              <w:jc w:val="left"/>
+            </w:pPr>
+            <w:r/>
+            <w:r>
+              <w:rPr>
+                <w:rFonts w:ascii="Times New Roman" w:hAnsi="Times New Roman" w:eastAsia="Times New Roman"/>
+                <w:b w:val="0"/>
+                <w:i w:val="0"/>
+                <w:sz w:val="22"/>
+              </w:rPr>
+              <w:t>Experimental Setup</w:t>
+            </w:r>
+          </w:p>
+        </w:tc>
+        <w:tc>
+          <w:tcPr>
+            <w:tcW w:type="dxa" w:w="1224"/>
+          </w:tcPr>
+          <w:p>
+            <w:pPr>
+              <w:spacing w:before="40" w:after="40" w:line="240" w:lineRule="auto"/>
+              <w:jc w:val="center"/>
+            </w:pPr>
+            <w:r/>
+            <w:r>
+              <w:rPr>
+                <w:rFonts w:ascii="Times New Roman" w:hAnsi="Times New Roman" w:eastAsia="Times New Roman"/>
+                <w:b w:val="0"/>
+                <w:i w:val="0"/>
+                <w:sz w:val="22"/>
+              </w:rPr>
+              <w:t>17</w:t>
+            </w:r>
+          </w:p>
+        </w:tc>
+      </w:tr>
+      <w:tr>
+        <w:trPr>
+          <w:cantSplit/>
+        </w:trPr>
+        <w:tc>
+          <w:tcPr>
+            <w:tcW w:type="dxa" w:w="1152"/>
+          </w:tcPr>
+          <w:p>
+            <w:pPr>
+              <w:spacing w:before="40" w:after="40" w:line="240" w:lineRule="auto"/>
+              <w:jc w:val="center"/>
+            </w:pPr>
+            <w:r/>
+            <w:r>
+              <w:rPr>
+                <w:rFonts w:ascii="Times New Roman" w:hAnsi="Times New Roman" w:eastAsia="Times New Roman"/>
+                <w:b/>
+                <w:i w:val="0"/>
+                <w:sz w:val="22"/>
+              </w:rPr>
+              <w:t>6</w:t>
+            </w:r>
+          </w:p>
+        </w:tc>
+        <w:tc>
+          <w:tcPr>
+            <w:tcW w:type="dxa" w:w="6552"/>
+          </w:tcPr>
+          <w:p>
+            <w:pPr>
+              <w:spacing w:before="40" w:after="40" w:line="240" w:lineRule="auto"/>
+              <w:ind w:left="0"/>
+              <w:jc w:val="left"/>
+            </w:pPr>
+            <w:r/>
+            <w:r>
+              <w:rPr>
+                <w:rFonts w:ascii="Times New Roman" w:hAnsi="Times New Roman" w:eastAsia="Times New Roman"/>
+                <w:b/>
+                <w:i w:val="0"/>
+                <w:sz w:val="22"/>
+              </w:rPr>
+              <w:t>PROJECT DEMONSTRATION</w:t>
+            </w:r>
+          </w:p>
+        </w:tc>
+        <w:tc>
+          <w:tcPr>
+            <w:tcW w:type="dxa" w:w="1224"/>
+          </w:tcPr>
+          <w:p>
+            <w:pPr>
+              <w:spacing w:before="40" w:after="40" w:line="240" w:lineRule="auto"/>
+              <w:jc w:val="center"/>
+            </w:pPr>
+            <w:r/>
+            <w:r>
+              <w:rPr>
+                <w:rFonts w:ascii="Times New Roman" w:hAnsi="Times New Roman" w:eastAsia="Times New Roman"/>
+                <w:b/>
+                <w:i w:val="0"/>
+                <w:sz w:val="22"/>
+              </w:rPr>
+              <w:t>18</w:t>
+            </w:r>
+          </w:p>
+        </w:tc>
+      </w:tr>
+      <w:tr>
+        <w:trPr>
+          <w:cantSplit/>
+        </w:trPr>
+        <w:tc>
+          <w:tcPr>
+            <w:tcW w:type="dxa" w:w="1152"/>
+          </w:tcPr>
+          <w:p>
+            <w:pPr>
+              <w:spacing w:before="40" w:after="40" w:line="240" w:lineRule="auto"/>
+              <w:jc w:val="center"/>
+            </w:pPr>
+            <w:r/>
+            <w:r>
+              <w:rPr>
+                <w:rFonts w:ascii="Times New Roman" w:hAnsi="Times New Roman" w:eastAsia="Times New Roman"/>
+                <w:b w:val="0"/>
+                <w:i w:val="0"/>
+                <w:sz w:val="22"/>
+              </w:rPr>
+              <w:t>6.1</w:t>
+            </w:r>
+          </w:p>
+        </w:tc>
+        <w:tc>
+          <w:tcPr>
+            <w:tcW w:type="dxa" w:w="6552"/>
+          </w:tcPr>
+          <w:p>
+            <w:pPr>
+              <w:spacing w:before="40" w:after="40" w:line="240" w:lineRule="auto"/>
+              <w:ind w:left="403"/>
+              <w:jc w:val="left"/>
+            </w:pPr>
+            <w:r/>
+            <w:r>
+              <w:rPr>
+                <w:rFonts w:ascii="Times New Roman" w:hAnsi="Times New Roman" w:eastAsia="Times New Roman"/>
+                <w:b w:val="0"/>
+                <w:i w:val="0"/>
+                <w:sz w:val="22"/>
+              </w:rPr>
+              <w:t>The Demonstration Website</w:t>
+            </w:r>
+          </w:p>
+        </w:tc>
+        <w:tc>
+          <w:tcPr>
+            <w:tcW w:type="dxa" w:w="1224"/>
+          </w:tcPr>
+          <w:p>
+            <w:pPr>
+              <w:spacing w:before="40" w:after="40" w:line="240" w:lineRule="auto"/>
+              <w:jc w:val="center"/>
+            </w:pPr>
+            <w:r/>
+            <w:r>
+              <w:rPr>
+                <w:rFonts w:ascii="Times New Roman" w:hAnsi="Times New Roman" w:eastAsia="Times New Roman"/>
+                <w:b w:val="0"/>
+                <w:i w:val="0"/>
+                <w:sz w:val="22"/>
+              </w:rPr>
+              <w:t>18</w:t>
+            </w:r>
+          </w:p>
+        </w:tc>
+      </w:tr>
+      <w:tr>
+        <w:trPr>
+          <w:cantSplit/>
+        </w:trPr>
+        <w:tc>
+          <w:tcPr>
+            <w:tcW w:type="dxa" w:w="1152"/>
+          </w:tcPr>
+          <w:p>
+            <w:pPr>
+              <w:spacing w:before="40" w:after="40" w:line="240" w:lineRule="auto"/>
+              <w:jc w:val="center"/>
+            </w:pPr>
+            <w:r/>
+            <w:r>
+              <w:rPr>
+                <w:rFonts w:ascii="Times New Roman" w:hAnsi="Times New Roman" w:eastAsia="Times New Roman"/>
+                <w:b w:val="0"/>
+                <w:i w:val="0"/>
+                <w:sz w:val="22"/>
+              </w:rPr>
+              <w:t>6.2</w:t>
+            </w:r>
+          </w:p>
+        </w:tc>
+        <w:tc>
+          <w:tcPr>
+            <w:tcW w:type="dxa" w:w="6552"/>
+          </w:tcPr>
+          <w:p>
+            <w:pPr>
+              <w:spacing w:before="40" w:after="40" w:line="240" w:lineRule="auto"/>
+              <w:ind w:left="403"/>
+              <w:jc w:val="left"/>
+            </w:pPr>
+            <w:r/>
+            <w:r>
+              <w:rPr>
+                <w:rFonts w:ascii="Times New Roman" w:hAnsi="Times New Roman" w:eastAsia="Times New Roman"/>
+                <w:b w:val="0"/>
+                <w:i w:val="0"/>
+                <w:sz w:val="22"/>
+              </w:rPr>
+              <w:t>Example Interaction</w:t>
+            </w:r>
+          </w:p>
+        </w:tc>
+        <w:tc>
+          <w:tcPr>
+            <w:tcW w:type="dxa" w:w="1224"/>
+          </w:tcPr>
+          <w:p>
+            <w:pPr>
+              <w:spacing w:before="40" w:after="40" w:line="240" w:lineRule="auto"/>
+              <w:jc w:val="center"/>
+            </w:pPr>
+            <w:r/>
+            <w:r>
+              <w:rPr>
+                <w:rFonts w:ascii="Times New Roman" w:hAnsi="Times New Roman" w:eastAsia="Times New Roman"/>
+                <w:b w:val="0"/>
+                <w:i w:val="0"/>
+                <w:sz w:val="22"/>
+              </w:rPr>
+              <w:t>18</w:t>
+            </w:r>
+          </w:p>
+        </w:tc>
+      </w:tr>
+      <w:tr>
+        <w:trPr>
+          <w:cantSplit/>
+        </w:trPr>
+        <w:tc>
+          <w:tcPr>
+            <w:tcW w:type="dxa" w:w="1152"/>
+          </w:tcPr>
+          <w:p>
+            <w:pPr>
+              <w:spacing w:before="40" w:after="40" w:line="240" w:lineRule="auto"/>
+              <w:jc w:val="center"/>
+            </w:pPr>
+            <w:r/>
+            <w:r>
+              <w:rPr>
+                <w:rFonts w:ascii="Times New Roman" w:hAnsi="Times New Roman" w:eastAsia="Times New Roman"/>
+                <w:b w:val="0"/>
+                <w:i w:val="0"/>
+                <w:sz w:val="22"/>
+              </w:rPr>
+              <w:t>6.3</w:t>
+            </w:r>
+          </w:p>
+        </w:tc>
+        <w:tc>
+          <w:tcPr>
+            <w:tcW w:type="dxa" w:w="6552"/>
+          </w:tcPr>
+          <w:p>
+            <w:pPr>
+              <w:spacing w:before="40" w:after="40" w:line="240" w:lineRule="auto"/>
+              <w:ind w:left="403"/>
+              <w:jc w:val="left"/>
+            </w:pPr>
+            <w:r/>
+            <w:r>
+              <w:rPr>
+                <w:rFonts w:ascii="Times New Roman" w:hAnsi="Times New Roman" w:eastAsia="Times New Roman"/>
+                <w:b w:val="0"/>
+                <w:i w:val="0"/>
+                <w:sz w:val="22"/>
+              </w:rPr>
+              <w:t>Running the Demonstration</w:t>
+            </w:r>
+          </w:p>
+        </w:tc>
+        <w:tc>
+          <w:tcPr>
+            <w:tcW w:type="dxa" w:w="1224"/>
+          </w:tcPr>
+          <w:p>
+            <w:pPr>
+              <w:spacing w:before="40" w:after="40" w:line="240" w:lineRule="auto"/>
+              <w:jc w:val="center"/>
+            </w:pPr>
+            <w:r/>
+            <w:r>
+              <w:rPr>
+                <w:rFonts w:ascii="Times New Roman" w:hAnsi="Times New Roman" w:eastAsia="Times New Roman"/>
+                <w:b w:val="0"/>
+                <w:i w:val="0"/>
+                <w:sz w:val="22"/>
+              </w:rPr>
+              <w:t>19</w:t>
+            </w:r>
+          </w:p>
+        </w:tc>
+      </w:tr>
+      <w:tr>
+        <w:trPr>
+          <w:cantSplit/>
+        </w:trPr>
+        <w:tc>
+          <w:tcPr>
+            <w:tcW w:type="dxa" w:w="1152"/>
+          </w:tcPr>
+          <w:p>
+            <w:pPr>
+              <w:spacing w:before="40" w:after="40" w:line="240" w:lineRule="auto"/>
+              <w:jc w:val="center"/>
+            </w:pPr>
+            <w:r/>
+            <w:r>
+              <w:rPr>
+                <w:rFonts w:ascii="Times New Roman" w:hAnsi="Times New Roman" w:eastAsia="Times New Roman"/>
+                <w:b/>
+                <w:i w:val="0"/>
+                <w:sz w:val="22"/>
+              </w:rPr>
+              <w:t>7</w:t>
+            </w:r>
+          </w:p>
+        </w:tc>
+        <w:tc>
+          <w:tcPr>
+            <w:tcW w:type="dxa" w:w="6552"/>
+          </w:tcPr>
+          <w:p>
+            <w:pPr>
+              <w:spacing w:before="40" w:after="40" w:line="240" w:lineRule="auto"/>
+              <w:ind w:left="0"/>
+              <w:jc w:val="left"/>
+            </w:pPr>
+            <w:r/>
+            <w:r>
+              <w:rPr>
+                <w:rFonts w:ascii="Times New Roman" w:hAnsi="Times New Roman" w:eastAsia="Times New Roman"/>
+                <w:b/>
+                <w:i w:val="0"/>
+                <w:sz w:val="22"/>
+              </w:rPr>
+              <w:t>RESULT AND DISCUSSION</w:t>
+            </w:r>
+          </w:p>
+        </w:tc>
+        <w:tc>
+          <w:tcPr>
+            <w:tcW w:type="dxa" w:w="1224"/>
+          </w:tcPr>
+          <w:p>
+            <w:pPr>
+              <w:spacing w:before="40" w:after="40" w:line="240" w:lineRule="auto"/>
+              <w:jc w:val="center"/>
+            </w:pPr>
+            <w:r/>
+            <w:r>
+              <w:rPr>
+                <w:rFonts w:ascii="Times New Roman" w:hAnsi="Times New Roman" w:eastAsia="Times New Roman"/>
+                <w:b/>
+                <w:i w:val="0"/>
+                <w:sz w:val="22"/>
+              </w:rPr>
+              <w:t>20</w:t>
+            </w:r>
+          </w:p>
+        </w:tc>
+      </w:tr>
+      <w:tr>
+        <w:trPr>
+          <w:cantSplit/>
+        </w:trPr>
+        <w:tc>
+          <w:tcPr>
+            <w:tcW w:type="dxa" w:w="1152"/>
+          </w:tcPr>
+          <w:p>
+            <w:pPr>
+              <w:spacing w:before="40" w:after="40" w:line="240" w:lineRule="auto"/>
+              <w:jc w:val="center"/>
+            </w:pPr>
+            <w:r/>
+            <w:r>
+              <w:rPr>
+                <w:rFonts w:ascii="Times New Roman" w:hAnsi="Times New Roman" w:eastAsia="Times New Roman"/>
+                <w:b w:val="0"/>
+                <w:i w:val="0"/>
+                <w:sz w:val="22"/>
+              </w:rPr>
+              <w:t>7.1</w:t>
+            </w:r>
+          </w:p>
+        </w:tc>
+        <w:tc>
+          <w:tcPr>
+            <w:tcW w:type="dxa" w:w="6552"/>
+          </w:tcPr>
+          <w:p>
+            <w:pPr>
+              <w:spacing w:before="40" w:after="40" w:line="240" w:lineRule="auto"/>
+              <w:ind w:left="403"/>
+              <w:jc w:val="left"/>
+            </w:pPr>
+            <w:r/>
+            <w:r>
+              <w:rPr>
+                <w:rFonts w:ascii="Times New Roman" w:hAnsi="Times New Roman" w:eastAsia="Times New Roman"/>
+                <w:b w:val="0"/>
+                <w:i w:val="0"/>
+                <w:sz w:val="22"/>
+              </w:rPr>
+              <w:t>Hallucination Reduction</w:t>
+            </w:r>
+          </w:p>
+        </w:tc>
+        <w:tc>
+          <w:tcPr>
+            <w:tcW w:type="dxa" w:w="1224"/>
+          </w:tcPr>
+          <w:p>
+            <w:pPr>
+              <w:spacing w:before="40" w:after="40" w:line="240" w:lineRule="auto"/>
+              <w:jc w:val="center"/>
+            </w:pPr>
+            <w:r/>
+            <w:r>
+              <w:rPr>
+                <w:rFonts w:ascii="Times New Roman" w:hAnsi="Times New Roman" w:eastAsia="Times New Roman"/>
+                <w:b w:val="0"/>
+                <w:i w:val="0"/>
+                <w:sz w:val="22"/>
+              </w:rPr>
+              <w:t>20</w:t>
+            </w:r>
+          </w:p>
+        </w:tc>
+      </w:tr>
+      <w:tr>
+        <w:trPr>
+          <w:cantSplit/>
+        </w:trPr>
+        <w:tc>
+          <w:tcPr>
+            <w:tcW w:type="dxa" w:w="1152"/>
+          </w:tcPr>
+          <w:p>
+            <w:pPr>
+              <w:spacing w:before="40" w:after="40" w:line="240" w:lineRule="auto"/>
+              <w:jc w:val="center"/>
+            </w:pPr>
+            <w:r/>
+            <w:r>
+              <w:rPr>
+                <w:rFonts w:ascii="Times New Roman" w:hAnsi="Times New Roman" w:eastAsia="Times New Roman"/>
+                <w:b w:val="0"/>
+                <w:i w:val="0"/>
+                <w:sz w:val="22"/>
+              </w:rPr>
+              <w:t>7.2</w:t>
+            </w:r>
+          </w:p>
+        </w:tc>
+        <w:tc>
+          <w:tcPr>
+            <w:tcW w:type="dxa" w:w="6552"/>
+          </w:tcPr>
+          <w:p>
+            <w:pPr>
+              <w:spacing w:before="40" w:after="40" w:line="240" w:lineRule="auto"/>
+              <w:ind w:left="403"/>
+              <w:jc w:val="left"/>
+            </w:pPr>
+            <w:r/>
+            <w:r>
+              <w:rPr>
+                <w:rFonts w:ascii="Times New Roman" w:hAnsi="Times New Roman" w:eastAsia="Times New Roman"/>
+                <w:b w:val="0"/>
+                <w:i w:val="0"/>
+                <w:sz w:val="22"/>
+              </w:rPr>
+              <w:t>Calibration Improvement</w:t>
+            </w:r>
+          </w:p>
+        </w:tc>
+        <w:tc>
+          <w:tcPr>
+            <w:tcW w:type="dxa" w:w="1224"/>
+          </w:tcPr>
+          <w:p>
+            <w:pPr>
+              <w:spacing w:before="40" w:after="40" w:line="240" w:lineRule="auto"/>
+              <w:jc w:val="center"/>
+            </w:pPr>
+            <w:r/>
+            <w:r>
+              <w:rPr>
+                <w:rFonts w:ascii="Times New Roman" w:hAnsi="Times New Roman" w:eastAsia="Times New Roman"/>
+                <w:b w:val="0"/>
+                <w:i w:val="0"/>
+                <w:sz w:val="22"/>
+              </w:rPr>
+              <w:t>21</w:t>
+            </w:r>
+          </w:p>
+        </w:tc>
+      </w:tr>
+      <w:tr>
+        <w:trPr>
+          <w:cantSplit/>
+        </w:trPr>
+        <w:tc>
+          <w:tcPr>
+            <w:tcW w:type="dxa" w:w="1152"/>
+          </w:tcPr>
+          <w:p>
+            <w:pPr>
+              <w:spacing w:before="40" w:after="40" w:line="240" w:lineRule="auto"/>
+              <w:jc w:val="center"/>
+            </w:pPr>
+            <w:r/>
+            <w:r>
+              <w:rPr>
+                <w:rFonts w:ascii="Times New Roman" w:hAnsi="Times New Roman" w:eastAsia="Times New Roman"/>
+                <w:b w:val="0"/>
+                <w:i w:val="0"/>
+                <w:sz w:val="22"/>
+              </w:rPr>
+              <w:t>7.3</w:t>
+            </w:r>
+          </w:p>
+        </w:tc>
+        <w:tc>
+          <w:tcPr>
+            <w:tcW w:type="dxa" w:w="6552"/>
+          </w:tcPr>
+          <w:p>
+            <w:pPr>
+              <w:spacing w:before="40" w:after="40" w:line="240" w:lineRule="auto"/>
+              <w:ind w:left="403"/>
+              <w:jc w:val="left"/>
+            </w:pPr>
+            <w:r/>
+            <w:r>
+              <w:rPr>
+                <w:rFonts w:ascii="Times New Roman" w:hAnsi="Times New Roman" w:eastAsia="Times New Roman"/>
+                <w:b w:val="0"/>
+                <w:i w:val="0"/>
+                <w:sz w:val="22"/>
+              </w:rPr>
+              <w:t>Confidence Separation</w:t>
+            </w:r>
+          </w:p>
+        </w:tc>
+        <w:tc>
+          <w:tcPr>
+            <w:tcW w:type="dxa" w:w="1224"/>
+          </w:tcPr>
+          <w:p>
+            <w:pPr>
+              <w:spacing w:before="40" w:after="40" w:line="240" w:lineRule="auto"/>
+              <w:jc w:val="center"/>
+            </w:pPr>
+            <w:r/>
+            <w:r>
+              <w:rPr>
+                <w:rFonts w:ascii="Times New Roman" w:hAnsi="Times New Roman" w:eastAsia="Times New Roman"/>
+                <w:b w:val="0"/>
+                <w:i w:val="0"/>
+                <w:sz w:val="22"/>
+              </w:rPr>
+              <w:t>22</w:t>
+            </w:r>
+          </w:p>
+        </w:tc>
+      </w:tr>
+      <w:tr>
+        <w:trPr>
+          <w:cantSplit/>
+        </w:trPr>
+        <w:tc>
+          <w:tcPr>
+            <w:tcW w:type="dxa" w:w="1152"/>
+          </w:tcPr>
+          <w:p>
+            <w:pPr>
+              <w:spacing w:before="40" w:after="40" w:line="240" w:lineRule="auto"/>
+              <w:jc w:val="center"/>
+            </w:pPr>
+            <w:r/>
+            <w:r>
+              <w:rPr>
+                <w:rFonts w:ascii="Times New Roman" w:hAnsi="Times New Roman" w:eastAsia="Times New Roman"/>
+                <w:b w:val="0"/>
+                <w:i w:val="0"/>
+                <w:sz w:val="22"/>
+              </w:rPr>
+              <w:t>7.4</w:t>
+            </w:r>
+          </w:p>
+        </w:tc>
+        <w:tc>
+          <w:tcPr>
+            <w:tcW w:type="dxa" w:w="6552"/>
+          </w:tcPr>
+          <w:p>
+            <w:pPr>
+              <w:spacing w:before="40" w:after="40" w:line="240" w:lineRule="auto"/>
+              <w:ind w:left="403"/>
+              <w:jc w:val="left"/>
+            </w:pPr>
+            <w:r/>
+            <w:r>
+              <w:rPr>
+                <w:rFonts w:ascii="Times New Roman" w:hAnsi="Times New Roman" w:eastAsia="Times New Roman"/>
+                <w:b w:val="0"/>
+                <w:i w:val="0"/>
+                <w:sz w:val="22"/>
+              </w:rPr>
+              <w:t>Cost of Abstention: False Refusals</w:t>
+            </w:r>
+          </w:p>
+        </w:tc>
+        <w:tc>
+          <w:tcPr>
+            <w:tcW w:type="dxa" w:w="1224"/>
+          </w:tcPr>
+          <w:p>
+            <w:pPr>
+              <w:spacing w:before="40" w:after="40" w:line="240" w:lineRule="auto"/>
+              <w:jc w:val="center"/>
+            </w:pPr>
+            <w:r/>
+            <w:r>
+              <w:rPr>
+                <w:rFonts w:ascii="Times New Roman" w:hAnsi="Times New Roman" w:eastAsia="Times New Roman"/>
+                <w:b w:val="0"/>
+                <w:i w:val="0"/>
+                <w:sz w:val="22"/>
+              </w:rPr>
+              <w:t>23</w:t>
+            </w:r>
+          </w:p>
+        </w:tc>
+      </w:tr>
+      <w:tr>
+        <w:trPr>
+          <w:cantSplit/>
+        </w:trPr>
+        <w:tc>
+          <w:tcPr>
+            <w:tcW w:type="dxa" w:w="1152"/>
+          </w:tcPr>
+          <w:p>
+            <w:pPr>
+              <w:spacing w:before="40" w:after="40" w:line="240" w:lineRule="auto"/>
+              <w:jc w:val="center"/>
+            </w:pPr>
+            <w:r/>
+            <w:r>
+              <w:rPr>
+                <w:rFonts w:ascii="Times New Roman" w:hAnsi="Times New Roman" w:eastAsia="Times New Roman"/>
+                <w:b w:val="0"/>
+                <w:i w:val="0"/>
+                <w:sz w:val="22"/>
+              </w:rPr>
+              <w:t>7.5</w:t>
+            </w:r>
+          </w:p>
+        </w:tc>
+        <w:tc>
+          <w:tcPr>
+            <w:tcW w:type="dxa" w:w="6552"/>
+          </w:tcPr>
+          <w:p>
+            <w:pPr>
+              <w:spacing w:before="40" w:after="40" w:line="240" w:lineRule="auto"/>
+              <w:ind w:left="403"/>
+              <w:jc w:val="left"/>
+            </w:pPr>
+            <w:r/>
+            <w:r>
+              <w:rPr>
+                <w:rFonts w:ascii="Times New Roman" w:hAnsi="Times New Roman" w:eastAsia="Times New Roman"/>
+                <w:b w:val="0"/>
+                <w:i w:val="0"/>
+                <w:sz w:val="22"/>
+              </w:rPr>
+              <w:t>Contribution of Each Training Stage</w:t>
+            </w:r>
+          </w:p>
+        </w:tc>
+        <w:tc>
+          <w:tcPr>
+            <w:tcW w:type="dxa" w:w="1224"/>
+          </w:tcPr>
+          <w:p>
+            <w:pPr>
+              <w:spacing w:before="40" w:after="40" w:line="240" w:lineRule="auto"/>
+              <w:jc w:val="center"/>
+            </w:pPr>
+            <w:r/>
+            <w:r>
+              <w:rPr>
+                <w:rFonts w:ascii="Times New Roman" w:hAnsi="Times New Roman" w:eastAsia="Times New Roman"/>
+                <w:b w:val="0"/>
+                <w:i w:val="0"/>
+                <w:sz w:val="22"/>
+              </w:rPr>
+              <w:t>23</w:t>
+            </w:r>
+          </w:p>
+        </w:tc>
+      </w:tr>
+      <w:tr>
+        <w:trPr>
+          <w:cantSplit/>
+        </w:trPr>
+        <w:tc>
+          <w:tcPr>
+            <w:tcW w:type="dxa" w:w="1152"/>
+          </w:tcPr>
+          <w:p>
+            <w:pPr>
+              <w:spacing w:before="40" w:after="40" w:line="240" w:lineRule="auto"/>
+              <w:jc w:val="center"/>
+            </w:pPr>
+            <w:r/>
+            <w:r>
+              <w:rPr>
+                <w:rFonts w:ascii="Times New Roman" w:hAnsi="Times New Roman" w:eastAsia="Times New Roman"/>
+                <w:b w:val="0"/>
+                <w:i w:val="0"/>
+                <w:sz w:val="22"/>
+              </w:rPr>
+              <w:t>7.6</w:t>
+            </w:r>
+          </w:p>
+        </w:tc>
+        <w:tc>
+          <w:tcPr>
+            <w:tcW w:type="dxa" w:w="6552"/>
+          </w:tcPr>
+          <w:p>
+            <w:pPr>
+              <w:spacing w:before="40" w:after="40" w:line="240" w:lineRule="auto"/>
+              <w:ind w:left="403"/>
+              <w:jc w:val="left"/>
+            </w:pPr>
+            <w:r/>
+            <w:r>
+              <w:rPr>
+                <w:rFonts w:ascii="Times New Roman" w:hAnsi="Times New Roman" w:eastAsia="Times New Roman"/>
+                <w:b w:val="0"/>
+                <w:i w:val="0"/>
+                <w:sz w:val="22"/>
+              </w:rPr>
+              <w:t>Qualitative Error Analysis</w:t>
+            </w:r>
+          </w:p>
+        </w:tc>
+        <w:tc>
+          <w:tcPr>
+            <w:tcW w:type="dxa" w:w="1224"/>
+          </w:tcPr>
+          <w:p>
+            <w:pPr>
+              <w:spacing w:before="40" w:after="40" w:line="240" w:lineRule="auto"/>
+              <w:jc w:val="center"/>
+            </w:pPr>
+            <w:r/>
+            <w:r>
+              <w:rPr>
+                <w:rFonts w:ascii="Times New Roman" w:hAnsi="Times New Roman" w:eastAsia="Times New Roman"/>
+                <w:b w:val="0"/>
+                <w:i w:val="0"/>
+                <w:sz w:val="22"/>
+              </w:rPr>
+              <w:t>24</w:t>
+            </w:r>
+          </w:p>
+        </w:tc>
+      </w:tr>
+      <w:tr>
+        <w:trPr>
+          <w:cantSplit/>
+        </w:trPr>
+        <w:tc>
+          <w:tcPr>
+            <w:tcW w:type="dxa" w:w="1152"/>
+          </w:tcPr>
+          <w:p>
+            <w:pPr>
+              <w:spacing w:before="40" w:after="40" w:line="240" w:lineRule="auto"/>
+              <w:jc w:val="center"/>
+            </w:pPr>
+            <w:r/>
+            <w:r>
+              <w:rPr>
+                <w:rFonts w:ascii="Times New Roman" w:hAnsi="Times New Roman" w:eastAsia="Times New Roman"/>
+                <w:b w:val="0"/>
+                <w:i w:val="0"/>
+                <w:sz w:val="22"/>
+              </w:rPr>
+              <w:t>7.7</w:t>
+            </w:r>
+          </w:p>
+        </w:tc>
+        <w:tc>
+          <w:tcPr>
+            <w:tcW w:type="dxa" w:w="6552"/>
+          </w:tcPr>
+          <w:p>
+            <w:pPr>
+              <w:spacing w:before="40" w:after="40" w:line="240" w:lineRule="auto"/>
+              <w:ind w:left="403"/>
+              <w:jc w:val="left"/>
+            </w:pPr>
+            <w:r/>
+            <w:r>
+              <w:rPr>
+                <w:rFonts w:ascii="Times New Roman" w:hAnsi="Times New Roman" w:eastAsia="Times New Roman"/>
+                <w:b w:val="0"/>
+                <w:i w:val="0"/>
+                <w:sz w:val="22"/>
+              </w:rPr>
+              <w:t>Answers to the Research Questions</w:t>
+            </w:r>
+          </w:p>
+        </w:tc>
+        <w:tc>
+          <w:tcPr>
+            <w:tcW w:type="dxa" w:w="1224"/>
+          </w:tcPr>
+          <w:p>
+            <w:pPr>
+              <w:spacing w:before="40" w:after="40" w:line="240" w:lineRule="auto"/>
+              <w:jc w:val="center"/>
+            </w:pPr>
+            <w:r/>
+            <w:r>
+              <w:rPr>
+                <w:rFonts w:ascii="Times New Roman" w:hAnsi="Times New Roman" w:eastAsia="Times New Roman"/>
+                <w:b w:val="0"/>
+                <w:i w:val="0"/>
+                <w:sz w:val="22"/>
+              </w:rPr>
+              <w:t>24</w:t>
+            </w:r>
+          </w:p>
+        </w:tc>
+      </w:tr>
+      <w:tr>
+        <w:trPr>
+          <w:cantSplit/>
+        </w:trPr>
+        <w:tc>
+          <w:tcPr>
+            <w:tcW w:type="dxa" w:w="1152"/>
+          </w:tcPr>
+          <w:p>
+            <w:pPr>
+              <w:spacing w:before="40" w:after="40" w:line="240" w:lineRule="auto"/>
+              <w:jc w:val="center"/>
+            </w:pPr>
+            <w:r/>
+            <w:r>
+              <w:rPr>
+                <w:rFonts w:ascii="Times New Roman" w:hAnsi="Times New Roman" w:eastAsia="Times New Roman"/>
+                <w:b w:val="0"/>
+                <w:i w:val="0"/>
+                <w:sz w:val="22"/>
+              </w:rPr>
+              <w:t>7.8</w:t>
+            </w:r>
+          </w:p>
+        </w:tc>
+        <w:tc>
+          <w:tcPr>
+            <w:tcW w:type="dxa" w:w="6552"/>
+          </w:tcPr>
+          <w:p>
+            <w:pPr>
+              <w:spacing w:before="40" w:after="40" w:line="240" w:lineRule="auto"/>
+              <w:ind w:left="403"/>
+              <w:jc w:val="left"/>
+            </w:pPr>
+            <w:r/>
+            <w:r>
+              <w:rPr>
+                <w:rFonts w:ascii="Times New Roman" w:hAnsi="Times New Roman" w:eastAsia="Times New Roman"/>
+                <w:b w:val="0"/>
+                <w:i w:val="0"/>
+                <w:sz w:val="22"/>
+              </w:rPr>
+              <w:t>Cost Analysis</w:t>
+            </w:r>
+          </w:p>
+        </w:tc>
+        <w:tc>
+          <w:tcPr>
+            <w:tcW w:type="dxa" w:w="1224"/>
+          </w:tcPr>
+          <w:p>
+            <w:pPr>
+              <w:spacing w:before="40" w:after="40" w:line="240" w:lineRule="auto"/>
+              <w:jc w:val="center"/>
+            </w:pPr>
+            <w:r/>
+            <w:r>
+              <w:rPr>
+                <w:rFonts w:ascii="Times New Roman" w:hAnsi="Times New Roman" w:eastAsia="Times New Roman"/>
+                <w:b w:val="0"/>
+                <w:i w:val="0"/>
+                <w:sz w:val="22"/>
+              </w:rPr>
+              <w:t>24</w:t>
+            </w:r>
+          </w:p>
+        </w:tc>
+      </w:tr>
+      <w:tr>
+        <w:trPr>
+          <w:cantSplit/>
+        </w:trPr>
+        <w:tc>
+          <w:tcPr>
+            <w:tcW w:type="dxa" w:w="1152"/>
+          </w:tcPr>
+          <w:p>
+            <w:pPr>
+              <w:spacing w:before="40" w:after="40" w:line="240" w:lineRule="auto"/>
+              <w:jc w:val="center"/>
+            </w:pPr>
+            <w:r/>
+            <w:r>
+              <w:rPr>
+                <w:rFonts w:ascii="Times New Roman" w:hAnsi="Times New Roman" w:eastAsia="Times New Roman"/>
+                <w:b w:val="0"/>
+                <w:i w:val="0"/>
+                <w:sz w:val="22"/>
+              </w:rPr>
+              <w:t>7.9</w:t>
+            </w:r>
+          </w:p>
+        </w:tc>
+        <w:tc>
+          <w:tcPr>
+            <w:tcW w:type="dxa" w:w="6552"/>
+          </w:tcPr>
+          <w:p>
+            <w:pPr>
+              <w:spacing w:before="40" w:after="40" w:line="240" w:lineRule="auto"/>
+              <w:ind w:left="403"/>
+              <w:jc w:val="left"/>
+            </w:pPr>
+            <w:r/>
+            <w:r>
+              <w:rPr>
+                <w:rFonts w:ascii="Times New Roman" w:hAnsi="Times New Roman" w:eastAsia="Times New Roman"/>
+                <w:b w:val="0"/>
+                <w:i w:val="0"/>
+                <w:sz w:val="22"/>
+              </w:rPr>
+              <w:t>Discussion and Limitations</w:t>
+            </w:r>
+          </w:p>
+        </w:tc>
+        <w:tc>
+          <w:tcPr>
+            <w:tcW w:type="dxa" w:w="1224"/>
+          </w:tcPr>
+          <w:p>
+            <w:pPr>
+              <w:spacing w:before="40" w:after="40" w:line="240" w:lineRule="auto"/>
+              <w:jc w:val="center"/>
+            </w:pPr>
+            <w:r/>
+            <w:r>
+              <w:rPr>
+                <w:rFonts w:ascii="Times New Roman" w:hAnsi="Times New Roman" w:eastAsia="Times New Roman"/>
+                <w:b w:val="0"/>
+                <w:i w:val="0"/>
+                <w:sz w:val="22"/>
+              </w:rPr>
+              <w:t>25</w:t>
+            </w:r>
+          </w:p>
+        </w:tc>
+      </w:tr>
+      <w:tr>
+        <w:trPr>
+          <w:cantSplit/>
+        </w:trPr>
+        <w:tc>
+          <w:tcPr>
+            <w:tcW w:type="dxa" w:w="1152"/>
+          </w:tcPr>
+          <w:p>
+            <w:pPr>
+              <w:spacing w:before="40" w:after="40" w:line="240" w:lineRule="auto"/>
+              <w:jc w:val="center"/>
+            </w:pPr>
+            <w:r/>
+            <w:r>
+              <w:rPr>
+                <w:rFonts w:ascii="Times New Roman" w:hAnsi="Times New Roman" w:eastAsia="Times New Roman"/>
+                <w:b/>
+                <w:i w:val="0"/>
+                <w:sz w:val="22"/>
+              </w:rPr>
+              <w:t>8</w:t>
+            </w:r>
+          </w:p>
+        </w:tc>
+        <w:tc>
+          <w:tcPr>
+            <w:tcW w:type="dxa" w:w="6552"/>
+          </w:tcPr>
+          <w:p>
+            <w:pPr>
+              <w:spacing w:before="40" w:after="40" w:line="240" w:lineRule="auto"/>
+              <w:ind w:left="0"/>
+              <w:jc w:val="left"/>
+            </w:pPr>
+            <w:r/>
+            <w:r>
+              <w:rPr>
+                <w:rFonts w:ascii="Times New Roman" w:hAnsi="Times New Roman" w:eastAsia="Times New Roman"/>
+                <w:b/>
+                <w:i w:val="0"/>
+                <w:sz w:val="22"/>
+              </w:rPr>
+              <w:t>CONCLUSION AND FUTURE WORK</w:t>
+            </w:r>
+          </w:p>
+        </w:tc>
+        <w:tc>
+          <w:tcPr>
+            <w:tcW w:type="dxa" w:w="1224"/>
+          </w:tcPr>
+          <w:p>
+            <w:pPr>
+              <w:spacing w:before="40" w:after="40" w:line="240" w:lineRule="auto"/>
+              <w:jc w:val="center"/>
+            </w:pPr>
+            <w:r/>
+            <w:r>
+              <w:rPr>
+                <w:rFonts w:ascii="Times New Roman" w:hAnsi="Times New Roman" w:eastAsia="Times New Roman"/>
+                <w:b/>
+                <w:i w:val="0"/>
+                <w:sz w:val="22"/>
+              </w:rPr>
+              <w:t>26</w:t>
+            </w:r>
+          </w:p>
+        </w:tc>
+      </w:tr>
+      <w:tr>
+        <w:trPr>
+          <w:cantSplit/>
+        </w:trPr>
+        <w:tc>
+          <w:tcPr>
+            <w:tcW w:type="dxa" w:w="1152"/>
+          </w:tcPr>
+          <w:p>
+            <w:pPr>
+              <w:spacing w:before="40" w:after="40" w:line="240" w:lineRule="auto"/>
+              <w:jc w:val="center"/>
+            </w:pPr>
+            <w:r/>
+            <w:r>
+              <w:rPr>
+                <w:rFonts w:ascii="Times New Roman" w:hAnsi="Times New Roman" w:eastAsia="Times New Roman"/>
+                <w:b w:val="0"/>
+                <w:i w:val="0"/>
+                <w:sz w:val="22"/>
+              </w:rPr>
+              <w:t>8.1</w:t>
+            </w:r>
+          </w:p>
+        </w:tc>
+        <w:tc>
+          <w:tcPr>
+            <w:tcW w:type="dxa" w:w="6552"/>
+          </w:tcPr>
+          <w:p>
+            <w:pPr>
+              <w:spacing w:before="40" w:after="40" w:line="240" w:lineRule="auto"/>
+              <w:ind w:left="403"/>
+              <w:jc w:val="left"/>
+            </w:pPr>
+            <w:r/>
+            <w:r>
+              <w:rPr>
+                <w:rFonts w:ascii="Times New Roman" w:hAnsi="Times New Roman" w:eastAsia="Times New Roman"/>
+                <w:b w:val="0"/>
+                <w:i w:val="0"/>
+                <w:sz w:val="22"/>
+              </w:rPr>
+              <w:t>Conclusion</w:t>
+            </w:r>
+          </w:p>
+        </w:tc>
+        <w:tc>
+          <w:tcPr>
+            <w:tcW w:type="dxa" w:w="1224"/>
+          </w:tcPr>
+          <w:p>
+            <w:pPr>
+              <w:spacing w:before="40" w:after="40" w:line="240" w:lineRule="auto"/>
+              <w:jc w:val="center"/>
+            </w:pPr>
+            <w:r/>
+            <w:r>
+              <w:rPr>
+                <w:rFonts w:ascii="Times New Roman" w:hAnsi="Times New Roman" w:eastAsia="Times New Roman"/>
+                <w:b w:val="0"/>
+                <w:i w:val="0"/>
+                <w:sz w:val="22"/>
+              </w:rPr>
+              <w:t>26</w:t>
+            </w:r>
+          </w:p>
+        </w:tc>
+      </w:tr>
+      <w:tr>
+        <w:trPr>
+          <w:cantSplit/>
+        </w:trPr>
+        <w:tc>
+          <w:tcPr>
+            <w:tcW w:type="dxa" w:w="1152"/>
+          </w:tcPr>
+          <w:p>
+            <w:pPr>
+              <w:spacing w:before="40" w:after="40" w:line="240" w:lineRule="auto"/>
+              <w:jc w:val="center"/>
+            </w:pPr>
+            <w:r/>
+            <w:r>
+              <w:rPr>
+                <w:rFonts w:ascii="Times New Roman" w:hAnsi="Times New Roman" w:eastAsia="Times New Roman"/>
+                <w:b w:val="0"/>
+                <w:i w:val="0"/>
+                <w:sz w:val="22"/>
+              </w:rPr>
+              <w:t>8.2</w:t>
+            </w:r>
+          </w:p>
+        </w:tc>
+        <w:tc>
+          <w:tcPr>
+            <w:tcW w:type="dxa" w:w="6552"/>
+          </w:tcPr>
+          <w:p>
+            <w:pPr>
+              <w:spacing w:before="40" w:after="40" w:line="240" w:lineRule="auto"/>
+              <w:ind w:left="403"/>
+              <w:jc w:val="left"/>
+            </w:pPr>
+            <w:r/>
+            <w:r>
+              <w:rPr>
+                <w:rFonts w:ascii="Times New Roman" w:hAnsi="Times New Roman" w:eastAsia="Times New Roman"/>
+                <w:b w:val="0"/>
+                <w:i w:val="0"/>
+                <w:sz w:val="22"/>
+              </w:rPr>
+              <w:t>Future Work</w:t>
+            </w:r>
+          </w:p>
+        </w:tc>
+        <w:tc>
+          <w:tcPr>
+            <w:tcW w:type="dxa" w:w="1224"/>
+          </w:tcPr>
+          <w:p>
+            <w:pPr>
+              <w:spacing w:before="40" w:after="40" w:line="240" w:lineRule="auto"/>
+              <w:jc w:val="center"/>
+            </w:pPr>
+            <w:r/>
+            <w:r>
+              <w:rPr>
+                <w:rFonts w:ascii="Times New Roman" w:hAnsi="Times New Roman" w:eastAsia="Times New Roman"/>
+                <w:b w:val="0"/>
+                <w:i w:val="0"/>
+                <w:sz w:val="22"/>
+              </w:rPr>
+              <w:t>26</w:t>
+            </w:r>
+          </w:p>
+        </w:tc>
+      </w:tr>
+      <w:tr>
+        <w:trPr>
+          <w:cantSplit/>
+        </w:trPr>
+        <w:tc>
+          <w:tcPr>
+            <w:tcW w:type="dxa" w:w="1152"/>
+          </w:tcPr>
+          <w:p>
+            <w:pPr>
+              <w:spacing w:before="40" w:after="40" w:line="240" w:lineRule="auto"/>
+              <w:jc w:val="center"/>
+            </w:pPr>
+            <w:r/>
+            <w:r>
+              <w:rPr>
+                <w:rFonts w:ascii="Times New Roman" w:hAnsi="Times New Roman" w:eastAsia="Times New Roman"/>
+                <w:b/>
+                <w:i w:val="0"/>
+                <w:sz w:val="22"/>
+              </w:rPr>
+              <w:t>9</w:t>
+            </w:r>
+          </w:p>
+        </w:tc>
+        <w:tc>
+          <w:tcPr>
+            <w:tcW w:type="dxa" w:w="6552"/>
+          </w:tcPr>
+          <w:p>
+            <w:pPr>
+              <w:spacing w:before="40" w:after="40" w:line="240" w:lineRule="auto"/>
+              <w:ind w:left="0"/>
+              <w:jc w:val="left"/>
+            </w:pPr>
+            <w:r/>
+            <w:r>
+              <w:rPr>
+                <w:rFonts w:ascii="Times New Roman" w:hAnsi="Times New Roman" w:eastAsia="Times New Roman"/>
+                <w:b/>
+                <w:i w:val="0"/>
+                <w:sz w:val="22"/>
+              </w:rPr>
+              <w:t>REFERENCES</w:t>
+            </w:r>
+          </w:p>
+        </w:tc>
+        <w:tc>
+          <w:tcPr>
+            <w:tcW w:type="dxa" w:w="1224"/>
+          </w:tcPr>
+          <w:p>
+            <w:pPr>
+              <w:spacing w:before="40" w:after="40" w:line="240" w:lineRule="auto"/>
+              <w:jc w:val="center"/>
+            </w:pPr>
+            <w:r/>
+            <w:r>
+              <w:rPr>
+                <w:rFonts w:ascii="Times New Roman" w:hAnsi="Times New Roman" w:eastAsia="Times New Roman"/>
+                <w:b/>
+                <w:i w:val="0"/>
+                <w:sz w:val="22"/>
+              </w:rPr>
+              <w:t>27</w:t>
+            </w:r>
+          </w:p>
+        </w:tc>
+      </w:tr>
+      <w:tr>
+        <w:trPr>
+          <w:cantSplit/>
+        </w:trPr>
+        <w:tc>
+          <w:tcPr>
+            <w:tcW w:type="dxa" w:w="1152"/>
+          </w:tcPr>
+          <w:p>
+            <w:pPr>
+              <w:spacing w:before="40" w:after="40" w:line="240" w:lineRule="auto"/>
+              <w:jc w:val="center"/>
+            </w:pPr>
+            <w:r/>
+            <w:r>
+              <w:rPr>
+                <w:rFonts w:ascii="Times New Roman" w:hAnsi="Times New Roman" w:eastAsia="Times New Roman"/>
+                <w:b/>
+                <w:i w:val="0"/>
+                <w:sz w:val="22"/>
+              </w:rPr>
+              <w:t>A</w:t>
+            </w:r>
+          </w:p>
+        </w:tc>
+        <w:tc>
+          <w:tcPr>
+            <w:tcW w:type="dxa" w:w="6552"/>
+          </w:tcPr>
+          <w:p>
+            <w:pPr>
+              <w:spacing w:before="40" w:after="40" w:line="240" w:lineRule="auto"/>
+              <w:ind w:left="0"/>
+              <w:jc w:val="left"/>
+            </w:pPr>
+            <w:r/>
+            <w:r>
+              <w:rPr>
+                <w:rFonts w:ascii="Times New Roman" w:hAnsi="Times New Roman" w:eastAsia="Times New Roman"/>
+                <w:b/>
+                <w:i w:val="0"/>
+                <w:sz w:val="22"/>
+              </w:rPr>
+              <w:t>KEY CODE EXCERPTS</w:t>
+            </w:r>
+          </w:p>
+        </w:tc>
+        <w:tc>
+          <w:tcPr>
+            <w:tcW w:type="dxa" w:w="1224"/>
+          </w:tcPr>
+          <w:p>
+            <w:pPr>
+              <w:spacing w:before="40" w:after="40" w:line="240" w:lineRule="auto"/>
+              <w:jc w:val="center"/>
+            </w:pPr>
+            <w:r/>
+            <w:r>
+              <w:rPr>
+                <w:rFonts w:ascii="Times New Roman" w:hAnsi="Times New Roman" w:eastAsia="Times New Roman"/>
+                <w:b/>
+                <w:i w:val="0"/>
+                <w:sz w:val="22"/>
+              </w:rPr>
+              <w:t>29</w:t>
+            </w:r>
+          </w:p>
+        </w:tc>
+      </w:tr>
+      <w:tr>
+        <w:trPr>
+          <w:cantSplit/>
+        </w:trPr>
+        <w:tc>
+          <w:tcPr>
+            <w:tcW w:type="dxa" w:w="1152"/>
+          </w:tcPr>
+          <w:p>
+            <w:pPr>
+              <w:spacing w:before="40" w:after="40" w:line="240" w:lineRule="auto"/>
+              <w:jc w:val="center"/>
+            </w:pPr>
+            <w:r/>
+            <w:r>
+              <w:rPr>
+                <w:rFonts w:ascii="Times New Roman" w:hAnsi="Times New Roman" w:eastAsia="Times New Roman"/>
+                <w:b w:val="0"/>
+                <w:i w:val="0"/>
+                <w:sz w:val="22"/>
+              </w:rPr>
+              <w:t>A.1</w:t>
+            </w:r>
+          </w:p>
+        </w:tc>
+        <w:tc>
+          <w:tcPr>
+            <w:tcW w:type="dxa" w:w="6552"/>
+          </w:tcPr>
+          <w:p>
+            <w:pPr>
+              <w:spacing w:before="40" w:after="40" w:line="240" w:lineRule="auto"/>
+              <w:ind w:left="806"/>
+              <w:jc w:val="left"/>
+            </w:pPr>
+            <w:r/>
+            <w:r>
+              <w:rPr>
+                <w:rFonts w:ascii="Times New Roman" w:hAnsi="Times New Roman" w:eastAsia="Times New Roman"/>
+                <w:b w:val="0"/>
+                <w:i w:val="0"/>
+                <w:sz w:val="22"/>
+              </w:rPr>
+              <w:t>Controlled abstention mixing (prepare_expc_data.py)</w:t>
+            </w:r>
+          </w:p>
+        </w:tc>
+        <w:tc>
+          <w:tcPr>
+            <w:tcW w:type="dxa" w:w="1224"/>
+          </w:tcPr>
+          <w:p>
+            <w:pPr>
+              <w:spacing w:before="40" w:after="40" w:line="240" w:lineRule="auto"/>
+              <w:jc w:val="center"/>
+            </w:pPr>
+            <w:r/>
+            <w:r>
+              <w:rPr>
+                <w:rFonts w:ascii="Times New Roman" w:hAnsi="Times New Roman" w:eastAsia="Times New Roman"/>
+                <w:b w:val="0"/>
+                <w:i w:val="0"/>
+                <w:sz w:val="22"/>
+              </w:rPr>
+              <w:t>29</w:t>
+            </w:r>
+          </w:p>
+        </w:tc>
+      </w:tr>
+      <w:tr>
+        <w:trPr>
+          <w:cantSplit/>
+        </w:trPr>
+        <w:tc>
+          <w:tcPr>
+            <w:tcW w:type="dxa" w:w="1152"/>
+          </w:tcPr>
+          <w:p>
+            <w:pPr>
+              <w:spacing w:before="40" w:after="40" w:line="240" w:lineRule="auto"/>
+              <w:jc w:val="center"/>
+            </w:pPr>
+            <w:r/>
+            <w:r>
+              <w:rPr>
+                <w:rFonts w:ascii="Times New Roman" w:hAnsi="Times New Roman" w:eastAsia="Times New Roman"/>
+                <w:b w:val="0"/>
+                <w:i w:val="0"/>
+                <w:sz w:val="22"/>
+              </w:rPr>
+              <w:t>A.2</w:t>
+            </w:r>
+          </w:p>
+        </w:tc>
+        <w:tc>
+          <w:tcPr>
+            <w:tcW w:type="dxa" w:w="6552"/>
+          </w:tcPr>
+          <w:p>
+            <w:pPr>
+              <w:spacing w:before="40" w:after="40" w:line="240" w:lineRule="auto"/>
+              <w:ind w:left="806"/>
+              <w:jc w:val="left"/>
+            </w:pPr>
+            <w:r/>
+            <w:r>
+              <w:rPr>
+                <w:rFonts w:ascii="Times New Roman" w:hAnsi="Times New Roman" w:eastAsia="Times New Roman"/>
+                <w:b w:val="0"/>
+                <w:i w:val="0"/>
+                <w:sz w:val="22"/>
+              </w:rPr>
+              <w:t>4-bit and LoRA configuration (train_lora.py)</w:t>
+            </w:r>
+          </w:p>
+        </w:tc>
+        <w:tc>
+          <w:tcPr>
+            <w:tcW w:type="dxa" w:w="1224"/>
+          </w:tcPr>
+          <w:p>
+            <w:pPr>
+              <w:spacing w:before="40" w:after="40" w:line="240" w:lineRule="auto"/>
+              <w:jc w:val="center"/>
+            </w:pPr>
+            <w:r/>
+            <w:r>
+              <w:rPr>
+                <w:rFonts w:ascii="Times New Roman" w:hAnsi="Times New Roman" w:eastAsia="Times New Roman"/>
+                <w:b w:val="0"/>
+                <w:i w:val="0"/>
+                <w:sz w:val="22"/>
+              </w:rPr>
+              <w:t>29</w:t>
+            </w:r>
+          </w:p>
+        </w:tc>
+      </w:tr>
+      <w:tr>
+        <w:trPr>
+          <w:cantSplit/>
+        </w:trPr>
+        <w:tc>
+          <w:tcPr>
+            <w:tcW w:type="dxa" w:w="1152"/>
+          </w:tcPr>
+          <w:p>
+            <w:pPr>
+              <w:spacing w:before="40" w:after="40" w:line="240" w:lineRule="auto"/>
+              <w:jc w:val="center"/>
+            </w:pPr>
+            <w:r/>
+            <w:r>
+              <w:rPr>
+                <w:rFonts w:ascii="Times New Roman" w:hAnsi="Times New Roman" w:eastAsia="Times New Roman"/>
+                <w:b w:val="0"/>
+                <w:i w:val="0"/>
+                <w:sz w:val="22"/>
+              </w:rPr>
+              <w:t>A.3</w:t>
+            </w:r>
+          </w:p>
+        </w:tc>
+        <w:tc>
+          <w:tcPr>
+            <w:tcW w:type="dxa" w:w="6552"/>
+          </w:tcPr>
+          <w:p>
+            <w:pPr>
+              <w:spacing w:before="40" w:after="40" w:line="240" w:lineRule="auto"/>
+              <w:ind w:left="806"/>
+              <w:jc w:val="left"/>
+            </w:pPr>
+            <w:r/>
+            <w:r>
+              <w:rPr>
+                <w:rFonts w:ascii="Times New Roman" w:hAnsi="Times New Roman" w:eastAsia="Times New Roman"/>
+                <w:b w:val="0"/>
+                <w:i w:val="0"/>
+                <w:sz w:val="22"/>
+              </w:rPr>
+              <w:t>Confidence and refusal-aware correctness (eval_compare_fixed.py)</w:t>
+            </w:r>
+          </w:p>
+        </w:tc>
+        <w:tc>
+          <w:tcPr>
+            <w:tcW w:type="dxa" w:w="1224"/>
+          </w:tcPr>
+          <w:p>
+            <w:pPr>
+              <w:spacing w:before="40" w:after="40" w:line="240" w:lineRule="auto"/>
+              <w:jc w:val="center"/>
+            </w:pPr>
+            <w:r/>
+            <w:r>
+              <w:rPr>
+                <w:rFonts w:ascii="Times New Roman" w:hAnsi="Times New Roman" w:eastAsia="Times New Roman"/>
+                <w:b w:val="0"/>
+                <w:i w:val="0"/>
+                <w:sz w:val="22"/>
+              </w:rPr>
+              <w:t>29</w:t>
+            </w:r>
+          </w:p>
+        </w:tc>
+      </w:tr>
+      <w:tr>
+        <w:trPr>
+          <w:cantSplit/>
+        </w:trPr>
+        <w:tc>
+          <w:tcPr>
+            <w:tcW w:type="dxa" w:w="1152"/>
+          </w:tcPr>
+          <w:p>
+            <w:pPr>
+              <w:spacing w:before="40" w:after="40" w:line="240" w:lineRule="auto"/>
+              <w:jc w:val="center"/>
+            </w:pPr>
+            <w:r/>
+            <w:r>
+              <w:rPr>
+                <w:rFonts w:ascii="Times New Roman" w:hAnsi="Times New Roman" w:eastAsia="Times New Roman"/>
+                <w:b w:val="0"/>
+                <w:i w:val="0"/>
+                <w:sz w:val="22"/>
+              </w:rPr>
+              <w:t>A.4</w:t>
+            </w:r>
+          </w:p>
+        </w:tc>
+        <w:tc>
+          <w:tcPr>
+            <w:tcW w:type="dxa" w:w="6552"/>
+          </w:tcPr>
+          <w:p>
+            <w:pPr>
+              <w:spacing w:before="40" w:after="40" w:line="240" w:lineRule="auto"/>
+              <w:ind w:left="806"/>
+              <w:jc w:val="left"/>
+            </w:pPr>
+            <w:r/>
+            <w:r>
+              <w:rPr>
+                <w:rFonts w:ascii="Times New Roman" w:hAnsi="Times New Roman" w:eastAsia="Times New Roman"/>
+                <w:b w:val="0"/>
+                <w:i w:val="0"/>
+                <w:sz w:val="22"/>
+              </w:rPr>
+              <w:t>Expected Calibration Error (eval_compare_fixed.py)</w:t>
+            </w:r>
+          </w:p>
+        </w:tc>
+        <w:tc>
+          <w:tcPr>
+            <w:tcW w:type="dxa" w:w="1224"/>
+          </w:tcPr>
+          <w:p>
+            <w:pPr>
+              <w:spacing w:before="40" w:after="40" w:line="240" w:lineRule="auto"/>
+              <w:jc w:val="center"/>
+            </w:pPr>
+            <w:r/>
+            <w:r>
+              <w:rPr>
+                <w:rFonts w:ascii="Times New Roman" w:hAnsi="Times New Roman" w:eastAsia="Times New Roman"/>
+                <w:b w:val="0"/>
+                <w:i w:val="0"/>
+                <w:sz w:val="22"/>
+              </w:rPr>
+              <w:t>29</w:t>
+            </w:r>
+          </w:p>
+        </w:tc>
+      </w:tr>
+    </w:tbl>
     <w:p>
       <w:pPr>
         <w:keepNext/>
@@ -3962,294 +7580,926 @@
       </w:r>
       <w:bookmarkEnd w:id="0"/>
     </w:p>
-    <w:p>
-      <w:pPr>
-        <w:keepNext w:val="0"/>
-        <w:pageBreakBefore w:val="0"/>
-        <w:widowControl/>
-        <w:tabs>
-          <w:tab w:pos="8712" w:val="right" w:leader="dot"/>
-        </w:tabs>
-        <w:spacing w:after="40" w:before="0" w:line="264" w:lineRule="auto"/>
-        <w:ind w:right="0"/>
-        <w:jc w:val="left"/>
-      </w:pPr>
-      <w:r>
-        <w:rPr>
-          <w:rFonts w:ascii="Times New Roman" w:hAnsi="Times New Roman" w:eastAsia="Times New Roman"/>
-          <w:b w:val="0"/>
-          <w:i w:val="0"/>
-          <w:sz w:val="22"/>
-        </w:rPr>
-        <w:t>Figure 1. Project plan: tasks and weeks.</w:t>
-        <w:tab/>
-        <w:t>6</w:t>
-      </w:r>
-    </w:p>
-    <w:p>
-      <w:pPr>
-        <w:keepNext w:val="0"/>
-        <w:pageBreakBefore w:val="0"/>
-        <w:widowControl/>
-        <w:tabs>
-          <w:tab w:pos="8712" w:val="right" w:leader="dot"/>
-        </w:tabs>
-        <w:spacing w:after="40" w:before="0" w:line="264" w:lineRule="auto"/>
-        <w:ind w:right="0"/>
-        <w:jc w:val="left"/>
-      </w:pPr>
-      <w:r>
-        <w:rPr>
-          <w:rFonts w:ascii="Times New Roman" w:hAnsi="Times New Roman" w:eastAsia="Times New Roman"/>
-          <w:b w:val="0"/>
-          <w:i w:val="0"/>
-          <w:sz w:val="22"/>
-        </w:rPr>
-        <w:t>Figure 2. Framework of the proposed refusal-aware calibration study.</w:t>
-        <w:tab/>
-        <w:t>10</w:t>
-      </w:r>
-    </w:p>
-    <w:p>
-      <w:pPr>
-        <w:keepNext w:val="0"/>
-        <w:pageBreakBefore w:val="0"/>
-        <w:widowControl/>
-        <w:tabs>
-          <w:tab w:pos="8712" w:val="right" w:leader="dot"/>
-        </w:tabs>
-        <w:spacing w:after="40" w:before="0" w:line="264" w:lineRule="auto"/>
-        <w:ind w:right="0"/>
-        <w:jc w:val="left"/>
-      </w:pPr>
-      <w:r>
-        <w:rPr>
-          <w:rFonts w:ascii="Times New Roman" w:hAnsi="Times New Roman" w:eastAsia="Times New Roman"/>
-          <w:b w:val="0"/>
-          <w:i w:val="0"/>
-          <w:sz w:val="22"/>
-        </w:rPr>
-        <w:t>Figure 3. Level-1 data flow diagram of the evaluation pipeline.</w:t>
-        <w:tab/>
-        <w:t>11</w:t>
-      </w:r>
-    </w:p>
-    <w:p>
-      <w:pPr>
-        <w:keepNext w:val="0"/>
-        <w:pageBreakBefore w:val="0"/>
-        <w:widowControl/>
-        <w:tabs>
-          <w:tab w:pos="8712" w:val="right" w:leader="dot"/>
-        </w:tabs>
-        <w:spacing w:after="40" w:before="0" w:line="264" w:lineRule="auto"/>
-        <w:ind w:right="0"/>
-        <w:jc w:val="left"/>
-      </w:pPr>
-      <w:r>
-        <w:rPr>
-          <w:rFonts w:ascii="Times New Roman" w:hAnsi="Times New Roman" w:eastAsia="Times New Roman"/>
-          <w:b w:val="0"/>
-          <w:i w:val="0"/>
-          <w:sz w:val="22"/>
-        </w:rPr>
-        <w:t>Figure 4. Use case diagram of the calibration and abstention system.</w:t>
-        <w:tab/>
-        <w:t>11</w:t>
-      </w:r>
-    </w:p>
-    <w:p>
-      <w:pPr>
-        <w:keepNext w:val="0"/>
-        <w:pageBreakBefore w:val="0"/>
-        <w:widowControl/>
-        <w:tabs>
-          <w:tab w:pos="8712" w:val="right" w:leader="dot"/>
-        </w:tabs>
-        <w:spacing w:after="40" w:before="0" w:line="264" w:lineRule="auto"/>
-        <w:ind w:right="0"/>
-        <w:jc w:val="left"/>
-      </w:pPr>
-      <w:r>
-        <w:rPr>
-          <w:rFonts w:ascii="Times New Roman" w:hAnsi="Times New Roman" w:eastAsia="Times New Roman"/>
-          <w:b w:val="0"/>
-          <w:i w:val="0"/>
-          <w:sz w:val="22"/>
-        </w:rPr>
-        <w:t>Figure 5. Sequence of one chat query.</w:t>
-        <w:tab/>
-        <w:t>12</w:t>
-      </w:r>
-    </w:p>
-    <w:p>
-      <w:pPr>
-        <w:keepNext w:val="0"/>
-        <w:pageBreakBefore w:val="0"/>
-        <w:widowControl/>
-        <w:tabs>
-          <w:tab w:pos="8712" w:val="right" w:leader="dot"/>
-        </w:tabs>
-        <w:spacing w:after="40" w:before="0" w:line="264" w:lineRule="auto"/>
-        <w:ind w:right="0"/>
-        <w:jc w:val="left"/>
-      </w:pPr>
-      <w:r>
-        <w:rPr>
-          <w:rFonts w:ascii="Times New Roman" w:hAnsi="Times New Roman" w:eastAsia="Times New Roman"/>
-          <w:b w:val="0"/>
-          <w:i w:val="0"/>
-          <w:sz w:val="22"/>
-        </w:rPr>
-        <w:t>Figure 6. Home page of the demonstration website.</w:t>
-        <w:tab/>
-        <w:t>18</w:t>
-      </w:r>
-    </w:p>
-    <w:p>
-      <w:pPr>
-        <w:keepNext w:val="0"/>
-        <w:pageBreakBefore w:val="0"/>
-        <w:widowControl/>
-        <w:tabs>
-          <w:tab w:pos="8712" w:val="right" w:leader="dot"/>
-        </w:tabs>
-        <w:spacing w:after="40" w:before="0" w:line="264" w:lineRule="auto"/>
-        <w:ind w:right="0"/>
-        <w:jc w:val="left"/>
-      </w:pPr>
-      <w:r>
-        <w:rPr>
-          <w:rFonts w:ascii="Times New Roman" w:hAnsi="Times New Roman" w:eastAsia="Times New Roman"/>
-          <w:b w:val="0"/>
-          <w:i w:val="0"/>
-          <w:sz w:val="22"/>
-        </w:rPr>
-        <w:t>Figure 7. Chat widget answering one question and abstaining on another.</w:t>
-        <w:tab/>
-        <w:t>19</w:t>
-      </w:r>
-    </w:p>
-    <w:p>
-      <w:pPr>
-        <w:keepNext w:val="0"/>
-        <w:pageBreakBefore w:val="0"/>
-        <w:widowControl/>
-        <w:tabs>
-          <w:tab w:pos="8712" w:val="right" w:leader="dot"/>
-        </w:tabs>
-        <w:spacing w:after="40" w:before="0" w:line="264" w:lineRule="auto"/>
-        <w:ind w:right="0"/>
-        <w:jc w:val="left"/>
-      </w:pPr>
-      <w:r>
-        <w:rPr>
-          <w:rFonts w:ascii="Times New Roman" w:hAnsi="Times New Roman" w:eastAsia="Times New Roman"/>
-          <w:b w:val="0"/>
-          <w:i w:val="0"/>
-          <w:sz w:val="22"/>
-        </w:rPr>
-        <w:t>Figure 8. Refusal behaviour of Base, Normal FT and IDK FT.</w:t>
-        <w:tab/>
-        <w:t>20</w:t>
-      </w:r>
-    </w:p>
-    <w:p>
-      <w:pPr>
-        <w:keepNext w:val="0"/>
-        <w:pageBreakBefore w:val="0"/>
-        <w:widowControl/>
-        <w:tabs>
-          <w:tab w:pos="8712" w:val="right" w:leader="dot"/>
-        </w:tabs>
-        <w:spacing w:after="40" w:before="0" w:line="264" w:lineRule="auto"/>
-        <w:ind w:right="0"/>
-        <w:jc w:val="left"/>
-      </w:pPr>
-      <w:r>
-        <w:rPr>
-          <w:rFonts w:ascii="Times New Roman" w:hAnsi="Times New Roman" w:eastAsia="Times New Roman"/>
-          <w:b w:val="0"/>
-          <w:i w:val="0"/>
-          <w:sz w:val="22"/>
-        </w:rPr>
-        <w:t>Figure 9. False refusals (over-caution) and missed abstentions (hallucinations) per system.</w:t>
-        <w:tab/>
-        <w:t>21</w:t>
-      </w:r>
-    </w:p>
-    <w:p>
-      <w:pPr>
-        <w:keepNext w:val="0"/>
-        <w:pageBreakBefore w:val="0"/>
-        <w:widowControl/>
-        <w:tabs>
-          <w:tab w:pos="8712" w:val="right" w:leader="dot"/>
-        </w:tabs>
-        <w:spacing w:after="40" w:before="0" w:line="264" w:lineRule="auto"/>
-        <w:ind w:right="0"/>
-        <w:jc w:val="left"/>
-      </w:pPr>
-      <w:r>
-        <w:rPr>
-          <w:rFonts w:ascii="Times New Roman" w:hAnsi="Times New Roman" w:eastAsia="Times New Roman"/>
-          <w:b w:val="0"/>
-          <w:i w:val="0"/>
-          <w:sz w:val="22"/>
-        </w:rPr>
-        <w:t>Figure 10. Reliability diagram for Base, Normal FT and IDK FT (10 equal-width bins); the dashed line is perfect calibration.</w:t>
-        <w:tab/>
-        <w:t>22</w:t>
-      </w:r>
-    </w:p>
-    <w:p>
-      <w:pPr>
-        <w:keepNext w:val="0"/>
-        <w:pageBreakBefore w:val="0"/>
-        <w:widowControl/>
-        <w:tabs>
-          <w:tab w:pos="8712" w:val="right" w:leader="dot"/>
-        </w:tabs>
-        <w:spacing w:after="40" w:before="0" w:line="264" w:lineRule="auto"/>
-        <w:ind w:right="0"/>
-        <w:jc w:val="left"/>
-      </w:pPr>
-      <w:r>
-        <w:rPr>
-          <w:rFonts w:ascii="Times New Roman" w:hAnsi="Times New Roman" w:eastAsia="Times New Roman"/>
-          <w:b w:val="0"/>
-          <w:i w:val="0"/>
-          <w:sz w:val="22"/>
-        </w:rPr>
-        <w:t>Figure 11. Confidence on correct and incorrect responses for each system.</w:t>
-        <w:tab/>
-        <w:t>23</w:t>
-      </w:r>
-    </w:p>
-    <w:p>
-      <w:pPr>
-        <w:keepNext w:val="0"/>
-        <w:pageBreakBefore w:val="0"/>
-        <w:widowControl/>
-        <w:tabs>
-          <w:tab w:pos="8712" w:val="right" w:leader="dot"/>
-        </w:tabs>
-        <w:spacing w:after="40" w:before="0" w:line="264" w:lineRule="auto"/>
-        <w:ind w:right="0"/>
-        <w:jc w:val="left"/>
-      </w:pPr>
-      <w:r>
-        <w:rPr>
-          <w:rFonts w:ascii="Times New Roman" w:hAnsi="Times New Roman" w:eastAsia="Times New Roman"/>
-          <w:b w:val="0"/>
-          <w:i w:val="0"/>
-          <w:sz w:val="22"/>
-        </w:rPr>
-        <w:t>Figure 12. ROC curves for separating correct from incorrect responses using sequence-level confidence.</w:t>
-        <w:tab/>
-        <w:t>23</w:t>
-      </w:r>
-    </w:p>
+    <w:tbl>
+      <w:tblPr>
+        <w:tblW w:type="dxa" w:w="8928"/>
+        <w:jc w:val="center"/>
+        <w:tblLayout w:type="fixed"/>
+        <w:tblLook w:firstColumn="1" w:firstRow="1" w:lastColumn="0" w:lastRow="0" w:noHBand="0" w:noVBand="1" w:val="04A0"/>
+        <w:tblLayout w:type="fixed"/>
+        <w:tblBorders>
+          <w:top w:val="single" w:sz="4" w:space="0" w:color="BFBFBF"/>
+          <w:bottom w:val="single" w:sz="4" w:space="0" w:color="BFBFBF"/>
+          <w:insideH w:val="single" w:sz="4" w:space="0" w:color="BFBFBF"/>
+        </w:tblBorders>
+      </w:tblPr>
+      <w:tblGrid>
+        <w:gridCol w:w="1440"/>
+        <w:gridCol w:w="6336"/>
+        <w:gridCol w:w="1152"/>
+      </w:tblGrid>
+      <w:tr>
+        <w:trPr>
+          <w:cantSplit/>
+          <w:tblHeader/>
+        </w:trPr>
+        <w:tc>
+          <w:tcPr>
+            <w:tcW w:type="dxa" w:w="1440"/>
+            <w:shd w:val="clear" w:color="auto" w:fill="D9D9D9"/>
+          </w:tcPr>
+          <w:p>
+            <w:pPr>
+              <w:spacing w:before="40" w:after="40" w:line="240" w:lineRule="auto"/>
+              <w:jc w:val="center"/>
+            </w:pPr>
+            <w:r/>
+            <w:r>
+              <w:rPr>
+                <w:rFonts w:ascii="Times New Roman" w:hAnsi="Times New Roman" w:eastAsia="Times New Roman"/>
+                <w:b/>
+                <w:i w:val="0"/>
+                <w:sz w:val="22"/>
+              </w:rPr>
+              <w:t>Figure No.</w:t>
+            </w:r>
+          </w:p>
+        </w:tc>
+        <w:tc>
+          <w:tcPr>
+            <w:tcW w:type="dxa" w:w="6336"/>
+            <w:shd w:val="clear" w:color="auto" w:fill="D9D9D9"/>
+          </w:tcPr>
+          <w:p>
+            <w:pPr>
+              <w:spacing w:before="40" w:after="40" w:line="240" w:lineRule="auto"/>
+              <w:ind w:left="0"/>
+              <w:jc w:val="center"/>
+            </w:pPr>
+            <w:r/>
+            <w:r>
+              <w:rPr>
+                <w:rFonts w:ascii="Times New Roman" w:hAnsi="Times New Roman" w:eastAsia="Times New Roman"/>
+                <w:b/>
+                <w:i w:val="0"/>
+                <w:sz w:val="22"/>
+              </w:rPr>
+              <w:t>Title</w:t>
+            </w:r>
+          </w:p>
+        </w:tc>
+        <w:tc>
+          <w:tcPr>
+            <w:tcW w:type="dxa" w:w="1152"/>
+            <w:shd w:val="clear" w:color="auto" w:fill="D9D9D9"/>
+          </w:tcPr>
+          <w:p>
+            <w:pPr>
+              <w:spacing w:before="40" w:after="40" w:line="240" w:lineRule="auto"/>
+              <w:jc w:val="center"/>
+            </w:pPr>
+            <w:r/>
+            <w:r>
+              <w:rPr>
+                <w:rFonts w:ascii="Times New Roman" w:hAnsi="Times New Roman" w:eastAsia="Times New Roman"/>
+                <w:b/>
+                <w:i w:val="0"/>
+                <w:sz w:val="22"/>
+              </w:rPr>
+              <w:t>Page No.</w:t>
+            </w:r>
+          </w:p>
+        </w:tc>
+      </w:tr>
+      <w:tr>
+        <w:trPr>
+          <w:cantSplit/>
+        </w:trPr>
+        <w:tc>
+          <w:tcPr>
+            <w:tcW w:type="dxa" w:w="1440"/>
+          </w:tcPr>
+          <w:p>
+            <w:pPr>
+              <w:spacing w:before="40" w:after="40" w:line="240" w:lineRule="auto"/>
+              <w:jc w:val="center"/>
+            </w:pPr>
+            <w:r/>
+            <w:r>
+              <w:rPr>
+                <w:rFonts w:ascii="Times New Roman" w:hAnsi="Times New Roman" w:eastAsia="Times New Roman"/>
+                <w:b w:val="0"/>
+                <w:i w:val="0"/>
+                <w:sz w:val="22"/>
+              </w:rPr>
+              <w:t>1</w:t>
+            </w:r>
+          </w:p>
+        </w:tc>
+        <w:tc>
+          <w:tcPr>
+            <w:tcW w:type="dxa" w:w="6336"/>
+          </w:tcPr>
+          <w:p>
+            <w:pPr>
+              <w:spacing w:before="40" w:after="40" w:line="240" w:lineRule="auto"/>
+              <w:ind w:left="0"/>
+              <w:jc w:val="left"/>
+            </w:pPr>
+            <w:r/>
+            <w:r>
+              <w:rPr>
+                <w:rFonts w:ascii="Times New Roman" w:hAnsi="Times New Roman" w:eastAsia="Times New Roman"/>
+                <w:b w:val="0"/>
+                <w:i w:val="0"/>
+                <w:sz w:val="22"/>
+              </w:rPr>
+              <w:t>Project plan: tasks and weeks.</w:t>
+            </w:r>
+          </w:p>
+        </w:tc>
+        <w:tc>
+          <w:tcPr>
+            <w:tcW w:type="dxa" w:w="1152"/>
+          </w:tcPr>
+          <w:p>
+            <w:pPr>
+              <w:spacing w:before="40" w:after="40" w:line="240" w:lineRule="auto"/>
+              <w:jc w:val="center"/>
+            </w:pPr>
+            <w:r/>
+            <w:r>
+              <w:rPr>
+                <w:rFonts w:ascii="Times New Roman" w:hAnsi="Times New Roman" w:eastAsia="Times New Roman"/>
+                <w:b w:val="0"/>
+                <w:i w:val="0"/>
+                <w:sz w:val="22"/>
+              </w:rPr>
+              <w:t>6</w:t>
+            </w:r>
+          </w:p>
+        </w:tc>
+      </w:tr>
+      <w:tr>
+        <w:trPr>
+          <w:cantSplit/>
+        </w:trPr>
+        <w:tc>
+          <w:tcPr>
+            <w:tcW w:type="dxa" w:w="1440"/>
+          </w:tcPr>
+          <w:p>
+            <w:pPr>
+              <w:spacing w:before="40" w:after="40" w:line="240" w:lineRule="auto"/>
+              <w:jc w:val="center"/>
+            </w:pPr>
+            <w:r/>
+            <w:r>
+              <w:rPr>
+                <w:rFonts w:ascii="Times New Roman" w:hAnsi="Times New Roman" w:eastAsia="Times New Roman"/>
+                <w:b w:val="0"/>
+                <w:i w:val="0"/>
+                <w:sz w:val="22"/>
+              </w:rPr>
+              <w:t>2</w:t>
+            </w:r>
+          </w:p>
+        </w:tc>
+        <w:tc>
+          <w:tcPr>
+            <w:tcW w:type="dxa" w:w="6336"/>
+          </w:tcPr>
+          <w:p>
+            <w:pPr>
+              <w:spacing w:before="40" w:after="40" w:line="240" w:lineRule="auto"/>
+              <w:ind w:left="0"/>
+              <w:jc w:val="left"/>
+            </w:pPr>
+            <w:r/>
+            <w:r>
+              <w:rPr>
+                <w:rFonts w:ascii="Times New Roman" w:hAnsi="Times New Roman" w:eastAsia="Times New Roman"/>
+                <w:b w:val="0"/>
+                <w:i w:val="0"/>
+                <w:sz w:val="22"/>
+              </w:rPr>
+              <w:t>Framework of the proposed refusal-aware calibration study.</w:t>
+            </w:r>
+          </w:p>
+        </w:tc>
+        <w:tc>
+          <w:tcPr>
+            <w:tcW w:type="dxa" w:w="1152"/>
+          </w:tcPr>
+          <w:p>
+            <w:pPr>
+              <w:spacing w:before="40" w:after="40" w:line="240" w:lineRule="auto"/>
+              <w:jc w:val="center"/>
+            </w:pPr>
+            <w:r/>
+            <w:r>
+              <w:rPr>
+                <w:rFonts w:ascii="Times New Roman" w:hAnsi="Times New Roman" w:eastAsia="Times New Roman"/>
+                <w:b w:val="0"/>
+                <w:i w:val="0"/>
+                <w:sz w:val="22"/>
+              </w:rPr>
+              <w:t>10</w:t>
+            </w:r>
+          </w:p>
+        </w:tc>
+      </w:tr>
+      <w:tr>
+        <w:trPr>
+          <w:cantSplit/>
+        </w:trPr>
+        <w:tc>
+          <w:tcPr>
+            <w:tcW w:type="dxa" w:w="1440"/>
+          </w:tcPr>
+          <w:p>
+            <w:pPr>
+              <w:spacing w:before="40" w:after="40" w:line="240" w:lineRule="auto"/>
+              <w:jc w:val="center"/>
+            </w:pPr>
+            <w:r/>
+            <w:r>
+              <w:rPr>
+                <w:rFonts w:ascii="Times New Roman" w:hAnsi="Times New Roman" w:eastAsia="Times New Roman"/>
+                <w:b w:val="0"/>
+                <w:i w:val="0"/>
+                <w:sz w:val="22"/>
+              </w:rPr>
+              <w:t>3</w:t>
+            </w:r>
+          </w:p>
+        </w:tc>
+        <w:tc>
+          <w:tcPr>
+            <w:tcW w:type="dxa" w:w="6336"/>
+          </w:tcPr>
+          <w:p>
+            <w:pPr>
+              <w:spacing w:before="40" w:after="40" w:line="240" w:lineRule="auto"/>
+              <w:ind w:left="0"/>
+              <w:jc w:val="left"/>
+            </w:pPr>
+            <w:r/>
+            <w:r>
+              <w:rPr>
+                <w:rFonts w:ascii="Times New Roman" w:hAnsi="Times New Roman" w:eastAsia="Times New Roman"/>
+                <w:b w:val="0"/>
+                <w:i w:val="0"/>
+                <w:sz w:val="22"/>
+              </w:rPr>
+              <w:t>Level-1 data flow diagram of the evaluation pipeline.</w:t>
+            </w:r>
+          </w:p>
+        </w:tc>
+        <w:tc>
+          <w:tcPr>
+            <w:tcW w:type="dxa" w:w="1152"/>
+          </w:tcPr>
+          <w:p>
+            <w:pPr>
+              <w:spacing w:before="40" w:after="40" w:line="240" w:lineRule="auto"/>
+              <w:jc w:val="center"/>
+            </w:pPr>
+            <w:r/>
+            <w:r>
+              <w:rPr>
+                <w:rFonts w:ascii="Times New Roman" w:hAnsi="Times New Roman" w:eastAsia="Times New Roman"/>
+                <w:b w:val="0"/>
+                <w:i w:val="0"/>
+                <w:sz w:val="22"/>
+              </w:rPr>
+              <w:t>11</w:t>
+            </w:r>
+          </w:p>
+        </w:tc>
+      </w:tr>
+      <w:tr>
+        <w:trPr>
+          <w:cantSplit/>
+        </w:trPr>
+        <w:tc>
+          <w:tcPr>
+            <w:tcW w:type="dxa" w:w="1440"/>
+          </w:tcPr>
+          <w:p>
+            <w:pPr>
+              <w:spacing w:before="40" w:after="40" w:line="240" w:lineRule="auto"/>
+              <w:jc w:val="center"/>
+            </w:pPr>
+            <w:r/>
+            <w:r>
+              <w:rPr>
+                <w:rFonts w:ascii="Times New Roman" w:hAnsi="Times New Roman" w:eastAsia="Times New Roman"/>
+                <w:b w:val="0"/>
+                <w:i w:val="0"/>
+                <w:sz w:val="22"/>
+              </w:rPr>
+              <w:t>4</w:t>
+            </w:r>
+          </w:p>
+        </w:tc>
+        <w:tc>
+          <w:tcPr>
+            <w:tcW w:type="dxa" w:w="6336"/>
+          </w:tcPr>
+          <w:p>
+            <w:pPr>
+              <w:spacing w:before="40" w:after="40" w:line="240" w:lineRule="auto"/>
+              <w:ind w:left="0"/>
+              <w:jc w:val="left"/>
+            </w:pPr>
+            <w:r/>
+            <w:r>
+              <w:rPr>
+                <w:rFonts w:ascii="Times New Roman" w:hAnsi="Times New Roman" w:eastAsia="Times New Roman"/>
+                <w:b w:val="0"/>
+                <w:i w:val="0"/>
+                <w:sz w:val="22"/>
+              </w:rPr>
+              <w:t>Use case diagram of the calibration and abstention system.</w:t>
+            </w:r>
+          </w:p>
+        </w:tc>
+        <w:tc>
+          <w:tcPr>
+            <w:tcW w:type="dxa" w:w="1152"/>
+          </w:tcPr>
+          <w:p>
+            <w:pPr>
+              <w:spacing w:before="40" w:after="40" w:line="240" w:lineRule="auto"/>
+              <w:jc w:val="center"/>
+            </w:pPr>
+            <w:r/>
+            <w:r>
+              <w:rPr>
+                <w:rFonts w:ascii="Times New Roman" w:hAnsi="Times New Roman" w:eastAsia="Times New Roman"/>
+                <w:b w:val="0"/>
+                <w:i w:val="0"/>
+                <w:sz w:val="22"/>
+              </w:rPr>
+              <w:t>11</w:t>
+            </w:r>
+          </w:p>
+        </w:tc>
+      </w:tr>
+      <w:tr>
+        <w:trPr>
+          <w:cantSplit/>
+        </w:trPr>
+        <w:tc>
+          <w:tcPr>
+            <w:tcW w:type="dxa" w:w="1440"/>
+          </w:tcPr>
+          <w:p>
+            <w:pPr>
+              <w:spacing w:before="40" w:after="40" w:line="240" w:lineRule="auto"/>
+              <w:jc w:val="center"/>
+            </w:pPr>
+            <w:r/>
+            <w:r>
+              <w:rPr>
+                <w:rFonts w:ascii="Times New Roman" w:hAnsi="Times New Roman" w:eastAsia="Times New Roman"/>
+                <w:b w:val="0"/>
+                <w:i w:val="0"/>
+                <w:sz w:val="22"/>
+              </w:rPr>
+              <w:t>5</w:t>
+            </w:r>
+          </w:p>
+        </w:tc>
+        <w:tc>
+          <w:tcPr>
+            <w:tcW w:type="dxa" w:w="6336"/>
+          </w:tcPr>
+          <w:p>
+            <w:pPr>
+              <w:spacing w:before="40" w:after="40" w:line="240" w:lineRule="auto"/>
+              <w:ind w:left="0"/>
+              <w:jc w:val="left"/>
+            </w:pPr>
+            <w:r/>
+            <w:r>
+              <w:rPr>
+                <w:rFonts w:ascii="Times New Roman" w:hAnsi="Times New Roman" w:eastAsia="Times New Roman"/>
+                <w:b w:val="0"/>
+                <w:i w:val="0"/>
+                <w:sz w:val="22"/>
+              </w:rPr>
+              <w:t>Sequence of one chat query.</w:t>
+            </w:r>
+          </w:p>
+        </w:tc>
+        <w:tc>
+          <w:tcPr>
+            <w:tcW w:type="dxa" w:w="1152"/>
+          </w:tcPr>
+          <w:p>
+            <w:pPr>
+              <w:spacing w:before="40" w:after="40" w:line="240" w:lineRule="auto"/>
+              <w:jc w:val="center"/>
+            </w:pPr>
+            <w:r/>
+            <w:r>
+              <w:rPr>
+                <w:rFonts w:ascii="Times New Roman" w:hAnsi="Times New Roman" w:eastAsia="Times New Roman"/>
+                <w:b w:val="0"/>
+                <w:i w:val="0"/>
+                <w:sz w:val="22"/>
+              </w:rPr>
+              <w:t>12</w:t>
+            </w:r>
+          </w:p>
+        </w:tc>
+      </w:tr>
+      <w:tr>
+        <w:trPr>
+          <w:cantSplit/>
+        </w:trPr>
+        <w:tc>
+          <w:tcPr>
+            <w:tcW w:type="dxa" w:w="1440"/>
+          </w:tcPr>
+          <w:p>
+            <w:pPr>
+              <w:spacing w:before="40" w:after="40" w:line="240" w:lineRule="auto"/>
+              <w:jc w:val="center"/>
+            </w:pPr>
+            <w:r/>
+            <w:r>
+              <w:rPr>
+                <w:rFonts w:ascii="Times New Roman" w:hAnsi="Times New Roman" w:eastAsia="Times New Roman"/>
+                <w:b w:val="0"/>
+                <w:i w:val="0"/>
+                <w:sz w:val="22"/>
+              </w:rPr>
+              <w:t>6</w:t>
+            </w:r>
+          </w:p>
+        </w:tc>
+        <w:tc>
+          <w:tcPr>
+            <w:tcW w:type="dxa" w:w="6336"/>
+          </w:tcPr>
+          <w:p>
+            <w:pPr>
+              <w:spacing w:before="40" w:after="40" w:line="240" w:lineRule="auto"/>
+              <w:ind w:left="0"/>
+              <w:jc w:val="left"/>
+            </w:pPr>
+            <w:r/>
+            <w:r>
+              <w:rPr>
+                <w:rFonts w:ascii="Times New Roman" w:hAnsi="Times New Roman" w:eastAsia="Times New Roman"/>
+                <w:b w:val="0"/>
+                <w:i w:val="0"/>
+                <w:sz w:val="22"/>
+              </w:rPr>
+              <w:t>Home page of the demonstration website.</w:t>
+            </w:r>
+          </w:p>
+        </w:tc>
+        <w:tc>
+          <w:tcPr>
+            <w:tcW w:type="dxa" w:w="1152"/>
+          </w:tcPr>
+          <w:p>
+            <w:pPr>
+              <w:spacing w:before="40" w:after="40" w:line="240" w:lineRule="auto"/>
+              <w:jc w:val="center"/>
+            </w:pPr>
+            <w:r/>
+            <w:r>
+              <w:rPr>
+                <w:rFonts w:ascii="Times New Roman" w:hAnsi="Times New Roman" w:eastAsia="Times New Roman"/>
+                <w:b w:val="0"/>
+                <w:i w:val="0"/>
+                <w:sz w:val="22"/>
+              </w:rPr>
+              <w:t>18</w:t>
+            </w:r>
+          </w:p>
+        </w:tc>
+      </w:tr>
+      <w:tr>
+        <w:trPr>
+          <w:cantSplit/>
+        </w:trPr>
+        <w:tc>
+          <w:tcPr>
+            <w:tcW w:type="dxa" w:w="1440"/>
+          </w:tcPr>
+          <w:p>
+            <w:pPr>
+              <w:spacing w:before="40" w:after="40" w:line="240" w:lineRule="auto"/>
+              <w:jc w:val="center"/>
+            </w:pPr>
+            <w:r/>
+            <w:r>
+              <w:rPr>
+                <w:rFonts w:ascii="Times New Roman" w:hAnsi="Times New Roman" w:eastAsia="Times New Roman"/>
+                <w:b w:val="0"/>
+                <w:i w:val="0"/>
+                <w:sz w:val="22"/>
+              </w:rPr>
+              <w:t>7</w:t>
+            </w:r>
+          </w:p>
+        </w:tc>
+        <w:tc>
+          <w:tcPr>
+            <w:tcW w:type="dxa" w:w="6336"/>
+          </w:tcPr>
+          <w:p>
+            <w:pPr>
+              <w:spacing w:before="40" w:after="40" w:line="240" w:lineRule="auto"/>
+              <w:ind w:left="0"/>
+              <w:jc w:val="left"/>
+            </w:pPr>
+            <w:r/>
+            <w:r>
+              <w:rPr>
+                <w:rFonts w:ascii="Times New Roman" w:hAnsi="Times New Roman" w:eastAsia="Times New Roman"/>
+                <w:b w:val="0"/>
+                <w:i w:val="0"/>
+                <w:sz w:val="22"/>
+              </w:rPr>
+              <w:t>Chat widget answering one question and abstaining on another.</w:t>
+            </w:r>
+          </w:p>
+        </w:tc>
+        <w:tc>
+          <w:tcPr>
+            <w:tcW w:type="dxa" w:w="1152"/>
+          </w:tcPr>
+          <w:p>
+            <w:pPr>
+              <w:spacing w:before="40" w:after="40" w:line="240" w:lineRule="auto"/>
+              <w:jc w:val="center"/>
+            </w:pPr>
+            <w:r/>
+            <w:r>
+              <w:rPr>
+                <w:rFonts w:ascii="Times New Roman" w:hAnsi="Times New Roman" w:eastAsia="Times New Roman"/>
+                <w:b w:val="0"/>
+                <w:i w:val="0"/>
+                <w:sz w:val="22"/>
+              </w:rPr>
+              <w:t>19</w:t>
+            </w:r>
+          </w:p>
+        </w:tc>
+      </w:tr>
+      <w:tr>
+        <w:trPr>
+          <w:cantSplit/>
+        </w:trPr>
+        <w:tc>
+          <w:tcPr>
+            <w:tcW w:type="dxa" w:w="1440"/>
+          </w:tcPr>
+          <w:p>
+            <w:pPr>
+              <w:spacing w:before="40" w:after="40" w:line="240" w:lineRule="auto"/>
+              <w:jc w:val="center"/>
+            </w:pPr>
+            <w:r/>
+            <w:r>
+              <w:rPr>
+                <w:rFonts w:ascii="Times New Roman" w:hAnsi="Times New Roman" w:eastAsia="Times New Roman"/>
+                <w:b w:val="0"/>
+                <w:i w:val="0"/>
+                <w:sz w:val="22"/>
+              </w:rPr>
+              <w:t>8</w:t>
+            </w:r>
+          </w:p>
+        </w:tc>
+        <w:tc>
+          <w:tcPr>
+            <w:tcW w:type="dxa" w:w="6336"/>
+          </w:tcPr>
+          <w:p>
+            <w:pPr>
+              <w:spacing w:before="40" w:after="40" w:line="240" w:lineRule="auto"/>
+              <w:ind w:left="0"/>
+              <w:jc w:val="left"/>
+            </w:pPr>
+            <w:r/>
+            <w:r>
+              <w:rPr>
+                <w:rFonts w:ascii="Times New Roman" w:hAnsi="Times New Roman" w:eastAsia="Times New Roman"/>
+                <w:b w:val="0"/>
+                <w:i w:val="0"/>
+                <w:sz w:val="22"/>
+              </w:rPr>
+              <w:t>Refusal behaviour of Base, Normal FT and IDK FT.</w:t>
+            </w:r>
+          </w:p>
+        </w:tc>
+        <w:tc>
+          <w:tcPr>
+            <w:tcW w:type="dxa" w:w="1152"/>
+          </w:tcPr>
+          <w:p>
+            <w:pPr>
+              <w:spacing w:before="40" w:after="40" w:line="240" w:lineRule="auto"/>
+              <w:jc w:val="center"/>
+            </w:pPr>
+            <w:r/>
+            <w:r>
+              <w:rPr>
+                <w:rFonts w:ascii="Times New Roman" w:hAnsi="Times New Roman" w:eastAsia="Times New Roman"/>
+                <w:b w:val="0"/>
+                <w:i w:val="0"/>
+                <w:sz w:val="22"/>
+              </w:rPr>
+              <w:t>20</w:t>
+            </w:r>
+          </w:p>
+        </w:tc>
+      </w:tr>
+      <w:tr>
+        <w:trPr>
+          <w:cantSplit/>
+        </w:trPr>
+        <w:tc>
+          <w:tcPr>
+            <w:tcW w:type="dxa" w:w="1440"/>
+          </w:tcPr>
+          <w:p>
+            <w:pPr>
+              <w:spacing w:before="40" w:after="40" w:line="240" w:lineRule="auto"/>
+              <w:jc w:val="center"/>
+            </w:pPr>
+            <w:r/>
+            <w:r>
+              <w:rPr>
+                <w:rFonts w:ascii="Times New Roman" w:hAnsi="Times New Roman" w:eastAsia="Times New Roman"/>
+                <w:b w:val="0"/>
+                <w:i w:val="0"/>
+                <w:sz w:val="22"/>
+              </w:rPr>
+              <w:t>9</w:t>
+            </w:r>
+          </w:p>
+        </w:tc>
+        <w:tc>
+          <w:tcPr>
+            <w:tcW w:type="dxa" w:w="6336"/>
+          </w:tcPr>
+          <w:p>
+            <w:pPr>
+              <w:spacing w:before="40" w:after="40" w:line="240" w:lineRule="auto"/>
+              <w:ind w:left="0"/>
+              <w:jc w:val="left"/>
+            </w:pPr>
+            <w:r/>
+            <w:r>
+              <w:rPr>
+                <w:rFonts w:ascii="Times New Roman" w:hAnsi="Times New Roman" w:eastAsia="Times New Roman"/>
+                <w:b w:val="0"/>
+                <w:i w:val="0"/>
+                <w:sz w:val="22"/>
+              </w:rPr>
+              <w:t>False refusals (over-caution) and missed abstentions (hallucinations) per system.</w:t>
+            </w:r>
+          </w:p>
+        </w:tc>
+        <w:tc>
+          <w:tcPr>
+            <w:tcW w:type="dxa" w:w="1152"/>
+          </w:tcPr>
+          <w:p>
+            <w:pPr>
+              <w:spacing w:before="40" w:after="40" w:line="240" w:lineRule="auto"/>
+              <w:jc w:val="center"/>
+            </w:pPr>
+            <w:r/>
+            <w:r>
+              <w:rPr>
+                <w:rFonts w:ascii="Times New Roman" w:hAnsi="Times New Roman" w:eastAsia="Times New Roman"/>
+                <w:b w:val="0"/>
+                <w:i w:val="0"/>
+                <w:sz w:val="22"/>
+              </w:rPr>
+              <w:t>21</w:t>
+            </w:r>
+          </w:p>
+        </w:tc>
+      </w:tr>
+      <w:tr>
+        <w:trPr>
+          <w:cantSplit/>
+        </w:trPr>
+        <w:tc>
+          <w:tcPr>
+            <w:tcW w:type="dxa" w:w="1440"/>
+          </w:tcPr>
+          <w:p>
+            <w:pPr>
+              <w:spacing w:before="40" w:after="40" w:line="240" w:lineRule="auto"/>
+              <w:jc w:val="center"/>
+            </w:pPr>
+            <w:r/>
+            <w:r>
+              <w:rPr>
+                <w:rFonts w:ascii="Times New Roman" w:hAnsi="Times New Roman" w:eastAsia="Times New Roman"/>
+                <w:b w:val="0"/>
+                <w:i w:val="0"/>
+                <w:sz w:val="22"/>
+              </w:rPr>
+              <w:t>10</w:t>
+            </w:r>
+          </w:p>
+        </w:tc>
+        <w:tc>
+          <w:tcPr>
+            <w:tcW w:type="dxa" w:w="6336"/>
+          </w:tcPr>
+          <w:p>
+            <w:pPr>
+              <w:spacing w:before="40" w:after="40" w:line="240" w:lineRule="auto"/>
+              <w:ind w:left="0"/>
+              <w:jc w:val="left"/>
+            </w:pPr>
+            <w:r/>
+            <w:r>
+              <w:rPr>
+                <w:rFonts w:ascii="Times New Roman" w:hAnsi="Times New Roman" w:eastAsia="Times New Roman"/>
+                <w:b w:val="0"/>
+                <w:i w:val="0"/>
+                <w:sz w:val="22"/>
+              </w:rPr>
+              <w:t>Reliability diagram for Base, Normal FT and IDK FT (10 equal-width bins); the dashed line is perfect calibration.</w:t>
+            </w:r>
+          </w:p>
+        </w:tc>
+        <w:tc>
+          <w:tcPr>
+            <w:tcW w:type="dxa" w:w="1152"/>
+          </w:tcPr>
+          <w:p>
+            <w:pPr>
+              <w:spacing w:before="40" w:after="40" w:line="240" w:lineRule="auto"/>
+              <w:jc w:val="center"/>
+            </w:pPr>
+            <w:r/>
+            <w:r>
+              <w:rPr>
+                <w:rFonts w:ascii="Times New Roman" w:hAnsi="Times New Roman" w:eastAsia="Times New Roman"/>
+                <w:b w:val="0"/>
+                <w:i w:val="0"/>
+                <w:sz w:val="22"/>
+              </w:rPr>
+              <w:t>22</w:t>
+            </w:r>
+          </w:p>
+        </w:tc>
+      </w:tr>
+      <w:tr>
+        <w:trPr>
+          <w:cantSplit/>
+        </w:trPr>
+        <w:tc>
+          <w:tcPr>
+            <w:tcW w:type="dxa" w:w="1440"/>
+          </w:tcPr>
+          <w:p>
+            <w:pPr>
+              <w:spacing w:before="40" w:after="40" w:line="240" w:lineRule="auto"/>
+              <w:jc w:val="center"/>
+            </w:pPr>
+            <w:r/>
+            <w:r>
+              <w:rPr>
+                <w:rFonts w:ascii="Times New Roman" w:hAnsi="Times New Roman" w:eastAsia="Times New Roman"/>
+                <w:b w:val="0"/>
+                <w:i w:val="0"/>
+                <w:sz w:val="22"/>
+              </w:rPr>
+              <w:t>11</w:t>
+            </w:r>
+          </w:p>
+        </w:tc>
+        <w:tc>
+          <w:tcPr>
+            <w:tcW w:type="dxa" w:w="6336"/>
+          </w:tcPr>
+          <w:p>
+            <w:pPr>
+              <w:spacing w:before="40" w:after="40" w:line="240" w:lineRule="auto"/>
+              <w:ind w:left="0"/>
+              <w:jc w:val="left"/>
+            </w:pPr>
+            <w:r/>
+            <w:r>
+              <w:rPr>
+                <w:rFonts w:ascii="Times New Roman" w:hAnsi="Times New Roman" w:eastAsia="Times New Roman"/>
+                <w:b w:val="0"/>
+                <w:i w:val="0"/>
+                <w:sz w:val="22"/>
+              </w:rPr>
+              <w:t>Confidence on correct and incorrect responses for each system.</w:t>
+            </w:r>
+          </w:p>
+        </w:tc>
+        <w:tc>
+          <w:tcPr>
+            <w:tcW w:type="dxa" w:w="1152"/>
+          </w:tcPr>
+          <w:p>
+            <w:pPr>
+              <w:spacing w:before="40" w:after="40" w:line="240" w:lineRule="auto"/>
+              <w:jc w:val="center"/>
+            </w:pPr>
+            <w:r/>
+            <w:r>
+              <w:rPr>
+                <w:rFonts w:ascii="Times New Roman" w:hAnsi="Times New Roman" w:eastAsia="Times New Roman"/>
+                <w:b w:val="0"/>
+                <w:i w:val="0"/>
+                <w:sz w:val="22"/>
+              </w:rPr>
+              <w:t>23</w:t>
+            </w:r>
+          </w:p>
+        </w:tc>
+      </w:tr>
+      <w:tr>
+        <w:trPr>
+          <w:cantSplit/>
+        </w:trPr>
+        <w:tc>
+          <w:tcPr>
+            <w:tcW w:type="dxa" w:w="1440"/>
+          </w:tcPr>
+          <w:p>
+            <w:pPr>
+              <w:spacing w:before="40" w:after="40" w:line="240" w:lineRule="auto"/>
+              <w:jc w:val="center"/>
+            </w:pPr>
+            <w:r/>
+            <w:r>
+              <w:rPr>
+                <w:rFonts w:ascii="Times New Roman" w:hAnsi="Times New Roman" w:eastAsia="Times New Roman"/>
+                <w:b w:val="0"/>
+                <w:i w:val="0"/>
+                <w:sz w:val="22"/>
+              </w:rPr>
+              <w:t>12</w:t>
+            </w:r>
+          </w:p>
+        </w:tc>
+        <w:tc>
+          <w:tcPr>
+            <w:tcW w:type="dxa" w:w="6336"/>
+          </w:tcPr>
+          <w:p>
+            <w:pPr>
+              <w:spacing w:before="40" w:after="40" w:line="240" w:lineRule="auto"/>
+              <w:ind w:left="0"/>
+              <w:jc w:val="left"/>
+            </w:pPr>
+            <w:r/>
+            <w:r>
+              <w:rPr>
+                <w:rFonts w:ascii="Times New Roman" w:hAnsi="Times New Roman" w:eastAsia="Times New Roman"/>
+                <w:b w:val="0"/>
+                <w:i w:val="0"/>
+                <w:sz w:val="22"/>
+              </w:rPr>
+              <w:t>ROC curves for separating correct from incorrect responses using sequence-level confidence.</w:t>
+            </w:r>
+          </w:p>
+        </w:tc>
+        <w:tc>
+          <w:tcPr>
+            <w:tcW w:type="dxa" w:w="1152"/>
+          </w:tcPr>
+          <w:p>
+            <w:pPr>
+              <w:spacing w:before="40" w:after="40" w:line="240" w:lineRule="auto"/>
+              <w:jc w:val="center"/>
+            </w:pPr>
+            <w:r/>
+            <w:r>
+              <w:rPr>
+                <w:rFonts w:ascii="Times New Roman" w:hAnsi="Times New Roman" w:eastAsia="Times New Roman"/>
+                <w:b w:val="0"/>
+                <w:i w:val="0"/>
+                <w:sz w:val="22"/>
+              </w:rPr>
+              <w:t>23</w:t>
+            </w:r>
+          </w:p>
+        </w:tc>
+      </w:tr>
+    </w:tbl>
     <w:p>
       <w:pPr>
         <w:keepNext/>
@@ -4277,270 +8527,857 @@
         <w:t>List of Tables</w:t>
       </w:r>
     </w:p>
-    <w:p>
-      <w:pPr>
-        <w:keepNext w:val="0"/>
-        <w:pageBreakBefore w:val="0"/>
-        <w:widowControl/>
-        <w:tabs>
-          <w:tab w:pos="8712" w:val="right" w:leader="dot"/>
-        </w:tabs>
-        <w:spacing w:after="40" w:before="0" w:line="264" w:lineRule="auto"/>
-        <w:ind w:right="0"/>
-        <w:jc w:val="left"/>
-      </w:pPr>
-      <w:r>
-        <w:rPr>
-          <w:rFonts w:ascii="Times New Roman" w:hAnsi="Times New Roman" w:eastAsia="Times New Roman"/>
-          <w:b w:val="0"/>
-          <w:i w:val="0"/>
-          <w:sz w:val="22"/>
-        </w:rPr>
-        <w:t>Table 1. Summary of key related work.</w:t>
-        <w:tab/>
-        <w:t>4</w:t>
-      </w:r>
-    </w:p>
-    <w:p>
-      <w:pPr>
-        <w:keepNext w:val="0"/>
-        <w:pageBreakBefore w:val="0"/>
-        <w:widowControl/>
-        <w:tabs>
-          <w:tab w:pos="8712" w:val="right" w:leader="dot"/>
-        </w:tabs>
-        <w:spacing w:after="40" w:before="0" w:line="264" w:lineRule="auto"/>
-        <w:ind w:right="0"/>
-        <w:jc w:val="left"/>
-      </w:pPr>
-      <w:r>
-        <w:rPr>
-          <w:rFonts w:ascii="Times New Roman" w:hAnsi="Times New Roman" w:eastAsia="Times New Roman"/>
-          <w:b w:val="0"/>
-          <w:i w:val="0"/>
-          <w:sz w:val="22"/>
-        </w:rPr>
-        <w:t>Table 2. Software used in the project.</w:t>
-        <w:tab/>
-        <w:t>8</w:t>
-      </w:r>
-    </w:p>
-    <w:p>
-      <w:pPr>
-        <w:keepNext w:val="0"/>
-        <w:pageBreakBefore w:val="0"/>
-        <w:widowControl/>
-        <w:tabs>
-          <w:tab w:pos="8712" w:val="right" w:leader="dot"/>
-        </w:tabs>
-        <w:spacing w:after="40" w:before="0" w:line="264" w:lineRule="auto"/>
-        <w:ind w:right="0"/>
-        <w:jc w:val="left"/>
-      </w:pPr>
-      <w:r>
-        <w:rPr>
-          <w:rFonts w:ascii="Times New Roman" w:hAnsi="Times New Roman" w:eastAsia="Times New Roman"/>
-          <w:b w:val="0"/>
-          <w:i w:val="0"/>
-          <w:sz w:val="22"/>
-        </w:rPr>
-        <w:t>Table 3. Outcome matrix used for hallucination and refusal metrics.</w:t>
-        <w:tab/>
-        <w:t>12</w:t>
-      </w:r>
-    </w:p>
-    <w:p>
-      <w:pPr>
-        <w:keepNext w:val="0"/>
-        <w:pageBreakBefore w:val="0"/>
-        <w:widowControl/>
-        <w:tabs>
-          <w:tab w:pos="8712" w:val="right" w:leader="dot"/>
-        </w:tabs>
-        <w:spacing w:after="40" w:before="0" w:line="264" w:lineRule="auto"/>
-        <w:ind w:right="0"/>
-        <w:jc w:val="left"/>
-      </w:pPr>
-      <w:r>
-        <w:rPr>
-          <w:rFonts w:ascii="Times New Roman" w:hAnsi="Times New Roman" w:eastAsia="Times New Roman"/>
-          <w:b w:val="0"/>
-          <w:i w:val="0"/>
-          <w:sz w:val="22"/>
-        </w:rPr>
-        <w:t>Table 4. Project modules and the files that implement them.</w:t>
-        <w:tab/>
-        <w:t>14</w:t>
-      </w:r>
-    </w:p>
-    <w:p>
-      <w:pPr>
-        <w:keepNext w:val="0"/>
-        <w:pageBreakBefore w:val="0"/>
-        <w:widowControl/>
-        <w:tabs>
-          <w:tab w:pos="8712" w:val="right" w:leader="dot"/>
-        </w:tabs>
-        <w:spacing w:after="40" w:before="0" w:line="264" w:lineRule="auto"/>
-        <w:ind w:right="0"/>
-        <w:jc w:val="left"/>
-      </w:pPr>
-      <w:r>
-        <w:rPr>
-          <w:rFonts w:ascii="Times New Roman" w:hAnsi="Times New Roman" w:eastAsia="Times New Roman"/>
-          <w:b w:val="0"/>
-          <w:i w:val="0"/>
-          <w:sz w:val="22"/>
-        </w:rPr>
-        <w:t>Table 5. Partition sizes for the two training mixtures (abstention examples in parentheses).</w:t>
-        <w:tab/>
-        <w:t>15</w:t>
-      </w:r>
-    </w:p>
-    <w:p>
-      <w:pPr>
-        <w:keepNext w:val="0"/>
-        <w:pageBreakBefore w:val="0"/>
-        <w:widowControl/>
-        <w:tabs>
-          <w:tab w:pos="8712" w:val="right" w:leader="dot"/>
-        </w:tabs>
-        <w:spacing w:after="40" w:before="0" w:line="264" w:lineRule="auto"/>
-        <w:ind w:right="0"/>
-        <w:jc w:val="left"/>
-      </w:pPr>
-      <w:r>
-        <w:rPr>
-          <w:rFonts w:ascii="Times New Roman" w:hAnsi="Times New Roman" w:eastAsia="Times New Roman"/>
-          <w:b w:val="0"/>
-          <w:i w:val="0"/>
-          <w:sz w:val="22"/>
-        </w:rPr>
-        <w:t>Table 6. Training configuration.</w:t>
-        <w:tab/>
-        <w:t>15</w:t>
-      </w:r>
-    </w:p>
-    <w:p>
-      <w:pPr>
-        <w:keepNext w:val="0"/>
-        <w:pageBreakBefore w:val="0"/>
-        <w:widowControl/>
-        <w:tabs>
-          <w:tab w:pos="8712" w:val="right" w:leader="dot"/>
-        </w:tabs>
-        <w:spacing w:after="40" w:before="0" w:line="264" w:lineRule="auto"/>
-        <w:ind w:right="0"/>
-        <w:jc w:val="left"/>
-      </w:pPr>
-      <w:r>
-        <w:rPr>
-          <w:rFonts w:ascii="Times New Roman" w:hAnsi="Times New Roman" w:eastAsia="Times New Roman"/>
-          <w:b w:val="0"/>
-          <w:i w:val="0"/>
-          <w:sz w:val="22"/>
-        </w:rPr>
-        <w:t>Table 7. Tests and validation checks.</w:t>
-        <w:tab/>
-        <w:t>17</w:t>
-      </w:r>
-    </w:p>
-    <w:p>
-      <w:pPr>
-        <w:keepNext w:val="0"/>
-        <w:pageBreakBefore w:val="0"/>
-        <w:widowControl/>
-        <w:tabs>
-          <w:tab w:pos="8712" w:val="right" w:leader="dot"/>
-        </w:tabs>
-        <w:spacing w:after="40" w:before="0" w:line="264" w:lineRule="auto"/>
-        <w:ind w:right="0"/>
-        <w:jc w:val="left"/>
-      </w:pPr>
-      <w:r>
-        <w:rPr>
-          <w:rFonts w:ascii="Times New Roman" w:hAnsi="Times New Roman" w:eastAsia="Times New Roman"/>
-          <w:b w:val="0"/>
-          <w:i w:val="0"/>
-          <w:sz w:val="22"/>
-        </w:rPr>
-        <w:t>Table 8. Hallucinations and refusals on the IDK-15 test set (79 unanswerable, 370 answerable).</w:t>
-        <w:tab/>
-        <w:t>20</w:t>
-      </w:r>
-    </w:p>
-    <w:p>
-      <w:pPr>
-        <w:keepNext w:val="0"/>
-        <w:pageBreakBefore w:val="0"/>
-        <w:widowControl/>
-        <w:tabs>
-          <w:tab w:pos="8712" w:val="right" w:leader="dot"/>
-        </w:tabs>
-        <w:spacing w:after="40" w:before="0" w:line="264" w:lineRule="auto"/>
-        <w:ind w:right="0"/>
-        <w:jc w:val="left"/>
-      </w:pPr>
-      <w:r>
-        <w:rPr>
-          <w:rFonts w:ascii="Times New Roman" w:hAnsi="Times New Roman" w:eastAsia="Times New Roman"/>
-          <w:b w:val="0"/>
-          <w:i w:val="0"/>
-          <w:sz w:val="22"/>
-        </w:rPr>
-        <w:t>Table 9. Calibration and answer quality on the IDK-15 test set (refusal-aware correctness, token-F1 threshold 0.5).</w:t>
-        <w:tab/>
-        <w:t>21</w:t>
-      </w:r>
-    </w:p>
-    <w:p>
-      <w:pPr>
-        <w:keepNext w:val="0"/>
-        <w:pageBreakBefore w:val="0"/>
-        <w:widowControl/>
-        <w:tabs>
-          <w:tab w:pos="8712" w:val="right" w:leader="dot"/>
-        </w:tabs>
-        <w:spacing w:after="40" w:before="0" w:line="264" w:lineRule="auto"/>
-        <w:ind w:right="0"/>
-        <w:jc w:val="left"/>
-      </w:pPr>
-      <w:r>
-        <w:rPr>
-          <w:rFonts w:ascii="Times New Roman" w:hAnsi="Times New Roman" w:eastAsia="Times New Roman"/>
-          <w:b w:val="0"/>
-          <w:i w:val="0"/>
-          <w:sz w:val="22"/>
-        </w:rPr>
-        <w:t>Table 10. Changes attributable to each stage.</w:t>
-        <w:tab/>
-        <w:t>24</w:t>
-      </w:r>
-    </w:p>
-    <w:p>
-      <w:pPr>
-        <w:keepNext w:val="0"/>
-        <w:pageBreakBefore w:val="0"/>
-        <w:widowControl/>
-        <w:tabs>
-          <w:tab w:pos="8712" w:val="right" w:leader="dot"/>
-        </w:tabs>
-        <w:spacing w:after="40" w:before="0" w:line="264" w:lineRule="auto"/>
-        <w:ind w:right="0"/>
-        <w:jc w:val="left"/>
-      </w:pPr>
-      <w:r>
-        <w:rPr>
-          <w:rFonts w:ascii="Times New Roman" w:hAnsi="Times New Roman" w:eastAsia="Times New Roman"/>
-          <w:b w:val="0"/>
-          <w:i w:val="0"/>
-          <w:sz w:val="22"/>
-        </w:rPr>
-        <w:t>Table 11. Cost and benefit of abstention training.</w:t>
-        <w:tab/>
-        <w:t>25</w:t>
-      </w:r>
-    </w:p>
+    <w:tbl>
+      <w:tblPr>
+        <w:tblW w:type="dxa" w:w="8928"/>
+        <w:jc w:val="center"/>
+        <w:tblLayout w:type="fixed"/>
+        <w:tblLook w:firstColumn="1" w:firstRow="1" w:lastColumn="0" w:lastRow="0" w:noHBand="0" w:noVBand="1" w:val="04A0"/>
+        <w:tblLayout w:type="fixed"/>
+        <w:tblBorders>
+          <w:top w:val="single" w:sz="4" w:space="0" w:color="BFBFBF"/>
+          <w:bottom w:val="single" w:sz="4" w:space="0" w:color="BFBFBF"/>
+          <w:insideH w:val="single" w:sz="4" w:space="0" w:color="BFBFBF"/>
+        </w:tblBorders>
+      </w:tblPr>
+      <w:tblGrid>
+        <w:gridCol w:w="1440"/>
+        <w:gridCol w:w="6336"/>
+        <w:gridCol w:w="1152"/>
+      </w:tblGrid>
+      <w:tr>
+        <w:trPr>
+          <w:cantSplit/>
+          <w:tblHeader/>
+        </w:trPr>
+        <w:tc>
+          <w:tcPr>
+            <w:tcW w:type="dxa" w:w="1440"/>
+            <w:shd w:val="clear" w:color="auto" w:fill="D9D9D9"/>
+          </w:tcPr>
+          <w:p>
+            <w:pPr>
+              <w:spacing w:before="40" w:after="40" w:line="240" w:lineRule="auto"/>
+              <w:jc w:val="center"/>
+            </w:pPr>
+            <w:r/>
+            <w:r>
+              <w:rPr>
+                <w:rFonts w:ascii="Times New Roman" w:hAnsi="Times New Roman" w:eastAsia="Times New Roman"/>
+                <w:b/>
+                <w:i w:val="0"/>
+                <w:sz w:val="22"/>
+              </w:rPr>
+              <w:t>Table No.</w:t>
+            </w:r>
+          </w:p>
+        </w:tc>
+        <w:tc>
+          <w:tcPr>
+            <w:tcW w:type="dxa" w:w="6336"/>
+            <w:shd w:val="clear" w:color="auto" w:fill="D9D9D9"/>
+          </w:tcPr>
+          <w:p>
+            <w:pPr>
+              <w:spacing w:before="40" w:after="40" w:line="240" w:lineRule="auto"/>
+              <w:ind w:left="0"/>
+              <w:jc w:val="center"/>
+            </w:pPr>
+            <w:r/>
+            <w:r>
+              <w:rPr>
+                <w:rFonts w:ascii="Times New Roman" w:hAnsi="Times New Roman" w:eastAsia="Times New Roman"/>
+                <w:b/>
+                <w:i w:val="0"/>
+                <w:sz w:val="22"/>
+              </w:rPr>
+              <w:t>Title</w:t>
+            </w:r>
+          </w:p>
+        </w:tc>
+        <w:tc>
+          <w:tcPr>
+            <w:tcW w:type="dxa" w:w="1152"/>
+            <w:shd w:val="clear" w:color="auto" w:fill="D9D9D9"/>
+          </w:tcPr>
+          <w:p>
+            <w:pPr>
+              <w:spacing w:before="40" w:after="40" w:line="240" w:lineRule="auto"/>
+              <w:jc w:val="center"/>
+            </w:pPr>
+            <w:r/>
+            <w:r>
+              <w:rPr>
+                <w:rFonts w:ascii="Times New Roman" w:hAnsi="Times New Roman" w:eastAsia="Times New Roman"/>
+                <w:b/>
+                <w:i w:val="0"/>
+                <w:sz w:val="22"/>
+              </w:rPr>
+              <w:t>Page No.</w:t>
+            </w:r>
+          </w:p>
+        </w:tc>
+      </w:tr>
+      <w:tr>
+        <w:trPr>
+          <w:cantSplit/>
+        </w:trPr>
+        <w:tc>
+          <w:tcPr>
+            <w:tcW w:type="dxa" w:w="1440"/>
+          </w:tcPr>
+          <w:p>
+            <w:pPr>
+              <w:spacing w:before="40" w:after="40" w:line="240" w:lineRule="auto"/>
+              <w:jc w:val="center"/>
+            </w:pPr>
+            <w:r/>
+            <w:r>
+              <w:rPr>
+                <w:rFonts w:ascii="Times New Roman" w:hAnsi="Times New Roman" w:eastAsia="Times New Roman"/>
+                <w:b w:val="0"/>
+                <w:i w:val="0"/>
+                <w:sz w:val="22"/>
+              </w:rPr>
+              <w:t>1</w:t>
+            </w:r>
+          </w:p>
+        </w:tc>
+        <w:tc>
+          <w:tcPr>
+            <w:tcW w:type="dxa" w:w="6336"/>
+          </w:tcPr>
+          <w:p>
+            <w:pPr>
+              <w:spacing w:before="40" w:after="40" w:line="240" w:lineRule="auto"/>
+              <w:ind w:left="0"/>
+              <w:jc w:val="left"/>
+            </w:pPr>
+            <w:r/>
+            <w:r>
+              <w:rPr>
+                <w:rFonts w:ascii="Times New Roman" w:hAnsi="Times New Roman" w:eastAsia="Times New Roman"/>
+                <w:b w:val="0"/>
+                <w:i w:val="0"/>
+                <w:sz w:val="22"/>
+              </w:rPr>
+              <w:t>Summary of key related work.</w:t>
+            </w:r>
+          </w:p>
+        </w:tc>
+        <w:tc>
+          <w:tcPr>
+            <w:tcW w:type="dxa" w:w="1152"/>
+          </w:tcPr>
+          <w:p>
+            <w:pPr>
+              <w:spacing w:before="40" w:after="40" w:line="240" w:lineRule="auto"/>
+              <w:jc w:val="center"/>
+            </w:pPr>
+            <w:r/>
+            <w:r>
+              <w:rPr>
+                <w:rFonts w:ascii="Times New Roman" w:hAnsi="Times New Roman" w:eastAsia="Times New Roman"/>
+                <w:b w:val="0"/>
+                <w:i w:val="0"/>
+                <w:sz w:val="22"/>
+              </w:rPr>
+              <w:t>4</w:t>
+            </w:r>
+          </w:p>
+        </w:tc>
+      </w:tr>
+      <w:tr>
+        <w:trPr>
+          <w:cantSplit/>
+        </w:trPr>
+        <w:tc>
+          <w:tcPr>
+            <w:tcW w:type="dxa" w:w="1440"/>
+          </w:tcPr>
+          <w:p>
+            <w:pPr>
+              <w:spacing w:before="40" w:after="40" w:line="240" w:lineRule="auto"/>
+              <w:jc w:val="center"/>
+            </w:pPr>
+            <w:r/>
+            <w:r>
+              <w:rPr>
+                <w:rFonts w:ascii="Times New Roman" w:hAnsi="Times New Roman" w:eastAsia="Times New Roman"/>
+                <w:b w:val="0"/>
+                <w:i w:val="0"/>
+                <w:sz w:val="22"/>
+              </w:rPr>
+              <w:t>2</w:t>
+            </w:r>
+          </w:p>
+        </w:tc>
+        <w:tc>
+          <w:tcPr>
+            <w:tcW w:type="dxa" w:w="6336"/>
+          </w:tcPr>
+          <w:p>
+            <w:pPr>
+              <w:spacing w:before="40" w:after="40" w:line="240" w:lineRule="auto"/>
+              <w:ind w:left="0"/>
+              <w:jc w:val="left"/>
+            </w:pPr>
+            <w:r/>
+            <w:r>
+              <w:rPr>
+                <w:rFonts w:ascii="Times New Roman" w:hAnsi="Times New Roman" w:eastAsia="Times New Roman"/>
+                <w:b w:val="0"/>
+                <w:i w:val="0"/>
+                <w:sz w:val="22"/>
+              </w:rPr>
+              <w:t>Software used in the project.</w:t>
+            </w:r>
+          </w:p>
+        </w:tc>
+        <w:tc>
+          <w:tcPr>
+            <w:tcW w:type="dxa" w:w="1152"/>
+          </w:tcPr>
+          <w:p>
+            <w:pPr>
+              <w:spacing w:before="40" w:after="40" w:line="240" w:lineRule="auto"/>
+              <w:jc w:val="center"/>
+            </w:pPr>
+            <w:r/>
+            <w:r>
+              <w:rPr>
+                <w:rFonts w:ascii="Times New Roman" w:hAnsi="Times New Roman" w:eastAsia="Times New Roman"/>
+                <w:b w:val="0"/>
+                <w:i w:val="0"/>
+                <w:sz w:val="22"/>
+              </w:rPr>
+              <w:t>8</w:t>
+            </w:r>
+          </w:p>
+        </w:tc>
+      </w:tr>
+      <w:tr>
+        <w:trPr>
+          <w:cantSplit/>
+        </w:trPr>
+        <w:tc>
+          <w:tcPr>
+            <w:tcW w:type="dxa" w:w="1440"/>
+          </w:tcPr>
+          <w:p>
+            <w:pPr>
+              <w:spacing w:before="40" w:after="40" w:line="240" w:lineRule="auto"/>
+              <w:jc w:val="center"/>
+            </w:pPr>
+            <w:r/>
+            <w:r>
+              <w:rPr>
+                <w:rFonts w:ascii="Times New Roman" w:hAnsi="Times New Roman" w:eastAsia="Times New Roman"/>
+                <w:b w:val="0"/>
+                <w:i w:val="0"/>
+                <w:sz w:val="22"/>
+              </w:rPr>
+              <w:t>3</w:t>
+            </w:r>
+          </w:p>
+        </w:tc>
+        <w:tc>
+          <w:tcPr>
+            <w:tcW w:type="dxa" w:w="6336"/>
+          </w:tcPr>
+          <w:p>
+            <w:pPr>
+              <w:spacing w:before="40" w:after="40" w:line="240" w:lineRule="auto"/>
+              <w:ind w:left="0"/>
+              <w:jc w:val="left"/>
+            </w:pPr>
+            <w:r/>
+            <w:r>
+              <w:rPr>
+                <w:rFonts w:ascii="Times New Roman" w:hAnsi="Times New Roman" w:eastAsia="Times New Roman"/>
+                <w:b w:val="0"/>
+                <w:i w:val="0"/>
+                <w:sz w:val="22"/>
+              </w:rPr>
+              <w:t>Outcome matrix used for hallucination and refusal metrics.</w:t>
+            </w:r>
+          </w:p>
+        </w:tc>
+        <w:tc>
+          <w:tcPr>
+            <w:tcW w:type="dxa" w:w="1152"/>
+          </w:tcPr>
+          <w:p>
+            <w:pPr>
+              <w:spacing w:before="40" w:after="40" w:line="240" w:lineRule="auto"/>
+              <w:jc w:val="center"/>
+            </w:pPr>
+            <w:r/>
+            <w:r>
+              <w:rPr>
+                <w:rFonts w:ascii="Times New Roman" w:hAnsi="Times New Roman" w:eastAsia="Times New Roman"/>
+                <w:b w:val="0"/>
+                <w:i w:val="0"/>
+                <w:sz w:val="22"/>
+              </w:rPr>
+              <w:t>12</w:t>
+            </w:r>
+          </w:p>
+        </w:tc>
+      </w:tr>
+      <w:tr>
+        <w:trPr>
+          <w:cantSplit/>
+        </w:trPr>
+        <w:tc>
+          <w:tcPr>
+            <w:tcW w:type="dxa" w:w="1440"/>
+          </w:tcPr>
+          <w:p>
+            <w:pPr>
+              <w:spacing w:before="40" w:after="40" w:line="240" w:lineRule="auto"/>
+              <w:jc w:val="center"/>
+            </w:pPr>
+            <w:r/>
+            <w:r>
+              <w:rPr>
+                <w:rFonts w:ascii="Times New Roman" w:hAnsi="Times New Roman" w:eastAsia="Times New Roman"/>
+                <w:b w:val="0"/>
+                <w:i w:val="0"/>
+                <w:sz w:val="22"/>
+              </w:rPr>
+              <w:t>4</w:t>
+            </w:r>
+          </w:p>
+        </w:tc>
+        <w:tc>
+          <w:tcPr>
+            <w:tcW w:type="dxa" w:w="6336"/>
+          </w:tcPr>
+          <w:p>
+            <w:pPr>
+              <w:spacing w:before="40" w:after="40" w:line="240" w:lineRule="auto"/>
+              <w:ind w:left="0"/>
+              <w:jc w:val="left"/>
+            </w:pPr>
+            <w:r/>
+            <w:r>
+              <w:rPr>
+                <w:rFonts w:ascii="Times New Roman" w:hAnsi="Times New Roman" w:eastAsia="Times New Roman"/>
+                <w:b w:val="0"/>
+                <w:i w:val="0"/>
+                <w:sz w:val="22"/>
+              </w:rPr>
+              <w:t>Project modules and the files that implement them.</w:t>
+            </w:r>
+          </w:p>
+        </w:tc>
+        <w:tc>
+          <w:tcPr>
+            <w:tcW w:type="dxa" w:w="1152"/>
+          </w:tcPr>
+          <w:p>
+            <w:pPr>
+              <w:spacing w:before="40" w:after="40" w:line="240" w:lineRule="auto"/>
+              <w:jc w:val="center"/>
+            </w:pPr>
+            <w:r/>
+            <w:r>
+              <w:rPr>
+                <w:rFonts w:ascii="Times New Roman" w:hAnsi="Times New Roman" w:eastAsia="Times New Roman"/>
+                <w:b w:val="0"/>
+                <w:i w:val="0"/>
+                <w:sz w:val="22"/>
+              </w:rPr>
+              <w:t>14</w:t>
+            </w:r>
+          </w:p>
+        </w:tc>
+      </w:tr>
+      <w:tr>
+        <w:trPr>
+          <w:cantSplit/>
+        </w:trPr>
+        <w:tc>
+          <w:tcPr>
+            <w:tcW w:type="dxa" w:w="1440"/>
+          </w:tcPr>
+          <w:p>
+            <w:pPr>
+              <w:spacing w:before="40" w:after="40" w:line="240" w:lineRule="auto"/>
+              <w:jc w:val="center"/>
+            </w:pPr>
+            <w:r/>
+            <w:r>
+              <w:rPr>
+                <w:rFonts w:ascii="Times New Roman" w:hAnsi="Times New Roman" w:eastAsia="Times New Roman"/>
+                <w:b w:val="0"/>
+                <w:i w:val="0"/>
+                <w:sz w:val="22"/>
+              </w:rPr>
+              <w:t>5</w:t>
+            </w:r>
+          </w:p>
+        </w:tc>
+        <w:tc>
+          <w:tcPr>
+            <w:tcW w:type="dxa" w:w="6336"/>
+          </w:tcPr>
+          <w:p>
+            <w:pPr>
+              <w:spacing w:before="40" w:after="40" w:line="240" w:lineRule="auto"/>
+              <w:ind w:left="0"/>
+              <w:jc w:val="left"/>
+            </w:pPr>
+            <w:r/>
+            <w:r>
+              <w:rPr>
+                <w:rFonts w:ascii="Times New Roman" w:hAnsi="Times New Roman" w:eastAsia="Times New Roman"/>
+                <w:b w:val="0"/>
+                <w:i w:val="0"/>
+                <w:sz w:val="22"/>
+              </w:rPr>
+              <w:t>Partition sizes for the two training mixtures (abstention examples in parentheses).</w:t>
+            </w:r>
+          </w:p>
+        </w:tc>
+        <w:tc>
+          <w:tcPr>
+            <w:tcW w:type="dxa" w:w="1152"/>
+          </w:tcPr>
+          <w:p>
+            <w:pPr>
+              <w:spacing w:before="40" w:after="40" w:line="240" w:lineRule="auto"/>
+              <w:jc w:val="center"/>
+            </w:pPr>
+            <w:r/>
+            <w:r>
+              <w:rPr>
+                <w:rFonts w:ascii="Times New Roman" w:hAnsi="Times New Roman" w:eastAsia="Times New Roman"/>
+                <w:b w:val="0"/>
+                <w:i w:val="0"/>
+                <w:sz w:val="22"/>
+              </w:rPr>
+              <w:t>15</w:t>
+            </w:r>
+          </w:p>
+        </w:tc>
+      </w:tr>
+      <w:tr>
+        <w:trPr>
+          <w:cantSplit/>
+        </w:trPr>
+        <w:tc>
+          <w:tcPr>
+            <w:tcW w:type="dxa" w:w="1440"/>
+          </w:tcPr>
+          <w:p>
+            <w:pPr>
+              <w:spacing w:before="40" w:after="40" w:line="240" w:lineRule="auto"/>
+              <w:jc w:val="center"/>
+            </w:pPr>
+            <w:r/>
+            <w:r>
+              <w:rPr>
+                <w:rFonts w:ascii="Times New Roman" w:hAnsi="Times New Roman" w:eastAsia="Times New Roman"/>
+                <w:b w:val="0"/>
+                <w:i w:val="0"/>
+                <w:sz w:val="22"/>
+              </w:rPr>
+              <w:t>6</w:t>
+            </w:r>
+          </w:p>
+        </w:tc>
+        <w:tc>
+          <w:tcPr>
+            <w:tcW w:type="dxa" w:w="6336"/>
+          </w:tcPr>
+          <w:p>
+            <w:pPr>
+              <w:spacing w:before="40" w:after="40" w:line="240" w:lineRule="auto"/>
+              <w:ind w:left="0"/>
+              <w:jc w:val="left"/>
+            </w:pPr>
+            <w:r/>
+            <w:r>
+              <w:rPr>
+                <w:rFonts w:ascii="Times New Roman" w:hAnsi="Times New Roman" w:eastAsia="Times New Roman"/>
+                <w:b w:val="0"/>
+                <w:i w:val="0"/>
+                <w:sz w:val="22"/>
+              </w:rPr>
+              <w:t>Training configuration.</w:t>
+            </w:r>
+          </w:p>
+        </w:tc>
+        <w:tc>
+          <w:tcPr>
+            <w:tcW w:type="dxa" w:w="1152"/>
+          </w:tcPr>
+          <w:p>
+            <w:pPr>
+              <w:spacing w:before="40" w:after="40" w:line="240" w:lineRule="auto"/>
+              <w:jc w:val="center"/>
+            </w:pPr>
+            <w:r/>
+            <w:r>
+              <w:rPr>
+                <w:rFonts w:ascii="Times New Roman" w:hAnsi="Times New Roman" w:eastAsia="Times New Roman"/>
+                <w:b w:val="0"/>
+                <w:i w:val="0"/>
+                <w:sz w:val="22"/>
+              </w:rPr>
+              <w:t>15</w:t>
+            </w:r>
+          </w:p>
+        </w:tc>
+      </w:tr>
+      <w:tr>
+        <w:trPr>
+          <w:cantSplit/>
+        </w:trPr>
+        <w:tc>
+          <w:tcPr>
+            <w:tcW w:type="dxa" w:w="1440"/>
+          </w:tcPr>
+          <w:p>
+            <w:pPr>
+              <w:spacing w:before="40" w:after="40" w:line="240" w:lineRule="auto"/>
+              <w:jc w:val="center"/>
+            </w:pPr>
+            <w:r/>
+            <w:r>
+              <w:rPr>
+                <w:rFonts w:ascii="Times New Roman" w:hAnsi="Times New Roman" w:eastAsia="Times New Roman"/>
+                <w:b w:val="0"/>
+                <w:i w:val="0"/>
+                <w:sz w:val="22"/>
+              </w:rPr>
+              <w:t>7</w:t>
+            </w:r>
+          </w:p>
+        </w:tc>
+        <w:tc>
+          <w:tcPr>
+            <w:tcW w:type="dxa" w:w="6336"/>
+          </w:tcPr>
+          <w:p>
+            <w:pPr>
+              <w:spacing w:before="40" w:after="40" w:line="240" w:lineRule="auto"/>
+              <w:ind w:left="0"/>
+              <w:jc w:val="left"/>
+            </w:pPr>
+            <w:r/>
+            <w:r>
+              <w:rPr>
+                <w:rFonts w:ascii="Times New Roman" w:hAnsi="Times New Roman" w:eastAsia="Times New Roman"/>
+                <w:b w:val="0"/>
+                <w:i w:val="0"/>
+                <w:sz w:val="22"/>
+              </w:rPr>
+              <w:t>Tests and validation checks.</w:t>
+            </w:r>
+          </w:p>
+        </w:tc>
+        <w:tc>
+          <w:tcPr>
+            <w:tcW w:type="dxa" w:w="1152"/>
+          </w:tcPr>
+          <w:p>
+            <w:pPr>
+              <w:spacing w:before="40" w:after="40" w:line="240" w:lineRule="auto"/>
+              <w:jc w:val="center"/>
+            </w:pPr>
+            <w:r/>
+            <w:r>
+              <w:rPr>
+                <w:rFonts w:ascii="Times New Roman" w:hAnsi="Times New Roman" w:eastAsia="Times New Roman"/>
+                <w:b w:val="0"/>
+                <w:i w:val="0"/>
+                <w:sz w:val="22"/>
+              </w:rPr>
+              <w:t>17</w:t>
+            </w:r>
+          </w:p>
+        </w:tc>
+      </w:tr>
+      <w:tr>
+        <w:trPr>
+          <w:cantSplit/>
+        </w:trPr>
+        <w:tc>
+          <w:tcPr>
+            <w:tcW w:type="dxa" w:w="1440"/>
+          </w:tcPr>
+          <w:p>
+            <w:pPr>
+              <w:spacing w:before="40" w:after="40" w:line="240" w:lineRule="auto"/>
+              <w:jc w:val="center"/>
+            </w:pPr>
+            <w:r/>
+            <w:r>
+              <w:rPr>
+                <w:rFonts w:ascii="Times New Roman" w:hAnsi="Times New Roman" w:eastAsia="Times New Roman"/>
+                <w:b w:val="0"/>
+                <w:i w:val="0"/>
+                <w:sz w:val="22"/>
+              </w:rPr>
+              <w:t>8</w:t>
+            </w:r>
+          </w:p>
+        </w:tc>
+        <w:tc>
+          <w:tcPr>
+            <w:tcW w:type="dxa" w:w="6336"/>
+          </w:tcPr>
+          <w:p>
+            <w:pPr>
+              <w:spacing w:before="40" w:after="40" w:line="240" w:lineRule="auto"/>
+              <w:ind w:left="0"/>
+              <w:jc w:val="left"/>
+            </w:pPr>
+            <w:r/>
+            <w:r>
+              <w:rPr>
+                <w:rFonts w:ascii="Times New Roman" w:hAnsi="Times New Roman" w:eastAsia="Times New Roman"/>
+                <w:b w:val="0"/>
+                <w:i w:val="0"/>
+                <w:sz w:val="22"/>
+              </w:rPr>
+              <w:t>Hallucinations and refusals on the IDK-15 test set (79 unanswerable, 370 answerable).</w:t>
+            </w:r>
+          </w:p>
+        </w:tc>
+        <w:tc>
+          <w:tcPr>
+            <w:tcW w:type="dxa" w:w="1152"/>
+          </w:tcPr>
+          <w:p>
+            <w:pPr>
+              <w:spacing w:before="40" w:after="40" w:line="240" w:lineRule="auto"/>
+              <w:jc w:val="center"/>
+            </w:pPr>
+            <w:r/>
+            <w:r>
+              <w:rPr>
+                <w:rFonts w:ascii="Times New Roman" w:hAnsi="Times New Roman" w:eastAsia="Times New Roman"/>
+                <w:b w:val="0"/>
+                <w:i w:val="0"/>
+                <w:sz w:val="22"/>
+              </w:rPr>
+              <w:t>20</w:t>
+            </w:r>
+          </w:p>
+        </w:tc>
+      </w:tr>
+      <w:tr>
+        <w:trPr>
+          <w:cantSplit/>
+        </w:trPr>
+        <w:tc>
+          <w:tcPr>
+            <w:tcW w:type="dxa" w:w="1440"/>
+          </w:tcPr>
+          <w:p>
+            <w:pPr>
+              <w:spacing w:before="40" w:after="40" w:line="240" w:lineRule="auto"/>
+              <w:jc w:val="center"/>
+            </w:pPr>
+            <w:r/>
+            <w:r>
+              <w:rPr>
+                <w:rFonts w:ascii="Times New Roman" w:hAnsi="Times New Roman" w:eastAsia="Times New Roman"/>
+                <w:b w:val="0"/>
+                <w:i w:val="0"/>
+                <w:sz w:val="22"/>
+              </w:rPr>
+              <w:t>9</w:t>
+            </w:r>
+          </w:p>
+        </w:tc>
+        <w:tc>
+          <w:tcPr>
+            <w:tcW w:type="dxa" w:w="6336"/>
+          </w:tcPr>
+          <w:p>
+            <w:pPr>
+              <w:spacing w:before="40" w:after="40" w:line="240" w:lineRule="auto"/>
+              <w:ind w:left="0"/>
+              <w:jc w:val="left"/>
+            </w:pPr>
+            <w:r/>
+            <w:r>
+              <w:rPr>
+                <w:rFonts w:ascii="Times New Roman" w:hAnsi="Times New Roman" w:eastAsia="Times New Roman"/>
+                <w:b w:val="0"/>
+                <w:i w:val="0"/>
+                <w:sz w:val="22"/>
+              </w:rPr>
+              <w:t>Calibration and answer quality on the IDK-15 test set (refusal-aware correctness, token-F1 threshold 0.5).</w:t>
+            </w:r>
+          </w:p>
+        </w:tc>
+        <w:tc>
+          <w:tcPr>
+            <w:tcW w:type="dxa" w:w="1152"/>
+          </w:tcPr>
+          <w:p>
+            <w:pPr>
+              <w:spacing w:before="40" w:after="40" w:line="240" w:lineRule="auto"/>
+              <w:jc w:val="center"/>
+            </w:pPr>
+            <w:r/>
+            <w:r>
+              <w:rPr>
+                <w:rFonts w:ascii="Times New Roman" w:hAnsi="Times New Roman" w:eastAsia="Times New Roman"/>
+                <w:b w:val="0"/>
+                <w:i w:val="0"/>
+                <w:sz w:val="22"/>
+              </w:rPr>
+              <w:t>21</w:t>
+            </w:r>
+          </w:p>
+        </w:tc>
+      </w:tr>
+      <w:tr>
+        <w:trPr>
+          <w:cantSplit/>
+        </w:trPr>
+        <w:tc>
+          <w:tcPr>
+            <w:tcW w:type="dxa" w:w="1440"/>
+          </w:tcPr>
+          <w:p>
+            <w:pPr>
+              <w:spacing w:before="40" w:after="40" w:line="240" w:lineRule="auto"/>
+              <w:jc w:val="center"/>
+            </w:pPr>
+            <w:r/>
+            <w:r>
+              <w:rPr>
+                <w:rFonts w:ascii="Times New Roman" w:hAnsi="Times New Roman" w:eastAsia="Times New Roman"/>
+                <w:b w:val="0"/>
+                <w:i w:val="0"/>
+                <w:sz w:val="22"/>
+              </w:rPr>
+              <w:t>10</w:t>
+            </w:r>
+          </w:p>
+        </w:tc>
+        <w:tc>
+          <w:tcPr>
+            <w:tcW w:type="dxa" w:w="6336"/>
+          </w:tcPr>
+          <w:p>
+            <w:pPr>
+              <w:spacing w:before="40" w:after="40" w:line="240" w:lineRule="auto"/>
+              <w:ind w:left="0"/>
+              <w:jc w:val="left"/>
+            </w:pPr>
+            <w:r/>
+            <w:r>
+              <w:rPr>
+                <w:rFonts w:ascii="Times New Roman" w:hAnsi="Times New Roman" w:eastAsia="Times New Roman"/>
+                <w:b w:val="0"/>
+                <w:i w:val="0"/>
+                <w:sz w:val="22"/>
+              </w:rPr>
+              <w:t>Changes attributable to each stage.</w:t>
+            </w:r>
+          </w:p>
+        </w:tc>
+        <w:tc>
+          <w:tcPr>
+            <w:tcW w:type="dxa" w:w="1152"/>
+          </w:tcPr>
+          <w:p>
+            <w:pPr>
+              <w:spacing w:before="40" w:after="40" w:line="240" w:lineRule="auto"/>
+              <w:jc w:val="center"/>
+            </w:pPr>
+            <w:r/>
+            <w:r>
+              <w:rPr>
+                <w:rFonts w:ascii="Times New Roman" w:hAnsi="Times New Roman" w:eastAsia="Times New Roman"/>
+                <w:b w:val="0"/>
+                <w:i w:val="0"/>
+                <w:sz w:val="22"/>
+              </w:rPr>
+              <w:t>24</w:t>
+            </w:r>
+          </w:p>
+        </w:tc>
+      </w:tr>
+      <w:tr>
+        <w:trPr>
+          <w:cantSplit/>
+        </w:trPr>
+        <w:tc>
+          <w:tcPr>
+            <w:tcW w:type="dxa" w:w="1440"/>
+          </w:tcPr>
+          <w:p>
+            <w:pPr>
+              <w:spacing w:before="40" w:after="40" w:line="240" w:lineRule="auto"/>
+              <w:jc w:val="center"/>
+            </w:pPr>
+            <w:r/>
+            <w:r>
+              <w:rPr>
+                <w:rFonts w:ascii="Times New Roman" w:hAnsi="Times New Roman" w:eastAsia="Times New Roman"/>
+                <w:b w:val="0"/>
+                <w:i w:val="0"/>
+                <w:sz w:val="22"/>
+              </w:rPr>
+              <w:t>11</w:t>
+            </w:r>
+          </w:p>
+        </w:tc>
+        <w:tc>
+          <w:tcPr>
+            <w:tcW w:type="dxa" w:w="6336"/>
+          </w:tcPr>
+          <w:p>
+            <w:pPr>
+              <w:spacing w:before="40" w:after="40" w:line="240" w:lineRule="auto"/>
+              <w:ind w:left="0"/>
+              <w:jc w:val="left"/>
+            </w:pPr>
+            <w:r/>
+            <w:r>
+              <w:rPr>
+                <w:rFonts w:ascii="Times New Roman" w:hAnsi="Times New Roman" w:eastAsia="Times New Roman"/>
+                <w:b w:val="0"/>
+                <w:i w:val="0"/>
+                <w:sz w:val="22"/>
+              </w:rPr>
+              <w:t>Cost and benefit of abstention training.</w:t>
+            </w:r>
+          </w:p>
+        </w:tc>
+        <w:tc>
+          <w:tcPr>
+            <w:tcW w:type="dxa" w:w="1152"/>
+          </w:tcPr>
+          <w:p>
+            <w:pPr>
+              <w:spacing w:before="40" w:after="40" w:line="240" w:lineRule="auto"/>
+              <w:jc w:val="center"/>
+            </w:pPr>
+            <w:r/>
+            <w:r>
+              <w:rPr>
+                <w:rFonts w:ascii="Times New Roman" w:hAnsi="Times New Roman" w:eastAsia="Times New Roman"/>
+                <w:b w:val="0"/>
+                <w:i w:val="0"/>
+                <w:sz w:val="22"/>
+              </w:rPr>
+              <w:t>25</w:t>
+            </w:r>
+          </w:p>
+        </w:tc>
+      </w:tr>
+    </w:tbl>
     <w:p>
       <w:pPr>
         <w:keepNext/>
@@ -8247,7 +13084,7 @@
               <a:graphicData uri="http://schemas.openxmlformats.org/drawingml/2006/picture">
                 <pic:pic>
                   <pic:nvPicPr>
-                    <pic:cNvPr id="0" name="gantt.png"/>
+                    <pic:cNvPr id="0" name="image.png"/>
                     <pic:cNvPicPr/>
                   </pic:nvPicPr>
                   <pic:blipFill>
@@ -9910,7 +14747,7 @@
               <a:graphicData uri="http://schemas.openxmlformats.org/drawingml/2006/picture">
                 <pic:pic>
                   <pic:nvPicPr>
-                    <pic:cNvPr id="0" name="architecture_vertical.png"/>
+                    <pic:cNvPr id="0" name="image.png"/>
                     <pic:cNvPicPr/>
                   </pic:nvPicPr>
                   <pic:blipFill>
@@ -10081,7 +14918,7 @@
               <a:graphicData uri="http://schemas.openxmlformats.org/drawingml/2006/picture">
                 <pic:pic>
                   <pic:nvPicPr>
-                    <pic:cNvPr id="0" name="dfd_level1.png"/>
+                    <pic:cNvPr id="0" name="image.png"/>
                     <pic:cNvPicPr/>
                   </pic:nvPicPr>
                   <pic:blipFill>
@@ -10233,7 +15070,7 @@
               <a:graphicData uri="http://schemas.openxmlformats.org/drawingml/2006/picture">
                 <pic:pic>
                   <pic:nvPicPr>
-                    <pic:cNvPr id="0" name="use_case.png"/>
+                    <pic:cNvPr id="0" name="image.png"/>
                     <pic:cNvPicPr/>
                   </pic:nvPicPr>
                   <pic:blipFill>
@@ -10385,7 +15222,7 @@
               <a:graphicData uri="http://schemas.openxmlformats.org/drawingml/2006/picture">
                 <pic:pic>
                   <pic:nvPicPr>
-                    <pic:cNvPr id="0" name="sequence_chat.png"/>
+                    <pic:cNvPr id="0" name="image.png"/>
                     <pic:cNvPicPr/>
                   </pic:nvPicPr>
                   <pic:blipFill>
@@ -14359,7 +19196,7 @@
               <a:graphicData uri="http://schemas.openxmlformats.org/drawingml/2006/picture">
                 <pic:pic>
                   <pic:nvPicPr>
-                    <pic:cNvPr id="0" name="demo_home.png"/>
+                    <pic:cNvPr id="0" name="image.png"/>
                     <pic:cNvPicPr/>
                   </pic:nvPicPr>
                   <pic:blipFill>
@@ -14511,7 +19348,7 @@
               <a:graphicData uri="http://schemas.openxmlformats.org/drawingml/2006/picture">
                 <pic:pic>
                   <pic:nvPicPr>
-                    <pic:cNvPr id="0" name="demo_chat.png"/>
+                    <pic:cNvPr id="0" name="image.png"/>
                     <pic:cNvPicPr/>
                   </pic:nvPicPr>
                   <pic:blipFill>
@@ -16887,7 +21724,7 @@
               <a:graphicData uri="http://schemas.openxmlformats.org/drawingml/2006/picture">
                 <pic:pic>
                   <pic:nvPicPr>
-                    <pic:cNvPr id="0" name="reliability.png"/>
+                    <pic:cNvPr id="0" name="image.png"/>
                     <pic:cNvPicPr/>
                   </pic:nvPicPr>
                   <pic:blipFill>
@@ -17075,7 +21912,7 @@
               <a:graphicData uri="http://schemas.openxmlformats.org/drawingml/2006/picture">
                 <pic:pic>
                   <pic:nvPicPr>
-                    <pic:cNvPr id="0" name="confidence_hist.png"/>
+                    <pic:cNvPr id="0" name="image.png"/>
                     <pic:cNvPicPr/>
                   </pic:nvPicPr>
                   <pic:blipFill>
@@ -17190,7 +22027,7 @@
               <a:graphicData uri="http://schemas.openxmlformats.org/drawingml/2006/picture">
                 <pic:pic>
                   <pic:nvPicPr>
-                    <pic:cNvPr id="0" name="roc.png"/>
+                    <pic:cNvPr id="0" name="image.png"/>
                     <pic:cNvPicPr/>
                   </pic:nvPicPr>
                   <pic:blipFill>
